--- a/public/Appendices List.docx
+++ b/public/Appendices List.docx
@@ -948,6 +948,39 @@
           </w:p>
           <w:p>
             <w:pPr>
+              <w:pStyle w:val="ListParagraph"/>
+              <w:numPr>
+                <w:ilvl w:val="0"/>
+                <w:numId w:val="7"/>
+              </w:numPr>
+              <w:spacing w:line="276" w:lineRule="auto"/>
+              <w:rPr>
+                <w:rFonts w:ascii="Times New Roman" w:hAnsi="Times New Roman" w:eastAsia="Times New Roman" w:cs="Times New Roman"/>
+                <w:sz w:val="22"/>
+                <w:szCs w:val="22"/>
+              </w:rPr>
+            </w:pPr>
+            <w:r>
+              <w:rPr>
+                <w:rFonts w:ascii="Times New Roman" w:hAnsi="Times New Roman" w:eastAsia="Times New Roman" w:cs="Times New Roman"/>
+                <w:sz w:val="22"/>
+                <w:szCs w:val="22"/>
+              </w:rPr>
+              <w:t>“handshake” ASP rounds</w:t>
+            </w:r>
+          </w:p>
+          <w:p>
+            <w:pPr>
+              <w:spacing w:line="276" w:lineRule="auto"/>
+              <w:rPr>
+                <w:rFonts w:ascii="Times New Roman" w:hAnsi="Times New Roman" w:eastAsia="Times New Roman" w:cs="Times New Roman"/>
+                <w:sz w:val="22"/>
+                <w:szCs w:val="22"/>
+              </w:rPr>
+            </w:pPr>
+          </w:p>
+          <w:p>
+            <w:pPr>
               <w:spacing w:line="276" w:lineRule="auto"/>
               <w:rPr>
                 <w:rFonts w:ascii="Times New Roman" w:hAnsi="Times New Roman" w:eastAsia="Times New Roman" w:cs="Times New Roman"/>
@@ -2532,6 +2565,14 @@
               </w:rPr>
               <w:t>Education – Providing Education</w:t>
             </w:r>
+            <w:r>
+              <w:rPr>
+                <w:rFonts w:ascii="Times New Roman" w:hAnsi="Times New Roman" w:eastAsia="Times New Roman" w:cs="Times New Roman"/>
+                <w:sz w:val="22"/>
+                <w:szCs w:val="22"/>
+              </w:rPr>
+              <w:t>/Teaching</w:t>
+            </w:r>
           </w:p>
         </w:tc>
         <w:tc>
@@ -2563,7 +2604,79 @@
                 <w:sz w:val="22"/>
                 <w:szCs w:val="22"/>
               </w:rPr>
-              <w:t xml:space="preserve">Developing educational content and educating clinicians about antimicrobial stewardship programs, including antimicrobial resistance and </w:t>
+              <w:t xml:space="preserve">Planning, </w:t>
+            </w:r>
+            <w:r>
+              <w:rPr>
+                <w:rFonts w:ascii="Times New Roman" w:hAnsi="Times New Roman" w:eastAsia="Times New Roman" w:cs="Times New Roman"/>
+                <w:sz w:val="22"/>
+                <w:szCs w:val="22"/>
+              </w:rPr>
+              <w:t>d</w:t>
+            </w:r>
+            <w:r>
+              <w:rPr>
+                <w:rFonts w:ascii="Times New Roman" w:hAnsi="Times New Roman" w:eastAsia="Times New Roman" w:cs="Times New Roman"/>
+                <w:sz w:val="22"/>
+                <w:szCs w:val="22"/>
+              </w:rPr>
+              <w:t>eveloping</w:t>
+            </w:r>
+            <w:r>
+              <w:rPr>
+                <w:rFonts w:ascii="Times New Roman" w:hAnsi="Times New Roman" w:eastAsia="Times New Roman" w:cs="Times New Roman"/>
+                <w:sz w:val="22"/>
+                <w:szCs w:val="22"/>
+              </w:rPr>
+              <w:t xml:space="preserve"> </w:t>
+            </w:r>
+            <w:r>
+              <w:rPr>
+                <w:rFonts w:ascii="Times New Roman" w:hAnsi="Times New Roman" w:eastAsia="Times New Roman" w:cs="Times New Roman"/>
+                <w:sz w:val="22"/>
+                <w:szCs w:val="22"/>
+              </w:rPr>
+              <w:t xml:space="preserve">and/or delivering </w:t>
+            </w:r>
+            <w:r>
+              <w:rPr>
+                <w:rFonts w:ascii="Times New Roman" w:hAnsi="Times New Roman" w:eastAsia="Times New Roman" w:cs="Times New Roman"/>
+                <w:sz w:val="22"/>
+                <w:szCs w:val="22"/>
+              </w:rPr>
+              <w:t>education</w:t>
+            </w:r>
+            <w:r>
+              <w:rPr>
+                <w:rFonts w:ascii="Times New Roman" w:hAnsi="Times New Roman" w:eastAsia="Times New Roman" w:cs="Times New Roman"/>
+                <w:sz w:val="22"/>
+                <w:szCs w:val="22"/>
+              </w:rPr>
+              <w:t xml:space="preserve"> to</w:t>
+            </w:r>
+            <w:r>
+              <w:rPr>
+                <w:rFonts w:ascii="Times New Roman" w:hAnsi="Times New Roman" w:eastAsia="Times New Roman" w:cs="Times New Roman"/>
+                <w:sz w:val="22"/>
+                <w:szCs w:val="22"/>
+              </w:rPr>
+              <w:t xml:space="preserve"> clinicians about </w:t>
+            </w:r>
+            <w:r>
+              <w:rPr>
+                <w:rFonts w:ascii="Times New Roman" w:hAnsi="Times New Roman" w:eastAsia="Times New Roman" w:cs="Times New Roman"/>
+                <w:sz w:val="22"/>
+                <w:szCs w:val="22"/>
+              </w:rPr>
+              <w:t>ASPs</w:t>
+            </w:r>
+            <w:r>
+              <w:rPr>
+                <w:rFonts w:ascii="Times New Roman" w:hAnsi="Times New Roman" w:eastAsia="Times New Roman" w:cs="Times New Roman"/>
+                <w:sz w:val="22"/>
+                <w:szCs w:val="22"/>
+              </w:rPr>
+              <w:t xml:space="preserve">, including antimicrobial resistance and </w:t>
             </w:r>
             <w:r>
               <w:rPr>
@@ -2588,6 +2701,122 @@
                 <w:szCs w:val="22"/>
               </w:rPr>
               <w:t>.</w:t>
+            </w:r>
+          </w:p>
+          <w:p>
+            <w:pPr>
+              <w:spacing w:line="276" w:lineRule="auto"/>
+              <w:rPr>
+                <w:rFonts w:ascii="Times New Roman" w:hAnsi="Times New Roman" w:eastAsia="Times New Roman" w:cs="Times New Roman"/>
+                <w:sz w:val="22"/>
+                <w:szCs w:val="22"/>
+              </w:rPr>
+            </w:pPr>
+          </w:p>
+          <w:p>
+            <w:pPr>
+              <w:spacing w:line="276" w:lineRule="auto"/>
+              <w:rPr>
+                <w:rFonts w:ascii="Times New Roman" w:hAnsi="Times New Roman" w:eastAsia="Times New Roman" w:cs="Times New Roman"/>
+                <w:sz w:val="22"/>
+                <w:szCs w:val="22"/>
+              </w:rPr>
+            </w:pPr>
+            <w:r>
+              <w:rPr>
+                <w:rFonts w:ascii="Times New Roman" w:hAnsi="Times New Roman" w:eastAsia="Times New Roman" w:cs="Times New Roman"/>
+                <w:sz w:val="22"/>
+                <w:szCs w:val="22"/>
+              </w:rPr>
+              <w:t xml:space="preserve">This could also include </w:t>
+            </w:r>
+            <w:r>
+              <w:rPr>
+                <w:rFonts w:ascii="Times New Roman" w:hAnsi="Times New Roman" w:eastAsia="Times New Roman" w:cs="Times New Roman"/>
+                <w:sz w:val="22"/>
+                <w:szCs w:val="22"/>
+              </w:rPr>
+              <w:t xml:space="preserve">planning, developing, and/or delivering </w:t>
+            </w:r>
+            <w:r>
+              <w:rPr>
+                <w:rFonts w:ascii="Times New Roman" w:hAnsi="Times New Roman" w:eastAsia="Times New Roman" w:cs="Times New Roman"/>
+                <w:sz w:val="22"/>
+                <w:szCs w:val="22"/>
+              </w:rPr>
+              <w:t xml:space="preserve">education </w:t>
+            </w:r>
+            <w:r>
+              <w:rPr>
+                <w:rFonts w:ascii="Times New Roman" w:hAnsi="Times New Roman" w:eastAsia="Times New Roman" w:cs="Times New Roman"/>
+                <w:sz w:val="22"/>
+                <w:szCs w:val="22"/>
+              </w:rPr>
+              <w:t xml:space="preserve">to </w:t>
+            </w:r>
+            <w:r>
+              <w:rPr>
+                <w:rFonts w:ascii="Times New Roman" w:hAnsi="Times New Roman" w:eastAsia="Times New Roman" w:cs="Times New Roman"/>
+                <w:sz w:val="22"/>
+                <w:szCs w:val="22"/>
+              </w:rPr>
+              <w:t>t</w:t>
+            </w:r>
+            <w:r>
+              <w:rPr>
+                <w:rFonts w:ascii="Times New Roman" w:hAnsi="Times New Roman" w:eastAsia="Times New Roman" w:cs="Times New Roman"/>
+                <w:sz w:val="22"/>
+                <w:szCs w:val="22"/>
+              </w:rPr>
+              <w:t>rainees</w:t>
+            </w:r>
+            <w:r>
+              <w:rPr>
+                <w:rFonts w:ascii="Times New Roman" w:hAnsi="Times New Roman" w:eastAsia="Times New Roman" w:cs="Times New Roman"/>
+                <w:sz w:val="22"/>
+                <w:szCs w:val="22"/>
+              </w:rPr>
+              <w:t xml:space="preserve"> including residents and fellows</w:t>
+            </w:r>
+            <w:r>
+              <w:rPr>
+                <w:rFonts w:ascii="Times New Roman" w:hAnsi="Times New Roman" w:eastAsia="Times New Roman" w:cs="Times New Roman"/>
+                <w:sz w:val="22"/>
+                <w:szCs w:val="22"/>
+              </w:rPr>
+              <w:t xml:space="preserve"> (</w:t>
+            </w:r>
+            <w:r>
+              <w:rPr>
+                <w:rFonts w:ascii="Times New Roman" w:hAnsi="Times New Roman" w:eastAsia="Times New Roman" w:cs="Times New Roman"/>
+                <w:sz w:val="22"/>
+                <w:szCs w:val="22"/>
+              </w:rPr>
+              <w:t>e.g</w:t>
+            </w:r>
+            <w:r>
+              <w:rPr>
+                <w:rFonts w:ascii="Times New Roman" w:hAnsi="Times New Roman" w:eastAsia="Times New Roman" w:cs="Times New Roman"/>
+                <w:sz w:val="22"/>
+                <w:szCs w:val="22"/>
+              </w:rPr>
+              <w:t xml:space="preserve">, pharmacy, medical, nursing, </w:t>
+            </w:r>
+            <w:r>
+              <w:rPr>
+                <w:rFonts w:ascii="Times New Roman" w:hAnsi="Times New Roman" w:eastAsia="Times New Roman" w:cs="Times New Roman"/>
+                <w:sz w:val="22"/>
+                <w:szCs w:val="22"/>
+              </w:rPr>
+              <w:t>etc</w:t>
+            </w:r>
+            <w:r>
+              <w:rPr>
+                <w:rFonts w:ascii="Times New Roman" w:hAnsi="Times New Roman" w:eastAsia="Times New Roman" w:cs="Times New Roman"/>
+                <w:sz w:val="22"/>
+                <w:szCs w:val="22"/>
+              </w:rPr>
+              <w:t xml:space="preserve">) </w:t>
             </w:r>
           </w:p>
         </w:tc>
@@ -2624,7 +2853,39 @@
                 <w:sz w:val="22"/>
                 <w:szCs w:val="22"/>
               </w:rPr>
-              <w:t xml:space="preserve">Presenting education sessions for clinicians on </w:t>
+              <w:t xml:space="preserve">Presenting education </w:t>
+            </w:r>
+            <w:r>
+              <w:rPr>
+                <w:rFonts w:ascii="Times New Roman" w:hAnsi="Times New Roman" w:eastAsia="Times New Roman" w:cs="Times New Roman"/>
+                <w:sz w:val="22"/>
+                <w:szCs w:val="22"/>
+              </w:rPr>
+              <w:t>(e.g.</w:t>
+            </w:r>
+            <w:r>
+              <w:rPr>
+                <w:rFonts w:ascii="Times New Roman" w:hAnsi="Times New Roman" w:eastAsia="Times New Roman" w:cs="Times New Roman"/>
+                <w:sz w:val="22"/>
+                <w:szCs w:val="22"/>
+              </w:rPr>
+              <w:t xml:space="preserve">, </w:t>
+            </w:r>
+            <w:r>
+              <w:rPr>
+                <w:rFonts w:ascii="Times New Roman" w:hAnsi="Times New Roman" w:eastAsia="Times New Roman" w:cs="Times New Roman"/>
+                <w:sz w:val="22"/>
+                <w:szCs w:val="22"/>
+              </w:rPr>
+              <w:t>on</w:t>
+            </w:r>
+            <w:r>
+              <w:rPr>
+                <w:rFonts w:ascii="Times New Roman" w:hAnsi="Times New Roman" w:eastAsia="Times New Roman" w:cs="Times New Roman"/>
+                <w:sz w:val="22"/>
+                <w:szCs w:val="22"/>
+              </w:rPr>
+              <w:t xml:space="preserve"> </w:t>
             </w:r>
             <w:r>
               <w:rPr>
@@ -2640,7 +2901,39 @@
                 <w:sz w:val="22"/>
                 <w:szCs w:val="22"/>
               </w:rPr>
-              <w:t xml:space="preserve"> antibiotic prescribing.</w:t>
+              <w:t xml:space="preserve"> antibiotic prescribing</w:t>
+            </w:r>
+            <w:r>
+              <w:rPr>
+                <w:rFonts w:ascii="Times New Roman" w:hAnsi="Times New Roman" w:eastAsia="Times New Roman" w:cs="Times New Roman"/>
+                <w:sz w:val="22"/>
+                <w:szCs w:val="22"/>
+              </w:rPr>
+              <w:t xml:space="preserve">, providing information on </w:t>
+            </w:r>
+            <w:r>
+              <w:rPr>
+                <w:rFonts w:ascii="Times New Roman" w:hAnsi="Times New Roman" w:eastAsia="Times New Roman" w:cs="Times New Roman"/>
+                <w:sz w:val="22"/>
+                <w:szCs w:val="22"/>
+              </w:rPr>
+              <w:t xml:space="preserve"> guideline-based antimicrobial therapy</w:t>
+            </w:r>
+            <w:r>
+              <w:rPr>
+                <w:rFonts w:ascii="Times New Roman" w:hAnsi="Times New Roman" w:eastAsia="Times New Roman" w:cs="Times New Roman"/>
+                <w:sz w:val="22"/>
+                <w:szCs w:val="22"/>
+              </w:rPr>
+              <w:t>)</w:t>
+            </w:r>
+            <w:r>
+              <w:rPr>
+                <w:rFonts w:ascii="Times New Roman" w:hAnsi="Times New Roman" w:eastAsia="Times New Roman" w:cs="Times New Roman"/>
+                <w:sz w:val="22"/>
+                <w:szCs w:val="22"/>
+              </w:rPr>
+              <w:t>.</w:t>
             </w:r>
           </w:p>
           <w:p>
@@ -2662,7 +2955,7 @@
                 <w:sz w:val="22"/>
                 <w:szCs w:val="22"/>
               </w:rPr>
-              <w:t>Training prescribers on guideline-based antimicrobial therapy.</w:t>
+              <w:t xml:space="preserve">Activities associated with residency/fellowship </w:t>
             </w:r>
           </w:p>
           <w:p>
@@ -2933,15 +3226,50 @@
                 <w:sz w:val="22"/>
                 <w:szCs w:val="22"/>
               </w:rPr>
-              <w:t xml:space="preserve">Miscellaneous </w:t>
-            </w:r>
-            <w:r>
-              <w:rPr>
-                <w:rFonts w:ascii="Times New Roman" w:hAnsi="Times New Roman" w:eastAsia="Times New Roman" w:cs="Times New Roman"/>
-                <w:sz w:val="22"/>
-                <w:szCs w:val="22"/>
-              </w:rPr>
-              <w:t xml:space="preserve">(Non-ASP time) </w:t>
+              <w:t>Work Interruptions/</w:t>
+            </w:r>
+            <w:r>
+              <w:rPr>
+                <w:rFonts w:ascii="Times New Roman" w:hAnsi="Times New Roman" w:eastAsia="Times New Roman" w:cs="Times New Roman"/>
+                <w:sz w:val="22"/>
+                <w:szCs w:val="22"/>
+              </w:rPr>
+              <w:t xml:space="preserve"> </w:t>
+            </w:r>
+            <w:r>
+              <w:rPr>
+                <w:rFonts w:ascii="Times New Roman" w:hAnsi="Times New Roman" w:eastAsia="Times New Roman" w:cs="Times New Roman"/>
+                <w:sz w:val="22"/>
+                <w:szCs w:val="22"/>
+              </w:rPr>
+              <w:t>Miscellaneous</w:t>
+            </w:r>
+            <w:r>
+              <w:rPr>
+                <w:rFonts w:ascii="Times New Roman" w:hAnsi="Times New Roman" w:eastAsia="Times New Roman" w:cs="Times New Roman"/>
+                <w:sz w:val="22"/>
+                <w:szCs w:val="22"/>
+              </w:rPr>
+              <w:t xml:space="preserve">/ </w:t>
+            </w:r>
+            <w:r>
+              <w:br/>
+            </w:r>
+            <w:r>
+              <w:rPr>
+                <w:rFonts w:ascii="Times New Roman" w:hAnsi="Times New Roman" w:eastAsia="Times New Roman" w:cs="Times New Roman"/>
+                <w:sz w:val="22"/>
+                <w:szCs w:val="22"/>
+              </w:rPr>
+              <w:t>N</w:t>
+            </w:r>
+            <w:r>
+              <w:rPr>
+                <w:rFonts w:ascii="Times New Roman" w:hAnsi="Times New Roman" w:eastAsia="Times New Roman" w:cs="Times New Roman"/>
+                <w:sz w:val="22"/>
+                <w:szCs w:val="22"/>
+              </w:rPr>
+              <w:t>on-ASP time</w:t>
             </w:r>
           </w:p>
         </w:tc>
@@ -2975,7 +3303,23 @@
                 <w:sz w:val="22"/>
                 <w:szCs w:val="22"/>
               </w:rPr>
-              <w:t>Time not attributable to a specific ASP activity, including transit/travel between locations, breaks/meals, and brief administrative downtime</w:t>
+              <w:t xml:space="preserve">Time not </w:t>
+            </w:r>
+            <w:r>
+              <w:rPr>
+                <w:rFonts w:ascii="Times New Roman" w:hAnsi="Times New Roman" w:eastAsia="Times New Roman" w:cs="Times New Roman"/>
+                <w:sz w:val="22"/>
+                <w:szCs w:val="22"/>
+              </w:rPr>
+              <w:t xml:space="preserve">directly </w:t>
+            </w:r>
+            <w:r>
+              <w:rPr>
+                <w:rFonts w:ascii="Times New Roman" w:hAnsi="Times New Roman" w:eastAsia="Times New Roman" w:cs="Times New Roman"/>
+                <w:sz w:val="22"/>
+                <w:szCs w:val="22"/>
+              </w:rPr>
+              <w:t>attributable to a specific ASP activity, including transit/travel between locations, breaks/meals, and brief administrative downtime</w:t>
             </w:r>
           </w:p>
         </w:tc>
@@ -3043,6 +3387,22 @@
         </w:tc>
       </w:tr>
     </w:tbl>
+    <w:p>
+      <w:pPr>
+        <w:spacing w:line="276" w:lineRule="auto"/>
+        <w:rPr>
+          <w:rFonts w:ascii="Times New Roman" w:hAnsi="Times New Roman" w:eastAsia="Times New Roman" w:cs="Times New Roman"/>
+        </w:rPr>
+      </w:pPr>
+    </w:p>
+    <w:p>
+      <w:pPr>
+        <w:spacing w:line="276" w:lineRule="auto"/>
+        <w:rPr>
+          <w:rFonts w:ascii="Times New Roman" w:hAnsi="Times New Roman" w:eastAsia="Times New Roman" w:cs="Times New Roman"/>
+        </w:rPr>
+      </w:pPr>
+    </w:p>
     <w:p>
       <w:pPr>
         <w:spacing w:line="276" w:lineRule="auto"/>
@@ -3169,6 +3529,118 @@
 
 <file path=word/numbering.xml><?xml version="1.0" encoding="utf-8"?>
 <w:numbering xmlns:wpc="http://schemas.microsoft.com/office/word/2010/wordprocessingCanvas" xmlns:cx="http://schemas.microsoft.com/office/drawing/2014/chartex" xmlns:cx1="http://schemas.microsoft.com/office/drawing/2015/9/8/chartex" xmlns:cx2="http://schemas.microsoft.com/office/drawing/2015/10/21/chartex" xmlns:cx3="http://schemas.microsoft.com/office/drawing/2016/5/9/chartex" xmlns:cx4="http://schemas.microsoft.com/office/drawing/2016/5/10/chartex" xmlns:cx5="http://schemas.microsoft.com/office/drawing/2016/5/11/chartex" xmlns:cx6="http://schemas.microsoft.com/office/drawing/2016/5/12/chartex" xmlns:cx7="http://schemas.microsoft.com/office/drawing/2016/5/13/chartex" xmlns:cx8="http://schemas.microsoft.com/office/drawing/2016/5/14/chartex" xmlns:mc="http://schemas.openxmlformats.org/markup-compatibility/2006" xmlns:aink="http://schemas.microsoft.com/office/drawing/2016/ink" xmlns:am3d="http://schemas.microsoft.com/office/drawing/2017/model3d" xmlns:o="urn:schemas-microsoft-com:office:office" xmlns:oel="http://schemas.microsoft.com/office/2019/extlst" xmlns:r="http://schemas.openxmlformats.org/officeDocument/2006/relationships" xmlns:m="http://schemas.openxmlformats.org/officeDocument/2006/math" xmlns:v="urn:schemas-microsoft-com:vml" xmlns:wp14="http://schemas.microsoft.com/office/word/2010/wordprocessingDrawing" xmlns:wp="http://schemas.openxmlformats.org/drawingml/2006/wordprocessingDrawing" xmlns:w10="urn:schemas-microsoft-com:office:word" xmlns:w="http://schemas.openxmlformats.org/wordprocessingml/2006/main" xmlns:w14="http://schemas.microsoft.com/office/word/2010/wordml" xmlns:w15="http://schemas.microsoft.com/office/word/2012/wordml" xmlns:w16cex="http://schemas.microsoft.com/office/word/2018/wordml/cex" xmlns:w16cid="http://schemas.microsoft.com/office/word/2016/wordml/cid" xmlns:w16="http://schemas.microsoft.com/office/word/2018/wordml" xmlns:w16du="http://schemas.microsoft.com/office/word/2023/wordml/word16du" xmlns:w16sdtdh="http://schemas.microsoft.com/office/word/2020/wordml/sdtdatahash" xmlns:w16sdtfl="http://schemas.microsoft.com/office/word/2024/wordml/sdtformatlock" xmlns:w16se="http://schemas.microsoft.com/office/word/2015/wordml/symex" xmlns:wpg="http://schemas.microsoft.com/office/word/2010/wordprocessingGroup" xmlns:wpi="http://schemas.microsoft.com/office/word/2010/wordprocessingInk" xmlns:wne="http://schemas.microsoft.com/office/word/2006/wordml" xmlns:wps="http://schemas.microsoft.com/office/word/2010/wordprocessingShape" mc:Ignorable="w14 w15 w16se w16cid w16 w16cex w16sdtdh w16sdtfl w16du wp14">
+  <w:abstractNum xmlns:w="http://schemas.openxmlformats.org/wordprocessingml/2006/main" w:abstractNumId="20">
+    <w:nsid w:val="36e99bd3"/>
+    <w:multiLevelType xmlns:w="http://schemas.openxmlformats.org/wordprocessingml/2006/main" w:val="hybridMultilevel"/>
+    <w:lvl xmlns:w="http://schemas.openxmlformats.org/wordprocessingml/2006/main" w:ilvl="0">
+      <w:start w:val="1"/>
+      <w:numFmt w:val="bullet"/>
+      <w:lvlText w:val="-"/>
+      <w:lvlJc w:val="left"/>
+      <w:pPr>
+        <w:ind w:left="720" w:hanging="360"/>
+      </w:pPr>
+      <w:rPr>
+        <w:rFonts w:hint="default" w:ascii="Aptos" w:hAnsi="Aptos"/>
+      </w:rPr>
+    </w:lvl>
+    <w:lvl xmlns:w="http://schemas.openxmlformats.org/wordprocessingml/2006/main" w:ilvl="1">
+      <w:start w:val="1"/>
+      <w:numFmt w:val="bullet"/>
+      <w:lvlText w:val="o"/>
+      <w:lvlJc w:val="left"/>
+      <w:pPr>
+        <w:ind w:left="1440" w:hanging="360"/>
+      </w:pPr>
+      <w:rPr>
+        <w:rFonts w:hint="default" w:ascii="Courier New" w:hAnsi="Courier New"/>
+      </w:rPr>
+    </w:lvl>
+    <w:lvl xmlns:w="http://schemas.openxmlformats.org/wordprocessingml/2006/main" w:ilvl="2">
+      <w:start w:val="1"/>
+      <w:numFmt w:val="bullet"/>
+      <w:lvlText w:val=""/>
+      <w:lvlJc w:val="left"/>
+      <w:pPr>
+        <w:ind w:left="2160" w:hanging="360"/>
+      </w:pPr>
+      <w:rPr>
+        <w:rFonts w:hint="default" w:ascii="Wingdings" w:hAnsi="Wingdings"/>
+      </w:rPr>
+    </w:lvl>
+    <w:lvl xmlns:w="http://schemas.openxmlformats.org/wordprocessingml/2006/main" w:ilvl="3">
+      <w:start w:val="1"/>
+      <w:numFmt w:val="bullet"/>
+      <w:lvlText w:val=""/>
+      <w:lvlJc w:val="left"/>
+      <w:pPr>
+        <w:ind w:left="2880" w:hanging="360"/>
+      </w:pPr>
+      <w:rPr>
+        <w:rFonts w:hint="default" w:ascii="Symbol" w:hAnsi="Symbol"/>
+      </w:rPr>
+    </w:lvl>
+    <w:lvl xmlns:w="http://schemas.openxmlformats.org/wordprocessingml/2006/main" w:ilvl="4">
+      <w:start w:val="1"/>
+      <w:numFmt w:val="bullet"/>
+      <w:lvlText w:val="o"/>
+      <w:lvlJc w:val="left"/>
+      <w:pPr>
+        <w:ind w:left="3600" w:hanging="360"/>
+      </w:pPr>
+      <w:rPr>
+        <w:rFonts w:hint="default" w:ascii="Courier New" w:hAnsi="Courier New"/>
+      </w:rPr>
+    </w:lvl>
+    <w:lvl xmlns:w="http://schemas.openxmlformats.org/wordprocessingml/2006/main" w:ilvl="5">
+      <w:start w:val="1"/>
+      <w:numFmt w:val="bullet"/>
+      <w:lvlText w:val=""/>
+      <w:lvlJc w:val="left"/>
+      <w:pPr>
+        <w:ind w:left="4320" w:hanging="360"/>
+      </w:pPr>
+      <w:rPr>
+        <w:rFonts w:hint="default" w:ascii="Wingdings" w:hAnsi="Wingdings"/>
+      </w:rPr>
+    </w:lvl>
+    <w:lvl xmlns:w="http://schemas.openxmlformats.org/wordprocessingml/2006/main" w:ilvl="6">
+      <w:start w:val="1"/>
+      <w:numFmt w:val="bullet"/>
+      <w:lvlText w:val=""/>
+      <w:lvlJc w:val="left"/>
+      <w:pPr>
+        <w:ind w:left="5040" w:hanging="360"/>
+      </w:pPr>
+      <w:rPr>
+        <w:rFonts w:hint="default" w:ascii="Symbol" w:hAnsi="Symbol"/>
+      </w:rPr>
+    </w:lvl>
+    <w:lvl xmlns:w="http://schemas.openxmlformats.org/wordprocessingml/2006/main" w:ilvl="7">
+      <w:start w:val="1"/>
+      <w:numFmt w:val="bullet"/>
+      <w:lvlText w:val="o"/>
+      <w:lvlJc w:val="left"/>
+      <w:pPr>
+        <w:ind w:left="5760" w:hanging="360"/>
+      </w:pPr>
+      <w:rPr>
+        <w:rFonts w:hint="default" w:ascii="Courier New" w:hAnsi="Courier New"/>
+      </w:rPr>
+    </w:lvl>
+    <w:lvl xmlns:w="http://schemas.openxmlformats.org/wordprocessingml/2006/main" w:ilvl="8">
+      <w:start w:val="1"/>
+      <w:numFmt w:val="bullet"/>
+      <w:lvlText w:val=""/>
+      <w:lvlJc w:val="left"/>
+      <w:pPr>
+        <w:ind w:left="6480" w:hanging="360"/>
+      </w:pPr>
+      <w:rPr>
+        <w:rFonts w:hint="default" w:ascii="Wingdings" w:hAnsi="Wingdings"/>
+      </w:rPr>
+    </w:lvl>
+  </w:abstractNum>
   <w:abstractNum w:abstractNumId="0" w15:restartNumberingAfterBreak="0">
     <w:nsid w:val="00B10C08"/>
     <w:multiLevelType w:val="hybridMultilevel"/>
@@ -5321,6 +5793,9 @@
       </w:rPr>
     </w:lvl>
   </w:abstractNum>
+  <w:num w:numId="21">
+    <w:abstractNumId w:val="20"/>
+  </w:num>
   <w:num w:numId="1" w16cid:durableId="1024788018">
     <w:abstractNumId w:val="10"/>
   </w:num>

--- a/public/Appendices List.docx
+++ b/public/Appendices List.docx
@@ -7,18 +7,18 @@
         <w:spacing w:after="0" w:line="276" w:lineRule="auto"/>
         <w:jc w:val="center"/>
         <w:rPr>
-          <w:rFonts w:ascii="Times New Roman" w:hAnsi="Times New Roman" w:eastAsia="Times New Roman" w:cs="Times New Roman"/>
-          <w:b w:val="1"/>
-          <w:bCs w:val="1"/>
+          <w:rFonts w:ascii="Times New Roman" w:eastAsia="Times New Roman" w:hAnsi="Times New Roman" w:cs="Times New Roman"/>
+          <w:b/>
+          <w:bCs/>
           <w:sz w:val="22"/>
           <w:szCs w:val="22"/>
         </w:rPr>
       </w:pPr>
       <w:r>
         <w:rPr>
-          <w:rFonts w:ascii="Times New Roman" w:hAnsi="Times New Roman" w:eastAsia="Times New Roman" w:cs="Times New Roman"/>
-          <w:b w:val="1"/>
-          <w:bCs w:val="1"/>
+          <w:rFonts w:ascii="Times New Roman" w:eastAsia="Times New Roman" w:hAnsi="Times New Roman" w:cs="Times New Roman"/>
+          <w:b/>
+          <w:bCs/>
           <w:sz w:val="22"/>
           <w:szCs w:val="22"/>
         </w:rPr>
@@ -26,9 +26,9 @@
       </w:r>
       <w:r>
         <w:rPr>
-          <w:rFonts w:ascii="Times New Roman" w:hAnsi="Times New Roman" w:eastAsia="Times New Roman" w:cs="Times New Roman"/>
-          <w:b w:val="1"/>
-          <w:bCs w:val="1"/>
+          <w:rFonts w:ascii="Times New Roman" w:eastAsia="Times New Roman" w:hAnsi="Times New Roman" w:cs="Times New Roman"/>
+          <w:b/>
+          <w:bCs/>
           <w:sz w:val="22"/>
           <w:szCs w:val="22"/>
         </w:rPr>
@@ -36,9 +36,9 @@
       </w:r>
       <w:r>
         <w:rPr>
-          <w:rFonts w:ascii="Times New Roman" w:hAnsi="Times New Roman" w:eastAsia="Times New Roman" w:cs="Times New Roman"/>
-          <w:b w:val="1"/>
-          <w:bCs w:val="1"/>
+          <w:rFonts w:ascii="Times New Roman" w:eastAsia="Times New Roman" w:hAnsi="Times New Roman" w:cs="Times New Roman"/>
+          <w:b/>
+          <w:bCs/>
           <w:sz w:val="22"/>
           <w:szCs w:val="22"/>
         </w:rPr>
@@ -51,14 +51,14 @@
         <w:ind w:left="360"/>
         <w:jc w:val="both"/>
         <w:rPr>
-          <w:rFonts w:ascii="Times New Roman" w:hAnsi="Times New Roman" w:eastAsia="Times New Roman" w:cs="Times New Roman"/>
+          <w:rFonts w:ascii="Times New Roman" w:eastAsia="Times New Roman" w:hAnsi="Times New Roman" w:cs="Times New Roman"/>
           <w:sz w:val="22"/>
           <w:szCs w:val="22"/>
         </w:rPr>
       </w:pPr>
       <w:r>
         <w:rPr>
-          <w:rFonts w:ascii="Times New Roman" w:hAnsi="Times New Roman" w:eastAsia="Times New Roman" w:cs="Times New Roman"/>
+          <w:rFonts w:ascii="Times New Roman" w:eastAsia="Times New Roman" w:hAnsi="Times New Roman" w:cs="Times New Roman"/>
           <w:sz w:val="22"/>
           <w:szCs w:val="22"/>
         </w:rPr>
@@ -72,9 +72,9 @@
         <w:tblLook w:val="04A0" w:firstRow="1" w:lastRow="0" w:firstColumn="1" w:lastColumn="0" w:noHBand="0" w:noVBand="1"/>
       </w:tblPr>
       <w:tblGrid>
-        <w:gridCol w:w="2173"/>
-        <w:gridCol w:w="3260"/>
-        <w:gridCol w:w="3907"/>
+        <w:gridCol w:w="2102"/>
+        <w:gridCol w:w="3334"/>
+        <w:gridCol w:w="3904"/>
       </w:tblGrid>
       <w:tr>
         <w:trPr>
@@ -84,10 +84,10 @@
           <w:tcPr>
             <w:tcW w:w="1950" w:type="dxa"/>
             <w:tcBorders>
-              <w:top w:val="single" w:color="auto" w:sz="8" w:space="0"/>
-              <w:left w:val="single" w:color="auto" w:sz="8" w:space="0"/>
-              <w:bottom w:val="single" w:color="auto" w:sz="8" w:space="0"/>
-              <w:right w:val="single" w:color="auto" w:sz="8" w:space="0"/>
+              <w:top w:val="single" w:sz="8" w:space="0" w:color="auto"/>
+              <w:left w:val="single" w:sz="8" w:space="0" w:color="auto"/>
+              <w:bottom w:val="single" w:sz="8" w:space="0" w:color="auto"/>
+              <w:right w:val="single" w:sz="8" w:space="0" w:color="auto"/>
             </w:tcBorders>
             <w:tcMar>
               <w:left w:w="108" w:type="dxa"/>
@@ -98,14 +98,14 @@
             <w:pPr>
               <w:spacing w:line="276" w:lineRule="auto"/>
               <w:rPr>
-                <w:rFonts w:ascii="Times New Roman" w:hAnsi="Times New Roman" w:eastAsia="Times New Roman" w:cs="Times New Roman"/>
-                <w:sz w:val="22"/>
-                <w:szCs w:val="22"/>
-              </w:rPr>
-            </w:pPr>
-            <w:r>
-              <w:rPr>
-                <w:rFonts w:ascii="Times New Roman" w:hAnsi="Times New Roman" w:eastAsia="Times New Roman" w:cs="Times New Roman"/>
+                <w:rFonts w:ascii="Times New Roman" w:eastAsia="Times New Roman" w:hAnsi="Times New Roman" w:cs="Times New Roman"/>
+                <w:sz w:val="22"/>
+                <w:szCs w:val="22"/>
+              </w:rPr>
+            </w:pPr>
+            <w:r>
+              <w:rPr>
+                <w:rFonts w:ascii="Times New Roman" w:eastAsia="Times New Roman" w:hAnsi="Times New Roman" w:cs="Times New Roman"/>
                 <w:sz w:val="22"/>
                 <w:szCs w:val="22"/>
               </w:rPr>
@@ -117,10 +117,10 @@
           <w:tcPr>
             <w:tcW w:w="4350" w:type="dxa"/>
             <w:tcBorders>
-              <w:top w:val="single" w:color="auto" w:sz="8" w:space="0"/>
-              <w:left w:val="single" w:color="auto" w:sz="8" w:space="0"/>
-              <w:bottom w:val="single" w:color="auto" w:sz="8" w:space="0"/>
-              <w:right w:val="single" w:color="auto" w:sz="8" w:space="0"/>
+              <w:top w:val="single" w:sz="8" w:space="0" w:color="auto"/>
+              <w:left w:val="single" w:sz="8" w:space="0" w:color="auto"/>
+              <w:bottom w:val="single" w:sz="8" w:space="0" w:color="auto"/>
+              <w:right w:val="single" w:sz="8" w:space="0" w:color="auto"/>
             </w:tcBorders>
             <w:tcMar>
               <w:left w:w="108" w:type="dxa"/>
@@ -131,14 +131,14 @@
             <w:pPr>
               <w:spacing w:line="276" w:lineRule="auto"/>
               <w:rPr>
-                <w:rFonts w:ascii="Times New Roman" w:hAnsi="Times New Roman" w:eastAsia="Times New Roman" w:cs="Times New Roman"/>
-                <w:sz w:val="22"/>
-                <w:szCs w:val="22"/>
-              </w:rPr>
-            </w:pPr>
-            <w:r>
-              <w:rPr>
-                <w:rFonts w:ascii="Times New Roman" w:hAnsi="Times New Roman" w:eastAsia="Times New Roman" w:cs="Times New Roman"/>
+                <w:rFonts w:ascii="Times New Roman" w:eastAsia="Times New Roman" w:hAnsi="Times New Roman" w:cs="Times New Roman"/>
+                <w:sz w:val="22"/>
+                <w:szCs w:val="22"/>
+              </w:rPr>
+            </w:pPr>
+            <w:r>
+              <w:rPr>
+                <w:rFonts w:ascii="Times New Roman" w:eastAsia="Times New Roman" w:hAnsi="Times New Roman" w:cs="Times New Roman"/>
                 <w:sz w:val="22"/>
                 <w:szCs w:val="22"/>
               </w:rPr>
@@ -150,10 +150,10 @@
           <w:tcPr>
             <w:tcW w:w="4320" w:type="dxa"/>
             <w:tcBorders>
-              <w:top w:val="single" w:color="auto" w:sz="8" w:space="0"/>
-              <w:left w:val="single" w:color="auto" w:sz="8" w:space="0"/>
-              <w:bottom w:val="single" w:color="auto" w:sz="8" w:space="0"/>
-              <w:right w:val="single" w:color="auto" w:sz="8" w:space="0"/>
+              <w:top w:val="single" w:sz="8" w:space="0" w:color="auto"/>
+              <w:left w:val="single" w:sz="8" w:space="0" w:color="auto"/>
+              <w:bottom w:val="single" w:sz="8" w:space="0" w:color="auto"/>
+              <w:right w:val="single" w:sz="8" w:space="0" w:color="auto"/>
             </w:tcBorders>
             <w:tcMar>
               <w:left w:w="108" w:type="dxa"/>
@@ -164,16 +164,15 @@
             <w:pPr>
               <w:spacing w:line="276" w:lineRule="auto"/>
               <w:ind w:right="2160"/>
-              <w:jc w:val="left"/>
-              <w:rPr>
-                <w:rFonts w:ascii="Times New Roman" w:hAnsi="Times New Roman" w:eastAsia="Times New Roman" w:cs="Times New Roman"/>
-                <w:sz w:val="22"/>
-                <w:szCs w:val="22"/>
-              </w:rPr>
-            </w:pPr>
-            <w:r>
-              <w:rPr>
-                <w:rFonts w:ascii="Times New Roman" w:hAnsi="Times New Roman" w:eastAsia="Times New Roman" w:cs="Times New Roman"/>
+              <w:rPr>
+                <w:rFonts w:ascii="Times New Roman" w:eastAsia="Times New Roman" w:hAnsi="Times New Roman" w:cs="Times New Roman"/>
+                <w:sz w:val="22"/>
+                <w:szCs w:val="22"/>
+              </w:rPr>
+            </w:pPr>
+            <w:r>
+              <w:rPr>
+                <w:rFonts w:ascii="Times New Roman" w:eastAsia="Times New Roman" w:hAnsi="Times New Roman" w:cs="Times New Roman"/>
                 <w:sz w:val="22"/>
                 <w:szCs w:val="22"/>
               </w:rPr>
@@ -190,10 +189,10 @@
           <w:tcPr>
             <w:tcW w:w="1950" w:type="dxa"/>
             <w:tcBorders>
-              <w:top w:val="single" w:color="auto" w:sz="8" w:space="0"/>
-              <w:left w:val="single" w:color="auto" w:sz="8" w:space="0"/>
-              <w:bottom w:val="single" w:color="auto" w:sz="8" w:space="0"/>
-              <w:right w:val="single" w:color="auto" w:sz="8" w:space="0"/>
+              <w:top w:val="single" w:sz="8" w:space="0" w:color="auto"/>
+              <w:left w:val="single" w:sz="8" w:space="0" w:color="auto"/>
+              <w:bottom w:val="single" w:sz="8" w:space="0" w:color="auto"/>
+              <w:right w:val="single" w:sz="8" w:space="0" w:color="auto"/>
             </w:tcBorders>
             <w:tcMar>
               <w:left w:w="108" w:type="dxa"/>
@@ -204,14 +203,14 @@
             <w:pPr>
               <w:spacing w:line="276" w:lineRule="auto"/>
               <w:rPr>
-                <w:rFonts w:ascii="Times New Roman" w:hAnsi="Times New Roman" w:eastAsia="Times New Roman" w:cs="Times New Roman"/>
-                <w:sz w:val="22"/>
-                <w:szCs w:val="22"/>
-              </w:rPr>
-            </w:pPr>
-            <w:r>
-              <w:rPr>
-                <w:rFonts w:ascii="Times New Roman" w:hAnsi="Times New Roman" w:eastAsia="Times New Roman" w:cs="Times New Roman"/>
+                <w:rFonts w:ascii="Times New Roman" w:eastAsia="Times New Roman" w:hAnsi="Times New Roman" w:cs="Times New Roman"/>
+                <w:sz w:val="22"/>
+                <w:szCs w:val="22"/>
+              </w:rPr>
+            </w:pPr>
+            <w:r>
+              <w:rPr>
+                <w:rFonts w:ascii="Times New Roman" w:eastAsia="Times New Roman" w:hAnsi="Times New Roman" w:cs="Times New Roman"/>
                 <w:sz w:val="22"/>
                 <w:szCs w:val="22"/>
               </w:rPr>
@@ -223,10 +222,10 @@
           <w:tcPr>
             <w:tcW w:w="4350" w:type="dxa"/>
             <w:tcBorders>
-              <w:top w:val="single" w:color="auto" w:sz="8" w:space="0"/>
-              <w:left w:val="single" w:color="auto" w:sz="8" w:space="0"/>
-              <w:bottom w:val="single" w:color="auto" w:sz="8" w:space="0"/>
-              <w:right w:val="single" w:color="auto" w:sz="8" w:space="0"/>
+              <w:top w:val="single" w:sz="8" w:space="0" w:color="auto"/>
+              <w:left w:val="single" w:sz="8" w:space="0" w:color="auto"/>
+              <w:bottom w:val="single" w:sz="8" w:space="0" w:color="auto"/>
+              <w:right w:val="single" w:sz="8" w:space="0" w:color="auto"/>
             </w:tcBorders>
             <w:tcMar>
               <w:left w:w="108" w:type="dxa"/>
@@ -237,14 +236,14 @@
             <w:pPr>
               <w:spacing w:line="276" w:lineRule="auto"/>
               <w:rPr>
-                <w:rFonts w:ascii="Times New Roman" w:hAnsi="Times New Roman" w:eastAsia="Times New Roman" w:cs="Times New Roman"/>
-                <w:sz w:val="22"/>
-                <w:szCs w:val="22"/>
-              </w:rPr>
-            </w:pPr>
-            <w:r>
-              <w:rPr>
-                <w:rFonts w:ascii="Times New Roman" w:hAnsi="Times New Roman" w:eastAsia="Times New Roman" w:cs="Times New Roman"/>
+                <w:rFonts w:ascii="Times New Roman" w:eastAsia="Times New Roman" w:hAnsi="Times New Roman" w:cs="Times New Roman"/>
+                <w:sz w:val="22"/>
+                <w:szCs w:val="22"/>
+              </w:rPr>
+            </w:pPr>
+            <w:r>
+              <w:rPr>
+                <w:rFonts w:ascii="Times New Roman" w:eastAsia="Times New Roman" w:hAnsi="Times New Roman" w:cs="Times New Roman"/>
                 <w:sz w:val="22"/>
                 <w:szCs w:val="22"/>
               </w:rPr>
@@ -252,43 +251,11 @@
             </w:r>
             <w:r>
               <w:rPr>
-                <w:rFonts w:ascii="Times New Roman" w:hAnsi="Times New Roman" w:eastAsia="Times New Roman" w:cs="Times New Roman"/>
-                <w:sz w:val="22"/>
-                <w:szCs w:val="22"/>
-              </w:rPr>
-              <w:t xml:space="preserve"> hospital-based program focused on improving the </w:t>
-            </w:r>
-            <w:r>
-              <w:rPr>
-                <w:rFonts w:ascii="Times New Roman" w:hAnsi="Times New Roman" w:eastAsia="Times New Roman" w:cs="Times New Roman"/>
-                <w:sz w:val="22"/>
-                <w:szCs w:val="22"/>
-              </w:rPr>
-              <w:t>appropriate use</w:t>
-            </w:r>
-            <w:r>
-              <w:rPr>
-                <w:rFonts w:ascii="Times New Roman" w:hAnsi="Times New Roman" w:eastAsia="Times New Roman" w:cs="Times New Roman"/>
-                <w:sz w:val="22"/>
-                <w:szCs w:val="22"/>
-              </w:rPr>
-              <w:t xml:space="preserve"> of antibiotics to </w:t>
-            </w:r>
-            <w:r>
-              <w:rPr>
-                <w:rFonts w:ascii="Times New Roman" w:hAnsi="Times New Roman" w:eastAsia="Times New Roman" w:cs="Times New Roman"/>
-                <w:sz w:val="22"/>
-                <w:szCs w:val="22"/>
-              </w:rPr>
-              <w:t>optimize</w:t>
-            </w:r>
-            <w:r>
-              <w:rPr>
-                <w:rFonts w:ascii="Times New Roman" w:hAnsi="Times New Roman" w:eastAsia="Times New Roman" w:cs="Times New Roman"/>
-                <w:sz w:val="22"/>
-                <w:szCs w:val="22"/>
-              </w:rPr>
-              <w:t xml:space="preserve"> the treatment of infections and reduce adverse events associated with antimicrobial therapy.</w:t>
+                <w:rFonts w:ascii="Times New Roman" w:eastAsia="Times New Roman" w:hAnsi="Times New Roman" w:cs="Times New Roman"/>
+                <w:sz w:val="22"/>
+                <w:szCs w:val="22"/>
+              </w:rPr>
+              <w:t xml:space="preserve"> hospital-based program focused on improving the appropriate use of antibiotics to optimize the treatment of infections and reduce adverse events associated with antimicrobial therapy.</w:t>
             </w:r>
           </w:p>
         </w:tc>
@@ -296,10 +263,10 @@
           <w:tcPr>
             <w:tcW w:w="4320" w:type="dxa"/>
             <w:tcBorders>
-              <w:top w:val="single" w:color="auto" w:sz="8" w:space="0"/>
-              <w:left w:val="single" w:color="auto" w:sz="8" w:space="0"/>
-              <w:bottom w:val="single" w:color="auto" w:sz="8" w:space="0"/>
-              <w:right w:val="single" w:color="auto" w:sz="8" w:space="0"/>
+              <w:top w:val="single" w:sz="8" w:space="0" w:color="auto"/>
+              <w:left w:val="single" w:sz="8" w:space="0" w:color="auto"/>
+              <w:bottom w:val="single" w:sz="8" w:space="0" w:color="auto"/>
+              <w:right w:val="single" w:sz="8" w:space="0" w:color="auto"/>
             </w:tcBorders>
             <w:tcMar>
               <w:left w:w="108" w:type="dxa"/>
@@ -311,30 +278,22 @@
               <w:pStyle w:val="ListParagraph"/>
               <w:numPr>
                 <w:ilvl w:val="0"/>
-                <w:numId w:val="20"/>
+                <w:numId w:val="21"/>
               </w:numPr>
               <w:spacing w:line="276" w:lineRule="auto"/>
               <w:rPr>
-                <w:rFonts w:ascii="Times New Roman" w:hAnsi="Times New Roman" w:eastAsia="Times New Roman" w:cs="Times New Roman"/>
-                <w:sz w:val="22"/>
-                <w:szCs w:val="22"/>
-              </w:rPr>
-            </w:pPr>
-            <w:r>
-              <w:rPr>
-                <w:rFonts w:ascii="Times New Roman" w:hAnsi="Times New Roman" w:eastAsia="Times New Roman" w:cs="Times New Roman"/>
-                <w:sz w:val="22"/>
-                <w:szCs w:val="22"/>
-              </w:rPr>
-              <w:t xml:space="preserve">Antibiotic time-out at </w:t>
-            </w:r>
-            <w:r>
-              <w:rPr>
-                <w:rFonts w:ascii="Times New Roman" w:hAnsi="Times New Roman" w:eastAsia="Times New Roman" w:cs="Times New Roman"/>
-                <w:sz w:val="22"/>
-                <w:szCs w:val="22"/>
-              </w:rPr>
-              <w:t>48 hours</w:t>
+                <w:rFonts w:ascii="Times New Roman" w:eastAsia="Times New Roman" w:hAnsi="Times New Roman" w:cs="Times New Roman"/>
+                <w:sz w:val="22"/>
+                <w:szCs w:val="22"/>
+              </w:rPr>
+            </w:pPr>
+            <w:r>
+              <w:rPr>
+                <w:rFonts w:ascii="Times New Roman" w:eastAsia="Times New Roman" w:hAnsi="Times New Roman" w:cs="Times New Roman"/>
+                <w:sz w:val="22"/>
+                <w:szCs w:val="22"/>
+              </w:rPr>
+              <w:t>Antibiotic time-out at 48 hours</w:t>
             </w:r>
           </w:p>
           <w:p>
@@ -342,38 +301,22 @@
               <w:pStyle w:val="ListParagraph"/>
               <w:numPr>
                 <w:ilvl w:val="0"/>
-                <w:numId w:val="20"/>
+                <w:numId w:val="21"/>
               </w:numPr>
               <w:spacing w:line="276" w:lineRule="auto"/>
               <w:rPr>
-                <w:rFonts w:ascii="Times New Roman" w:hAnsi="Times New Roman" w:eastAsia="Times New Roman" w:cs="Times New Roman"/>
-                <w:sz w:val="22"/>
-                <w:szCs w:val="22"/>
-              </w:rPr>
-            </w:pPr>
-            <w:r>
-              <w:rPr>
-                <w:rFonts w:ascii="Times New Roman" w:hAnsi="Times New Roman" w:eastAsia="Times New Roman" w:cs="Times New Roman"/>
-                <w:sz w:val="22"/>
-                <w:szCs w:val="22"/>
-              </w:rPr>
-              <w:t>Documentation of dose/duration/</w:t>
-            </w:r>
-            <w:r>
-              <w:rPr>
-                <w:rFonts w:ascii="Times New Roman" w:hAnsi="Times New Roman" w:eastAsia="Times New Roman" w:cs="Times New Roman"/>
-                <w:sz w:val="22"/>
-                <w:szCs w:val="22"/>
-              </w:rPr>
-              <w:t>indication</w:t>
-            </w:r>
-            <w:r>
-              <w:rPr>
-                <w:rFonts w:ascii="Times New Roman" w:hAnsi="Times New Roman" w:eastAsia="Times New Roman" w:cs="Times New Roman"/>
-                <w:sz w:val="22"/>
-                <w:szCs w:val="22"/>
-              </w:rPr>
-              <w:t xml:space="preserve"> </w:t>
+                <w:rFonts w:ascii="Times New Roman" w:eastAsia="Times New Roman" w:hAnsi="Times New Roman" w:cs="Times New Roman"/>
+                <w:sz w:val="22"/>
+                <w:szCs w:val="22"/>
+              </w:rPr>
+            </w:pPr>
+            <w:r>
+              <w:rPr>
+                <w:rFonts w:ascii="Times New Roman" w:eastAsia="Times New Roman" w:hAnsi="Times New Roman" w:cs="Times New Roman"/>
+                <w:sz w:val="22"/>
+                <w:szCs w:val="22"/>
+              </w:rPr>
+              <w:t xml:space="preserve">Documentation of dose/duration/indication </w:t>
             </w:r>
           </w:p>
           <w:p>
@@ -381,18 +324,18 @@
               <w:pStyle w:val="ListParagraph"/>
               <w:numPr>
                 <w:ilvl w:val="0"/>
-                <w:numId w:val="20"/>
+                <w:numId w:val="21"/>
               </w:numPr>
               <w:spacing w:line="276" w:lineRule="auto"/>
               <w:rPr>
-                <w:rFonts w:ascii="Times New Roman" w:hAnsi="Times New Roman" w:eastAsia="Times New Roman" w:cs="Times New Roman"/>
-                <w:sz w:val="22"/>
-                <w:szCs w:val="22"/>
-              </w:rPr>
-            </w:pPr>
-            <w:r>
-              <w:rPr>
-                <w:rFonts w:ascii="Times New Roman" w:hAnsi="Times New Roman" w:eastAsia="Times New Roman" w:cs="Times New Roman"/>
+                <w:rFonts w:ascii="Times New Roman" w:eastAsia="Times New Roman" w:hAnsi="Times New Roman" w:cs="Times New Roman"/>
+                <w:sz w:val="22"/>
+                <w:szCs w:val="22"/>
+              </w:rPr>
+            </w:pPr>
+            <w:r>
+              <w:rPr>
+                <w:rFonts w:ascii="Times New Roman" w:eastAsia="Times New Roman" w:hAnsi="Times New Roman" w:cs="Times New Roman"/>
                 <w:sz w:val="22"/>
                 <w:szCs w:val="22"/>
               </w:rPr>
@@ -404,26 +347,38 @@
               <w:pStyle w:val="ListParagraph"/>
               <w:numPr>
                 <w:ilvl w:val="0"/>
-                <w:numId w:val="20"/>
+                <w:numId w:val="21"/>
               </w:numPr>
               <w:spacing w:line="276" w:lineRule="auto"/>
               <w:rPr>
-                <w:rFonts w:ascii="Times New Roman" w:hAnsi="Times New Roman" w:eastAsia="Times New Roman" w:cs="Times New Roman"/>
-                <w:sz w:val="22"/>
-                <w:szCs w:val="22"/>
-              </w:rPr>
-            </w:pPr>
-            <w:r>
-              <w:rPr>
-                <w:rFonts w:ascii="Times New Roman" w:hAnsi="Times New Roman" w:eastAsia="Times New Roman" w:cs="Times New Roman"/>
-                <w:sz w:val="22"/>
-                <w:szCs w:val="22"/>
-              </w:rPr>
-              <w:t>Tracking C.</w:t>
-            </w:r>
-            <w:r>
-              <w:rPr>
-                <w:rFonts w:ascii="Times New Roman" w:hAnsi="Times New Roman" w:eastAsia="Times New Roman" w:cs="Times New Roman"/>
+                <w:rFonts w:ascii="Times New Roman" w:eastAsia="Times New Roman" w:hAnsi="Times New Roman" w:cs="Times New Roman"/>
+                <w:sz w:val="22"/>
+                <w:szCs w:val="22"/>
+              </w:rPr>
+            </w:pPr>
+            <w:r>
+              <w:rPr>
+                <w:rFonts w:ascii="Times New Roman" w:eastAsia="Times New Roman" w:hAnsi="Times New Roman" w:cs="Times New Roman"/>
+                <w:sz w:val="22"/>
+                <w:szCs w:val="22"/>
+              </w:rPr>
+              <w:t xml:space="preserve">Tracking </w:t>
+            </w:r>
+            <w:r>
+              <w:rPr>
+                <w:rFonts w:ascii="Times New Roman" w:eastAsia="Times New Roman" w:hAnsi="Times New Roman" w:cs="Times New Roman"/>
+                <w:i/>
+                <w:iCs/>
+                <w:sz w:val="22"/>
+                <w:szCs w:val="22"/>
+              </w:rPr>
+              <w:t>C.</w:t>
+            </w:r>
+            <w:r>
+              <w:rPr>
+                <w:rFonts w:ascii="Times New Roman" w:eastAsia="Times New Roman" w:hAnsi="Times New Roman" w:cs="Times New Roman"/>
+                <w:i/>
+                <w:iCs/>
                 <w:sz w:val="22"/>
                 <w:szCs w:val="22"/>
               </w:rPr>
@@ -431,11 +386,21 @@
             </w:r>
             <w:r>
               <w:rPr>
-                <w:rFonts w:ascii="Times New Roman" w:hAnsi="Times New Roman" w:eastAsia="Times New Roman" w:cs="Times New Roman"/>
-                <w:sz w:val="22"/>
-                <w:szCs w:val="22"/>
-              </w:rPr>
-              <w:t>difficile rates</w:t>
+                <w:rFonts w:ascii="Times New Roman" w:eastAsia="Times New Roman" w:hAnsi="Times New Roman" w:cs="Times New Roman"/>
+                <w:i/>
+                <w:iCs/>
+                <w:sz w:val="22"/>
+                <w:szCs w:val="22"/>
+              </w:rPr>
+              <w:t>difficile</w:t>
+            </w:r>
+            <w:r>
+              <w:rPr>
+                <w:rFonts w:ascii="Times New Roman" w:eastAsia="Times New Roman" w:hAnsi="Times New Roman" w:cs="Times New Roman"/>
+                <w:sz w:val="22"/>
+                <w:szCs w:val="22"/>
+              </w:rPr>
+              <w:t xml:space="preserve"> rates</w:t>
             </w:r>
           </w:p>
           <w:p>
@@ -443,18 +408,18 @@
               <w:pStyle w:val="ListParagraph"/>
               <w:numPr>
                 <w:ilvl w:val="0"/>
-                <w:numId w:val="20"/>
+                <w:numId w:val="21"/>
               </w:numPr>
               <w:spacing w:line="276" w:lineRule="auto"/>
               <w:rPr>
-                <w:rFonts w:ascii="Times New Roman" w:hAnsi="Times New Roman" w:eastAsia="Times New Roman" w:cs="Times New Roman"/>
-                <w:sz w:val="22"/>
-                <w:szCs w:val="22"/>
-              </w:rPr>
-            </w:pPr>
-            <w:r>
-              <w:rPr>
-                <w:rFonts w:ascii="Times New Roman" w:hAnsi="Times New Roman" w:eastAsia="Times New Roman" w:cs="Times New Roman"/>
+                <w:rFonts w:ascii="Times New Roman" w:eastAsia="Times New Roman" w:hAnsi="Times New Roman" w:cs="Times New Roman"/>
+                <w:sz w:val="22"/>
+                <w:szCs w:val="22"/>
+              </w:rPr>
+            </w:pPr>
+            <w:r>
+              <w:rPr>
+                <w:rFonts w:ascii="Times New Roman" w:eastAsia="Times New Roman" w:hAnsi="Times New Roman" w:cs="Times New Roman"/>
                 <w:sz w:val="22"/>
                 <w:szCs w:val="22"/>
               </w:rPr>
@@ -471,10 +436,10 @@
           <w:tcPr>
             <w:tcW w:w="1950" w:type="dxa"/>
             <w:tcBorders>
-              <w:top w:val="single" w:color="auto" w:sz="8" w:space="0"/>
-              <w:left w:val="single" w:color="auto" w:sz="8" w:space="0"/>
-              <w:bottom w:val="single" w:color="auto" w:sz="8" w:space="0"/>
-              <w:right w:val="single" w:color="auto" w:sz="8" w:space="0"/>
+              <w:top w:val="single" w:sz="8" w:space="0" w:color="auto"/>
+              <w:left w:val="single" w:sz="8" w:space="0" w:color="auto"/>
+              <w:bottom w:val="single" w:sz="8" w:space="0" w:color="auto"/>
+              <w:right w:val="single" w:sz="8" w:space="0" w:color="auto"/>
             </w:tcBorders>
             <w:tcMar>
               <w:left w:w="108" w:type="dxa"/>
@@ -485,14 +450,14 @@
             <w:pPr>
               <w:spacing w:line="276" w:lineRule="auto"/>
               <w:rPr>
-                <w:rFonts w:ascii="Times New Roman" w:hAnsi="Times New Roman" w:eastAsia="Times New Roman" w:cs="Times New Roman"/>
-                <w:sz w:val="22"/>
-                <w:szCs w:val="22"/>
-              </w:rPr>
-            </w:pPr>
-            <w:r>
-              <w:rPr>
-                <w:rFonts w:ascii="Times New Roman" w:hAnsi="Times New Roman" w:eastAsia="Times New Roman" w:cs="Times New Roman"/>
+                <w:rFonts w:ascii="Times New Roman" w:eastAsia="Times New Roman" w:hAnsi="Times New Roman" w:cs="Times New Roman"/>
+                <w:sz w:val="22"/>
+                <w:szCs w:val="22"/>
+              </w:rPr>
+            </w:pPr>
+            <w:r>
+              <w:rPr>
+                <w:rFonts w:ascii="Times New Roman" w:eastAsia="Times New Roman" w:hAnsi="Times New Roman" w:cs="Times New Roman"/>
                 <w:sz w:val="22"/>
                 <w:szCs w:val="22"/>
               </w:rPr>
@@ -504,10 +469,10 @@
           <w:tcPr>
             <w:tcW w:w="4350" w:type="dxa"/>
             <w:tcBorders>
-              <w:top w:val="single" w:color="auto" w:sz="8" w:space="0"/>
-              <w:left w:val="single" w:color="auto" w:sz="8" w:space="0"/>
-              <w:bottom w:val="single" w:color="auto" w:sz="8" w:space="0"/>
-              <w:right w:val="single" w:color="auto" w:sz="8" w:space="0"/>
+              <w:top w:val="single" w:sz="8" w:space="0" w:color="auto"/>
+              <w:left w:val="single" w:sz="8" w:space="0" w:color="auto"/>
+              <w:bottom w:val="single" w:sz="8" w:space="0" w:color="auto"/>
+              <w:right w:val="single" w:sz="8" w:space="0" w:color="auto"/>
             </w:tcBorders>
             <w:tcMar>
               <w:left w:w="108" w:type="dxa"/>
@@ -518,34 +483,18 @@
             <w:pPr>
               <w:spacing w:line="276" w:lineRule="auto"/>
               <w:rPr>
-                <w:rFonts w:ascii="Times New Roman" w:hAnsi="Times New Roman" w:eastAsia="Times New Roman" w:cs="Times New Roman"/>
-                <w:sz w:val="22"/>
-                <w:szCs w:val="22"/>
-              </w:rPr>
-            </w:pPr>
-            <w:r>
-              <w:rPr>
-                <w:rFonts w:ascii="Times New Roman" w:hAnsi="Times New Roman" w:eastAsia="Times New Roman" w:cs="Times New Roman"/>
-                <w:sz w:val="22"/>
-                <w:szCs w:val="22"/>
-              </w:rPr>
-              <w:t xml:space="preserve">A stewardship intervention performed by expert doing review of antibiotic therapy and provision of feedback to prescribers to </w:t>
-            </w:r>
-            <w:r>
-              <w:rPr>
-                <w:rFonts w:ascii="Times New Roman" w:hAnsi="Times New Roman" w:eastAsia="Times New Roman" w:cs="Times New Roman"/>
-                <w:sz w:val="22"/>
-                <w:szCs w:val="22"/>
-              </w:rPr>
-              <w:t>optimize</w:t>
-            </w:r>
-            <w:r>
-              <w:rPr>
-                <w:rFonts w:ascii="Times New Roman" w:hAnsi="Times New Roman" w:eastAsia="Times New Roman" w:cs="Times New Roman"/>
-                <w:sz w:val="22"/>
-                <w:szCs w:val="22"/>
-              </w:rPr>
-              <w:t xml:space="preserve"> antibiotic use </w:t>
+                <w:rFonts w:ascii="Times New Roman" w:eastAsia="Times New Roman" w:hAnsi="Times New Roman" w:cs="Times New Roman"/>
+                <w:sz w:val="22"/>
+                <w:szCs w:val="22"/>
+              </w:rPr>
+            </w:pPr>
+            <w:r>
+              <w:rPr>
+                <w:rFonts w:ascii="Times New Roman" w:eastAsia="Times New Roman" w:hAnsi="Times New Roman" w:cs="Times New Roman"/>
+                <w:sz w:val="22"/>
+                <w:szCs w:val="22"/>
+              </w:rPr>
+              <w:t xml:space="preserve">A stewardship intervention performed by expert doing review of antibiotic therapy and provision of feedback to prescribers to optimize antibiotic use </w:t>
             </w:r>
           </w:p>
         </w:tc>
@@ -553,10 +502,10 @@
           <w:tcPr>
             <w:tcW w:w="4320" w:type="dxa"/>
             <w:tcBorders>
-              <w:top w:val="single" w:color="auto" w:sz="8" w:space="0"/>
-              <w:left w:val="single" w:color="auto" w:sz="8" w:space="0"/>
-              <w:bottom w:val="single" w:color="auto" w:sz="8" w:space="0"/>
-              <w:right w:val="single" w:color="auto" w:sz="8" w:space="0"/>
+              <w:top w:val="single" w:sz="8" w:space="0" w:color="auto"/>
+              <w:left w:val="single" w:sz="8" w:space="0" w:color="auto"/>
+              <w:bottom w:val="single" w:sz="8" w:space="0" w:color="auto"/>
+              <w:right w:val="single" w:sz="8" w:space="0" w:color="auto"/>
             </w:tcBorders>
             <w:tcMar>
               <w:left w:w="108" w:type="dxa"/>
@@ -568,18 +517,18 @@
               <w:pStyle w:val="ListParagraph"/>
               <w:numPr>
                 <w:ilvl w:val="0"/>
-                <w:numId w:val="8"/>
+                <w:numId w:val="9"/>
               </w:numPr>
               <w:spacing w:line="276" w:lineRule="auto"/>
               <w:rPr>
-                <w:rFonts w:ascii="Times New Roman" w:hAnsi="Times New Roman" w:eastAsia="Times New Roman" w:cs="Times New Roman"/>
-                <w:sz w:val="22"/>
-                <w:szCs w:val="22"/>
-              </w:rPr>
-            </w:pPr>
-            <w:r>
-              <w:rPr>
-                <w:rFonts w:ascii="Times New Roman" w:hAnsi="Times New Roman" w:eastAsia="Times New Roman" w:cs="Times New Roman"/>
+                <w:rFonts w:ascii="Times New Roman" w:eastAsia="Times New Roman" w:hAnsi="Times New Roman" w:cs="Times New Roman"/>
+                <w:sz w:val="22"/>
+                <w:szCs w:val="22"/>
+              </w:rPr>
+            </w:pPr>
+            <w:r>
+              <w:rPr>
+                <w:rFonts w:ascii="Times New Roman" w:eastAsia="Times New Roman" w:hAnsi="Times New Roman" w:cs="Times New Roman"/>
                 <w:sz w:val="22"/>
                 <w:szCs w:val="22"/>
               </w:rPr>
@@ -591,38 +540,22 @@
               <w:pStyle w:val="ListParagraph"/>
               <w:numPr>
                 <w:ilvl w:val="0"/>
-                <w:numId w:val="8"/>
+                <w:numId w:val="9"/>
               </w:numPr>
               <w:spacing w:line="276" w:lineRule="auto"/>
               <w:rPr>
-                <w:rFonts w:ascii="Times New Roman" w:hAnsi="Times New Roman" w:eastAsia="Times New Roman" w:cs="Times New Roman"/>
-                <w:sz w:val="22"/>
-                <w:szCs w:val="22"/>
-              </w:rPr>
-            </w:pPr>
-            <w:r>
-              <w:rPr>
-                <w:rFonts w:ascii="Times New Roman" w:hAnsi="Times New Roman" w:eastAsia="Times New Roman" w:cs="Times New Roman"/>
-                <w:sz w:val="22"/>
-                <w:szCs w:val="22"/>
-              </w:rPr>
-              <w:t xml:space="preserve">Recommendations to narrow, </w:t>
-            </w:r>
-            <w:r>
-              <w:rPr>
-                <w:rFonts w:ascii="Times New Roman" w:hAnsi="Times New Roman" w:eastAsia="Times New Roman" w:cs="Times New Roman"/>
-                <w:sz w:val="22"/>
-                <w:szCs w:val="22"/>
-              </w:rPr>
-              <w:t>discontinue</w:t>
-            </w:r>
-            <w:r>
-              <w:rPr>
-                <w:rFonts w:ascii="Times New Roman" w:hAnsi="Times New Roman" w:eastAsia="Times New Roman" w:cs="Times New Roman"/>
-                <w:sz w:val="22"/>
-                <w:szCs w:val="22"/>
-              </w:rPr>
-              <w:t>, or adjust therapy</w:t>
+                <w:rFonts w:ascii="Times New Roman" w:eastAsia="Times New Roman" w:hAnsi="Times New Roman" w:cs="Times New Roman"/>
+                <w:sz w:val="22"/>
+                <w:szCs w:val="22"/>
+              </w:rPr>
+            </w:pPr>
+            <w:r>
+              <w:rPr>
+                <w:rFonts w:ascii="Times New Roman" w:eastAsia="Times New Roman" w:hAnsi="Times New Roman" w:cs="Times New Roman"/>
+                <w:sz w:val="22"/>
+                <w:szCs w:val="22"/>
+              </w:rPr>
+              <w:t>Recommendations to narrow, discontinue, or adjust therapy</w:t>
             </w:r>
           </w:p>
           <w:p>
@@ -630,18 +563,18 @@
               <w:pStyle w:val="ListParagraph"/>
               <w:numPr>
                 <w:ilvl w:val="0"/>
-                <w:numId w:val="8"/>
+                <w:numId w:val="9"/>
               </w:numPr>
               <w:spacing w:line="276" w:lineRule="auto"/>
               <w:rPr>
-                <w:rFonts w:ascii="Times New Roman" w:hAnsi="Times New Roman" w:eastAsia="Times New Roman" w:cs="Times New Roman"/>
-                <w:sz w:val="22"/>
-                <w:szCs w:val="22"/>
-              </w:rPr>
-            </w:pPr>
-            <w:r>
-              <w:rPr>
-                <w:rFonts w:ascii="Times New Roman" w:hAnsi="Times New Roman" w:eastAsia="Times New Roman" w:cs="Times New Roman"/>
+                <w:rFonts w:ascii="Times New Roman" w:eastAsia="Times New Roman" w:hAnsi="Times New Roman" w:cs="Times New Roman"/>
+                <w:sz w:val="22"/>
+                <w:szCs w:val="22"/>
+              </w:rPr>
+            </w:pPr>
+            <w:r>
+              <w:rPr>
+                <w:rFonts w:ascii="Times New Roman" w:eastAsia="Times New Roman" w:hAnsi="Times New Roman" w:cs="Times New Roman"/>
                 <w:sz w:val="22"/>
                 <w:szCs w:val="22"/>
               </w:rPr>
@@ -658,10 +591,10 @@
           <w:tcPr>
             <w:tcW w:w="1950" w:type="dxa"/>
             <w:tcBorders>
-              <w:top w:val="single" w:color="auto" w:sz="8" w:space="0"/>
-              <w:left w:val="single" w:color="auto" w:sz="8" w:space="0"/>
-              <w:bottom w:val="single" w:color="auto" w:sz="8" w:space="0"/>
-              <w:right w:val="single" w:color="auto" w:sz="8" w:space="0"/>
+              <w:top w:val="single" w:sz="8" w:space="0" w:color="auto"/>
+              <w:left w:val="single" w:sz="8" w:space="0" w:color="auto"/>
+              <w:bottom w:val="single" w:sz="8" w:space="0" w:color="auto"/>
+              <w:right w:val="single" w:sz="8" w:space="0" w:color="auto"/>
             </w:tcBorders>
             <w:tcMar>
               <w:left w:w="108" w:type="dxa"/>
@@ -672,14 +605,14 @@
             <w:pPr>
               <w:spacing w:line="276" w:lineRule="auto"/>
               <w:rPr>
-                <w:rFonts w:ascii="Times New Roman" w:hAnsi="Times New Roman" w:eastAsia="Times New Roman" w:cs="Times New Roman"/>
-                <w:sz w:val="22"/>
-                <w:szCs w:val="22"/>
-              </w:rPr>
-            </w:pPr>
-            <w:r>
-              <w:rPr>
-                <w:rFonts w:ascii="Times New Roman" w:hAnsi="Times New Roman" w:eastAsia="Times New Roman" w:cs="Times New Roman"/>
+                <w:rFonts w:ascii="Times New Roman" w:eastAsia="Times New Roman" w:hAnsi="Times New Roman" w:cs="Times New Roman"/>
+                <w:sz w:val="22"/>
+                <w:szCs w:val="22"/>
+              </w:rPr>
+            </w:pPr>
+            <w:r>
+              <w:rPr>
+                <w:rFonts w:ascii="Times New Roman" w:eastAsia="Times New Roman" w:hAnsi="Times New Roman" w:cs="Times New Roman"/>
                 <w:sz w:val="22"/>
                 <w:szCs w:val="22"/>
               </w:rPr>
@@ -691,10 +624,10 @@
           <w:tcPr>
             <w:tcW w:w="4350" w:type="dxa"/>
             <w:tcBorders>
-              <w:top w:val="single" w:color="auto" w:sz="8" w:space="0"/>
-              <w:left w:val="single" w:color="auto" w:sz="8" w:space="0"/>
-              <w:bottom w:val="single" w:color="auto" w:sz="8" w:space="0"/>
-              <w:right w:val="single" w:color="auto" w:sz="8" w:space="0"/>
+              <w:top w:val="single" w:sz="8" w:space="0" w:color="auto"/>
+              <w:left w:val="single" w:sz="8" w:space="0" w:color="auto"/>
+              <w:bottom w:val="single" w:sz="8" w:space="0" w:color="auto"/>
+              <w:right w:val="single" w:sz="8" w:space="0" w:color="auto"/>
             </w:tcBorders>
             <w:tcMar>
               <w:left w:w="108" w:type="dxa"/>
@@ -705,34 +638,18 @@
             <w:pPr>
               <w:spacing w:line="276" w:lineRule="auto"/>
               <w:rPr>
-                <w:rFonts w:ascii="Times New Roman" w:hAnsi="Times New Roman" w:eastAsia="Times New Roman" w:cs="Times New Roman"/>
-                <w:sz w:val="22"/>
-                <w:szCs w:val="22"/>
-              </w:rPr>
-            </w:pPr>
-            <w:r>
-              <w:rPr>
-                <w:rFonts w:ascii="Times New Roman" w:hAnsi="Times New Roman" w:eastAsia="Times New Roman" w:cs="Times New Roman"/>
-                <w:sz w:val="22"/>
-                <w:szCs w:val="22"/>
-              </w:rPr>
-              <w:t xml:space="preserve">An intervention that limits the use of selected antibiotics based on spectrum of activity, cost, or toxicity, and requires authorization by an expert prior to </w:t>
-            </w:r>
-            <w:r>
-              <w:rPr>
-                <w:rFonts w:ascii="Times New Roman" w:hAnsi="Times New Roman" w:eastAsia="Times New Roman" w:cs="Times New Roman"/>
-                <w:sz w:val="22"/>
-                <w:szCs w:val="22"/>
-              </w:rPr>
-              <w:t>initiating</w:t>
-            </w:r>
-            <w:r>
-              <w:rPr>
-                <w:rFonts w:ascii="Times New Roman" w:hAnsi="Times New Roman" w:eastAsia="Times New Roman" w:cs="Times New Roman"/>
-                <w:sz w:val="22"/>
-                <w:szCs w:val="22"/>
-              </w:rPr>
-              <w:t xml:space="preserve"> therapy</w:t>
+                <w:rFonts w:ascii="Times New Roman" w:eastAsia="Times New Roman" w:hAnsi="Times New Roman" w:cs="Times New Roman"/>
+                <w:sz w:val="22"/>
+                <w:szCs w:val="22"/>
+              </w:rPr>
+            </w:pPr>
+            <w:r>
+              <w:rPr>
+                <w:rFonts w:ascii="Times New Roman" w:eastAsia="Times New Roman" w:hAnsi="Times New Roman" w:cs="Times New Roman"/>
+                <w:sz w:val="22"/>
+                <w:szCs w:val="22"/>
+              </w:rPr>
+              <w:t>An intervention that limits the use of selected antibiotics based on spectrum of activity, cost, or toxicity, and requires authorization by an expert prior to initiating therapy</w:t>
             </w:r>
           </w:p>
         </w:tc>
@@ -740,10 +657,10 @@
           <w:tcPr>
             <w:tcW w:w="4320" w:type="dxa"/>
             <w:tcBorders>
-              <w:top w:val="single" w:color="auto" w:sz="8" w:space="0"/>
-              <w:left w:val="single" w:color="auto" w:sz="8" w:space="0"/>
-              <w:bottom w:val="single" w:color="auto" w:sz="8" w:space="0"/>
-              <w:right w:val="single" w:color="auto" w:sz="8" w:space="0"/>
+              <w:top w:val="single" w:sz="8" w:space="0" w:color="auto"/>
+              <w:left w:val="single" w:sz="8" w:space="0" w:color="auto"/>
+              <w:bottom w:val="single" w:sz="8" w:space="0" w:color="auto"/>
+              <w:right w:val="single" w:sz="8" w:space="0" w:color="auto"/>
             </w:tcBorders>
             <w:tcMar>
               <w:left w:w="108" w:type="dxa"/>
@@ -755,54 +672,22 @@
               <w:pStyle w:val="ListParagraph"/>
               <w:numPr>
                 <w:ilvl w:val="0"/>
-                <w:numId w:val="19"/>
+                <w:numId w:val="20"/>
               </w:numPr>
               <w:spacing w:line="276" w:lineRule="auto"/>
               <w:rPr>
-                <w:rFonts w:ascii="Times New Roman" w:hAnsi="Times New Roman" w:eastAsia="Times New Roman" w:cs="Times New Roman"/>
-                <w:sz w:val="22"/>
-                <w:szCs w:val="22"/>
-              </w:rPr>
-            </w:pPr>
-            <w:r>
-              <w:rPr>
-                <w:rFonts w:ascii="Times New Roman" w:hAnsi="Times New Roman" w:eastAsia="Times New Roman" w:cs="Times New Roman"/>
-                <w:sz w:val="22"/>
-                <w:szCs w:val="22"/>
-              </w:rPr>
-              <w:t xml:space="preserve">Requiring approval before dispensing restricted antimicrobials (broad-spectrum, </w:t>
-            </w:r>
-            <w:r>
-              <w:rPr>
-                <w:rFonts w:ascii="Times New Roman" w:hAnsi="Times New Roman" w:eastAsia="Times New Roman" w:cs="Times New Roman"/>
-                <w:sz w:val="22"/>
-                <w:szCs w:val="22"/>
-              </w:rPr>
-              <w:t>high cost</w:t>
-            </w:r>
-            <w:r>
-              <w:rPr>
-                <w:rFonts w:ascii="Times New Roman" w:hAnsi="Times New Roman" w:eastAsia="Times New Roman" w:cs="Times New Roman"/>
-                <w:sz w:val="22"/>
-                <w:szCs w:val="22"/>
-              </w:rPr>
-              <w:t xml:space="preserve">, and/or </w:t>
-            </w:r>
-            <w:r>
-              <w:rPr>
-                <w:rFonts w:ascii="Times New Roman" w:hAnsi="Times New Roman" w:eastAsia="Times New Roman" w:cs="Times New Roman"/>
-                <w:sz w:val="22"/>
-                <w:szCs w:val="22"/>
-              </w:rPr>
-              <w:t>high risk</w:t>
-            </w:r>
-            <w:r>
-              <w:rPr>
-                <w:rFonts w:ascii="Times New Roman" w:hAnsi="Times New Roman" w:eastAsia="Times New Roman" w:cs="Times New Roman"/>
-                <w:sz w:val="22"/>
-                <w:szCs w:val="22"/>
-              </w:rPr>
-              <w:t xml:space="preserve">) </w:t>
+                <w:rFonts w:ascii="Times New Roman" w:eastAsia="Times New Roman" w:hAnsi="Times New Roman" w:cs="Times New Roman"/>
+                <w:sz w:val="22"/>
+                <w:szCs w:val="22"/>
+              </w:rPr>
+            </w:pPr>
+            <w:r>
+              <w:rPr>
+                <w:rFonts w:ascii="Times New Roman" w:eastAsia="Times New Roman" w:hAnsi="Times New Roman" w:cs="Times New Roman"/>
+                <w:sz w:val="22"/>
+                <w:szCs w:val="22"/>
+              </w:rPr>
+              <w:t xml:space="preserve">Requiring approval before dispensing restricted antimicrobials (broad-spectrum, high cost, and/or high risk) </w:t>
             </w:r>
           </w:p>
         </w:tc>
@@ -815,10 +700,10 @@
           <w:tcPr>
             <w:tcW w:w="1950" w:type="dxa"/>
             <w:tcBorders>
-              <w:top w:val="single" w:color="auto" w:sz="8" w:space="0"/>
-              <w:left w:val="single" w:color="auto" w:sz="8" w:space="0"/>
-              <w:bottom w:val="single" w:color="auto" w:sz="8" w:space="0"/>
-              <w:right w:val="single" w:color="auto" w:sz="8" w:space="0"/>
+              <w:top w:val="single" w:sz="8" w:space="0" w:color="auto"/>
+              <w:left w:val="single" w:sz="8" w:space="0" w:color="auto"/>
+              <w:bottom w:val="single" w:sz="8" w:space="0" w:color="auto"/>
+              <w:right w:val="single" w:sz="8" w:space="0" w:color="auto"/>
             </w:tcBorders>
             <w:tcMar>
               <w:left w:w="108" w:type="dxa"/>
@@ -829,14 +714,14 @@
             <w:pPr>
               <w:spacing w:line="276" w:lineRule="auto"/>
               <w:rPr>
-                <w:rFonts w:ascii="Times New Roman" w:hAnsi="Times New Roman" w:eastAsia="Times New Roman" w:cs="Times New Roman"/>
-                <w:sz w:val="22"/>
-                <w:szCs w:val="22"/>
-              </w:rPr>
-            </w:pPr>
-            <w:r>
-              <w:rPr>
-                <w:rFonts w:ascii="Times New Roman" w:hAnsi="Times New Roman" w:eastAsia="Times New Roman" w:cs="Times New Roman"/>
+                <w:rFonts w:ascii="Times New Roman" w:eastAsia="Times New Roman" w:hAnsi="Times New Roman" w:cs="Times New Roman"/>
+                <w:sz w:val="22"/>
+                <w:szCs w:val="22"/>
+              </w:rPr>
+            </w:pPr>
+            <w:r>
+              <w:rPr>
+                <w:rFonts w:ascii="Times New Roman" w:eastAsia="Times New Roman" w:hAnsi="Times New Roman" w:cs="Times New Roman"/>
                 <w:sz w:val="22"/>
                 <w:szCs w:val="22"/>
               </w:rPr>
@@ -848,10 +733,10 @@
           <w:tcPr>
             <w:tcW w:w="4350" w:type="dxa"/>
             <w:tcBorders>
-              <w:top w:val="single" w:color="auto" w:sz="8" w:space="0"/>
-              <w:left w:val="single" w:color="auto" w:sz="8" w:space="0"/>
-              <w:bottom w:val="single" w:color="auto" w:sz="8" w:space="0"/>
-              <w:right w:val="single" w:color="auto" w:sz="8" w:space="0"/>
+              <w:top w:val="single" w:sz="8" w:space="0" w:color="auto"/>
+              <w:left w:val="single" w:sz="8" w:space="0" w:color="auto"/>
+              <w:bottom w:val="single" w:sz="8" w:space="0" w:color="auto"/>
+              <w:right w:val="single" w:sz="8" w:space="0" w:color="auto"/>
             </w:tcBorders>
             <w:tcMar>
               <w:left w:w="108" w:type="dxa"/>
@@ -862,14 +747,14 @@
             <w:pPr>
               <w:spacing w:line="276" w:lineRule="auto"/>
               <w:rPr>
-                <w:rFonts w:ascii="Times New Roman" w:hAnsi="Times New Roman" w:eastAsia="Times New Roman" w:cs="Times New Roman"/>
-                <w:sz w:val="22"/>
-                <w:szCs w:val="22"/>
-              </w:rPr>
-            </w:pPr>
-            <w:r>
-              <w:rPr>
-                <w:rFonts w:ascii="Times New Roman" w:hAnsi="Times New Roman" w:eastAsia="Times New Roman" w:cs="Times New Roman"/>
+                <w:rFonts w:ascii="Times New Roman" w:eastAsia="Times New Roman" w:hAnsi="Times New Roman" w:cs="Times New Roman"/>
+                <w:sz w:val="22"/>
+                <w:szCs w:val="22"/>
+              </w:rPr>
+            </w:pPr>
+            <w:r>
+              <w:rPr>
+                <w:rFonts w:ascii="Times New Roman" w:eastAsia="Times New Roman" w:hAnsi="Times New Roman" w:cs="Times New Roman"/>
                 <w:sz w:val="22"/>
                 <w:szCs w:val="22"/>
               </w:rPr>
@@ -881,10 +766,10 @@
           <w:tcPr>
             <w:tcW w:w="4320" w:type="dxa"/>
             <w:tcBorders>
-              <w:top w:val="single" w:color="auto" w:sz="8" w:space="0"/>
-              <w:left w:val="single" w:color="auto" w:sz="8" w:space="0"/>
-              <w:bottom w:val="single" w:color="auto" w:sz="8" w:space="0"/>
-              <w:right w:val="single" w:color="auto" w:sz="8" w:space="0"/>
+              <w:top w:val="single" w:sz="8" w:space="0" w:color="auto"/>
+              <w:left w:val="single" w:sz="8" w:space="0" w:color="auto"/>
+              <w:bottom w:val="single" w:sz="8" w:space="0" w:color="auto"/>
+              <w:right w:val="single" w:sz="8" w:space="0" w:color="auto"/>
             </w:tcBorders>
             <w:tcMar>
               <w:left w:w="108" w:type="dxa"/>
@@ -896,42 +781,26 @@
               <w:pStyle w:val="ListParagraph"/>
               <w:numPr>
                 <w:ilvl w:val="0"/>
-                <w:numId w:val="7"/>
+                <w:numId w:val="8"/>
               </w:numPr>
               <w:spacing w:line="276" w:lineRule="auto"/>
               <w:rPr>
-                <w:rFonts w:ascii="Times New Roman" w:hAnsi="Times New Roman" w:eastAsia="Times New Roman" w:cs="Times New Roman"/>
-                <w:sz w:val="22"/>
-                <w:szCs w:val="22"/>
-              </w:rPr>
-            </w:pPr>
-            <w:r>
-              <w:rPr>
-                <w:rFonts w:ascii="Times New Roman" w:hAnsi="Times New Roman" w:eastAsia="Times New Roman" w:cs="Times New Roman"/>
-                <w:sz w:val="22"/>
-                <w:szCs w:val="22"/>
-              </w:rPr>
-              <w:t xml:space="preserve">ASP pharmacist or physician </w:t>
-            </w:r>
-            <w:r>
-              <w:rPr>
-                <w:rFonts w:ascii="Times New Roman" w:hAnsi="Times New Roman" w:eastAsia="Times New Roman" w:cs="Times New Roman"/>
-                <w:sz w:val="22"/>
-                <w:szCs w:val="22"/>
-              </w:rPr>
-              <w:t>participates</w:t>
-            </w:r>
-            <w:r>
-              <w:rPr>
-                <w:rFonts w:ascii="Times New Roman" w:hAnsi="Times New Roman" w:eastAsia="Times New Roman" w:cs="Times New Roman"/>
-                <w:sz w:val="22"/>
-                <w:szCs w:val="22"/>
-              </w:rPr>
-              <w:t xml:space="preserve"> in rounds to </w:t>
-            </w:r>
-            <w:r>
-              <w:rPr>
-                <w:rFonts w:ascii="Times New Roman" w:hAnsi="Times New Roman" w:eastAsia="Times New Roman" w:cs="Times New Roman"/>
+                <w:rFonts w:ascii="Times New Roman" w:eastAsia="Times New Roman" w:hAnsi="Times New Roman" w:cs="Times New Roman"/>
+                <w:sz w:val="22"/>
+                <w:szCs w:val="22"/>
+              </w:rPr>
+            </w:pPr>
+            <w:r>
+              <w:rPr>
+                <w:rFonts w:ascii="Times New Roman" w:eastAsia="Times New Roman" w:hAnsi="Times New Roman" w:cs="Times New Roman"/>
+                <w:sz w:val="22"/>
+                <w:szCs w:val="22"/>
+              </w:rPr>
+              <w:t xml:space="preserve">ASP pharmacist or physician participates in rounds to </w:t>
+            </w:r>
+            <w:r>
+              <w:rPr>
+                <w:rFonts w:ascii="Times New Roman" w:eastAsia="Times New Roman" w:hAnsi="Times New Roman" w:cs="Times New Roman"/>
                 <w:sz w:val="22"/>
                 <w:szCs w:val="22"/>
               </w:rPr>
@@ -939,7 +808,7 @@
             </w:r>
             <w:r>
               <w:rPr>
-                <w:rFonts w:ascii="Times New Roman" w:hAnsi="Times New Roman" w:eastAsia="Times New Roman" w:cs="Times New Roman"/>
+                <w:rFonts w:ascii="Times New Roman" w:eastAsia="Times New Roman" w:hAnsi="Times New Roman" w:cs="Times New Roman"/>
                 <w:sz w:val="22"/>
                 <w:szCs w:val="22"/>
               </w:rPr>
@@ -951,18 +820,18 @@
               <w:pStyle w:val="ListParagraph"/>
               <w:numPr>
                 <w:ilvl w:val="0"/>
-                <w:numId w:val="7"/>
+                <w:numId w:val="8"/>
               </w:numPr>
               <w:spacing w:line="276" w:lineRule="auto"/>
               <w:rPr>
-                <w:rFonts w:ascii="Times New Roman" w:hAnsi="Times New Roman" w:eastAsia="Times New Roman" w:cs="Times New Roman"/>
-                <w:sz w:val="22"/>
-                <w:szCs w:val="22"/>
-              </w:rPr>
-            </w:pPr>
-            <w:r>
-              <w:rPr>
-                <w:rFonts w:ascii="Times New Roman" w:hAnsi="Times New Roman" w:eastAsia="Times New Roman" w:cs="Times New Roman"/>
+                <w:rFonts w:ascii="Times New Roman" w:eastAsia="Times New Roman" w:hAnsi="Times New Roman" w:cs="Times New Roman"/>
+                <w:sz w:val="22"/>
+                <w:szCs w:val="22"/>
+              </w:rPr>
+            </w:pPr>
+            <w:r>
+              <w:rPr>
+                <w:rFonts w:ascii="Times New Roman" w:eastAsia="Times New Roman" w:hAnsi="Times New Roman" w:cs="Times New Roman"/>
                 <w:sz w:val="22"/>
                 <w:szCs w:val="22"/>
               </w:rPr>
@@ -973,24 +842,24 @@
             <w:pPr>
               <w:spacing w:line="276" w:lineRule="auto"/>
               <w:rPr>
-                <w:rFonts w:ascii="Times New Roman" w:hAnsi="Times New Roman" w:eastAsia="Times New Roman" w:cs="Times New Roman"/>
-                <w:sz w:val="22"/>
-                <w:szCs w:val="22"/>
-              </w:rPr>
-            </w:pPr>
-          </w:p>
-          <w:p>
-            <w:pPr>
-              <w:spacing w:line="276" w:lineRule="auto"/>
-              <w:rPr>
-                <w:rFonts w:ascii="Times New Roman" w:hAnsi="Times New Roman" w:eastAsia="Times New Roman" w:cs="Times New Roman"/>
-                <w:sz w:val="22"/>
-                <w:szCs w:val="22"/>
-              </w:rPr>
-            </w:pPr>
-            <w:r>
-              <w:rPr>
-                <w:rFonts w:ascii="Times New Roman" w:hAnsi="Times New Roman" w:eastAsia="Times New Roman" w:cs="Times New Roman"/>
+                <w:rFonts w:ascii="Times New Roman" w:eastAsia="Times New Roman" w:hAnsi="Times New Roman" w:cs="Times New Roman"/>
+                <w:sz w:val="22"/>
+                <w:szCs w:val="22"/>
+              </w:rPr>
+            </w:pPr>
+          </w:p>
+          <w:p>
+            <w:pPr>
+              <w:spacing w:line="276" w:lineRule="auto"/>
+              <w:rPr>
+                <w:rFonts w:ascii="Times New Roman" w:eastAsia="Times New Roman" w:hAnsi="Times New Roman" w:cs="Times New Roman"/>
+                <w:sz w:val="22"/>
+                <w:szCs w:val="22"/>
+              </w:rPr>
+            </w:pPr>
+            <w:r>
+              <w:rPr>
+                <w:rFonts w:ascii="Times New Roman" w:eastAsia="Times New Roman" w:hAnsi="Times New Roman" w:cs="Times New Roman"/>
                 <w:sz w:val="22"/>
                 <w:szCs w:val="22"/>
               </w:rPr>
@@ -1007,10 +876,10 @@
           <w:tcPr>
             <w:tcW w:w="1950" w:type="dxa"/>
             <w:tcBorders>
-              <w:top w:val="single" w:color="auto" w:sz="8" w:space="0"/>
-              <w:left w:val="single" w:color="auto" w:sz="8" w:space="0"/>
-              <w:bottom w:val="single" w:color="auto" w:sz="8" w:space="0"/>
-              <w:right w:val="single" w:color="auto" w:sz="8" w:space="0"/>
+              <w:top w:val="single" w:sz="8" w:space="0" w:color="auto"/>
+              <w:left w:val="single" w:sz="8" w:space="0" w:color="auto"/>
+              <w:bottom w:val="single" w:sz="8" w:space="0" w:color="auto"/>
+              <w:right w:val="single" w:sz="8" w:space="0" w:color="auto"/>
             </w:tcBorders>
             <w:tcMar>
               <w:left w:w="108" w:type="dxa"/>
@@ -1021,14 +890,14 @@
             <w:pPr>
               <w:spacing w:line="276" w:lineRule="auto"/>
               <w:rPr>
-                <w:rFonts w:ascii="Times New Roman" w:hAnsi="Times New Roman" w:eastAsia="Times New Roman" w:cs="Times New Roman"/>
-                <w:sz w:val="22"/>
-                <w:szCs w:val="22"/>
-              </w:rPr>
-            </w:pPr>
-            <w:r>
-              <w:rPr>
-                <w:rFonts w:ascii="Times New Roman" w:hAnsi="Times New Roman" w:eastAsia="Times New Roman" w:cs="Times New Roman"/>
+                <w:rFonts w:ascii="Times New Roman" w:eastAsia="Times New Roman" w:hAnsi="Times New Roman" w:cs="Times New Roman"/>
+                <w:sz w:val="22"/>
+                <w:szCs w:val="22"/>
+              </w:rPr>
+            </w:pPr>
+            <w:r>
+              <w:rPr>
+                <w:rFonts w:ascii="Times New Roman" w:eastAsia="Times New Roman" w:hAnsi="Times New Roman" w:cs="Times New Roman"/>
                 <w:sz w:val="22"/>
                 <w:szCs w:val="22"/>
               </w:rPr>
@@ -1040,10 +909,10 @@
           <w:tcPr>
             <w:tcW w:w="4350" w:type="dxa"/>
             <w:tcBorders>
-              <w:top w:val="single" w:color="auto" w:sz="8" w:space="0"/>
-              <w:left w:val="single" w:color="auto" w:sz="8" w:space="0"/>
-              <w:bottom w:val="single" w:color="auto" w:sz="8" w:space="0"/>
-              <w:right w:val="single" w:color="auto" w:sz="8" w:space="0"/>
+              <w:top w:val="single" w:sz="8" w:space="0" w:color="auto"/>
+              <w:left w:val="single" w:sz="8" w:space="0" w:color="auto"/>
+              <w:bottom w:val="single" w:sz="8" w:space="0" w:color="auto"/>
+              <w:right w:val="single" w:sz="8" w:space="0" w:color="auto"/>
             </w:tcBorders>
             <w:tcMar>
               <w:left w:w="108" w:type="dxa"/>
@@ -1054,14 +923,14 @@
             <w:pPr>
               <w:spacing w:line="276" w:lineRule="auto"/>
               <w:rPr>
-                <w:rFonts w:ascii="Times New Roman" w:hAnsi="Times New Roman" w:eastAsia="Times New Roman" w:cs="Times New Roman"/>
-                <w:sz w:val="22"/>
-                <w:szCs w:val="22"/>
-              </w:rPr>
-            </w:pPr>
-            <w:r>
-              <w:rPr>
-                <w:rFonts w:ascii="Times New Roman" w:hAnsi="Times New Roman" w:eastAsia="Times New Roman" w:cs="Times New Roman"/>
+                <w:rFonts w:ascii="Times New Roman" w:eastAsia="Times New Roman" w:hAnsi="Times New Roman" w:cs="Times New Roman"/>
+                <w:sz w:val="22"/>
+                <w:szCs w:val="22"/>
+              </w:rPr>
+            </w:pPr>
+            <w:r>
+              <w:rPr>
+                <w:rFonts w:ascii="Times New Roman" w:eastAsia="Times New Roman" w:hAnsi="Times New Roman" w:cs="Times New Roman"/>
                 <w:sz w:val="22"/>
                 <w:szCs w:val="22"/>
               </w:rPr>
@@ -1073,10 +942,10 @@
           <w:tcPr>
             <w:tcW w:w="4320" w:type="dxa"/>
             <w:tcBorders>
-              <w:top w:val="single" w:color="auto" w:sz="8" w:space="0"/>
-              <w:left w:val="single" w:color="auto" w:sz="8" w:space="0"/>
-              <w:bottom w:val="single" w:color="auto" w:sz="8" w:space="0"/>
-              <w:right w:val="single" w:color="auto" w:sz="8" w:space="0"/>
+              <w:top w:val="single" w:sz="8" w:space="0" w:color="auto"/>
+              <w:left w:val="single" w:sz="8" w:space="0" w:color="auto"/>
+              <w:bottom w:val="single" w:sz="8" w:space="0" w:color="auto"/>
+              <w:right w:val="single" w:sz="8" w:space="0" w:color="auto"/>
             </w:tcBorders>
             <w:tcMar>
               <w:left w:w="108" w:type="dxa"/>
@@ -1088,18 +957,18 @@
               <w:pStyle w:val="ListParagraph"/>
               <w:numPr>
                 <w:ilvl w:val="0"/>
-                <w:numId w:val="7"/>
+                <w:numId w:val="8"/>
               </w:numPr>
               <w:spacing w:line="276" w:lineRule="auto"/>
               <w:rPr>
-                <w:rFonts w:ascii="Times New Roman" w:hAnsi="Times New Roman" w:eastAsia="Times New Roman" w:cs="Times New Roman"/>
-                <w:sz w:val="22"/>
-                <w:szCs w:val="22"/>
-              </w:rPr>
-            </w:pPr>
-            <w:r>
-              <w:rPr>
-                <w:rFonts w:ascii="Times New Roman" w:hAnsi="Times New Roman" w:eastAsia="Times New Roman" w:cs="Times New Roman"/>
+                <w:rFonts w:ascii="Times New Roman" w:eastAsia="Times New Roman" w:hAnsi="Times New Roman" w:cs="Times New Roman"/>
+                <w:sz w:val="22"/>
+                <w:szCs w:val="22"/>
+              </w:rPr>
+            </w:pPr>
+            <w:r>
+              <w:rPr>
+                <w:rFonts w:ascii="Times New Roman" w:eastAsia="Times New Roman" w:hAnsi="Times New Roman" w:cs="Times New Roman"/>
                 <w:sz w:val="22"/>
                 <w:szCs w:val="22"/>
               </w:rPr>
@@ -1111,18 +980,18 @@
               <w:pStyle w:val="ListParagraph"/>
               <w:numPr>
                 <w:ilvl w:val="0"/>
-                <w:numId w:val="7"/>
+                <w:numId w:val="8"/>
               </w:numPr>
               <w:spacing w:line="276" w:lineRule="auto"/>
               <w:rPr>
-                <w:rFonts w:ascii="Times New Roman" w:hAnsi="Times New Roman" w:eastAsia="Times New Roman" w:cs="Times New Roman"/>
-                <w:sz w:val="22"/>
-                <w:szCs w:val="22"/>
-              </w:rPr>
-            </w:pPr>
-            <w:r>
-              <w:rPr>
-                <w:rFonts w:ascii="Times New Roman" w:hAnsi="Times New Roman" w:eastAsia="Times New Roman" w:cs="Times New Roman"/>
+                <w:rFonts w:ascii="Times New Roman" w:eastAsia="Times New Roman" w:hAnsi="Times New Roman" w:cs="Times New Roman"/>
+                <w:sz w:val="22"/>
+                <w:szCs w:val="22"/>
+              </w:rPr>
+            </w:pPr>
+            <w:r>
+              <w:rPr>
+                <w:rFonts w:ascii="Times New Roman" w:eastAsia="Times New Roman" w:hAnsi="Times New Roman" w:cs="Times New Roman"/>
                 <w:sz w:val="22"/>
                 <w:szCs w:val="22"/>
               </w:rPr>
@@ -1139,10 +1008,10 @@
           <w:tcPr>
             <w:tcW w:w="1950" w:type="dxa"/>
             <w:tcBorders>
-              <w:top w:val="single" w:color="auto" w:sz="8" w:space="0"/>
-              <w:left w:val="single" w:color="auto" w:sz="8" w:space="0"/>
-              <w:bottom w:val="single" w:color="auto" w:sz="8" w:space="0"/>
-              <w:right w:val="single" w:color="auto" w:sz="8" w:space="0"/>
+              <w:top w:val="single" w:sz="8" w:space="0" w:color="auto"/>
+              <w:left w:val="single" w:sz="8" w:space="0" w:color="auto"/>
+              <w:bottom w:val="single" w:sz="8" w:space="0" w:color="auto"/>
+              <w:right w:val="single" w:sz="8" w:space="0" w:color="auto"/>
             </w:tcBorders>
             <w:tcMar>
               <w:left w:w="108" w:type="dxa"/>
@@ -1153,14 +1022,14 @@
             <w:pPr>
               <w:spacing w:line="276" w:lineRule="auto"/>
               <w:rPr>
-                <w:rFonts w:ascii="Times New Roman" w:hAnsi="Times New Roman" w:eastAsia="Times New Roman" w:cs="Times New Roman"/>
-                <w:sz w:val="22"/>
-                <w:szCs w:val="22"/>
-              </w:rPr>
-            </w:pPr>
-            <w:r>
-              <w:rPr>
-                <w:rFonts w:ascii="Times New Roman" w:hAnsi="Times New Roman" w:eastAsia="Times New Roman" w:cs="Times New Roman"/>
+                <w:rFonts w:ascii="Times New Roman" w:eastAsia="Times New Roman" w:hAnsi="Times New Roman" w:cs="Times New Roman"/>
+                <w:sz w:val="22"/>
+                <w:szCs w:val="22"/>
+              </w:rPr>
+            </w:pPr>
+            <w:r>
+              <w:rPr>
+                <w:rFonts w:ascii="Times New Roman" w:eastAsia="Times New Roman" w:hAnsi="Times New Roman" w:cs="Times New Roman"/>
                 <w:sz w:val="22"/>
                 <w:szCs w:val="22"/>
               </w:rPr>
@@ -1172,10 +1041,10 @@
           <w:tcPr>
             <w:tcW w:w="4350" w:type="dxa"/>
             <w:tcBorders>
-              <w:top w:val="single" w:color="auto" w:sz="8" w:space="0"/>
-              <w:left w:val="single" w:color="auto" w:sz="8" w:space="0"/>
-              <w:bottom w:val="single" w:color="auto" w:sz="8" w:space="0"/>
-              <w:right w:val="single" w:color="auto" w:sz="8" w:space="0"/>
+              <w:top w:val="single" w:sz="8" w:space="0" w:color="auto"/>
+              <w:left w:val="single" w:sz="8" w:space="0" w:color="auto"/>
+              <w:bottom w:val="single" w:sz="8" w:space="0" w:color="auto"/>
+              <w:right w:val="single" w:sz="8" w:space="0" w:color="auto"/>
             </w:tcBorders>
             <w:tcMar>
               <w:left w:w="108" w:type="dxa"/>
@@ -1186,34 +1055,18 @@
             <w:pPr>
               <w:spacing w:line="276" w:lineRule="auto"/>
               <w:rPr>
-                <w:rFonts w:ascii="Times New Roman" w:hAnsi="Times New Roman" w:eastAsia="Times New Roman" w:cs="Times New Roman"/>
-                <w:sz w:val="22"/>
-                <w:szCs w:val="22"/>
-              </w:rPr>
-            </w:pPr>
-            <w:r>
-              <w:rPr>
-                <w:rFonts w:ascii="Times New Roman" w:hAnsi="Times New Roman" w:eastAsia="Times New Roman" w:cs="Times New Roman"/>
-                <w:sz w:val="22"/>
-                <w:szCs w:val="22"/>
-              </w:rPr>
-              <w:t xml:space="preserve">Development and implementation of facility-specific antimicrobial treatment guidelines and building EHR tools that support real-time ASP and </w:t>
-            </w:r>
-            <w:r>
-              <w:rPr>
-                <w:rFonts w:ascii="Times New Roman" w:hAnsi="Times New Roman" w:eastAsia="Times New Roman" w:cs="Times New Roman"/>
-                <w:sz w:val="22"/>
-                <w:szCs w:val="22"/>
-              </w:rPr>
-              <w:t>optimize</w:t>
-            </w:r>
-            <w:r>
-              <w:rPr>
-                <w:rFonts w:ascii="Times New Roman" w:hAnsi="Times New Roman" w:eastAsia="Times New Roman" w:cs="Times New Roman"/>
-                <w:sz w:val="22"/>
-                <w:szCs w:val="22"/>
-              </w:rPr>
-              <w:t xml:space="preserve"> prescribing.</w:t>
+                <w:rFonts w:ascii="Times New Roman" w:eastAsia="Times New Roman" w:hAnsi="Times New Roman" w:cs="Times New Roman"/>
+                <w:sz w:val="22"/>
+                <w:szCs w:val="22"/>
+              </w:rPr>
+            </w:pPr>
+            <w:r>
+              <w:rPr>
+                <w:rFonts w:ascii="Times New Roman" w:eastAsia="Times New Roman" w:hAnsi="Times New Roman" w:cs="Times New Roman"/>
+                <w:sz w:val="22"/>
+                <w:szCs w:val="22"/>
+              </w:rPr>
+              <w:t>Development and implementation of facility-specific antimicrobial treatment guidelines and building EHR tools that support real-time ASP and optimize prescribing.</w:t>
             </w:r>
           </w:p>
         </w:tc>
@@ -1221,10 +1074,10 @@
           <w:tcPr>
             <w:tcW w:w="4320" w:type="dxa"/>
             <w:tcBorders>
-              <w:top w:val="single" w:color="auto" w:sz="8" w:space="0"/>
-              <w:left w:val="single" w:color="auto" w:sz="8" w:space="0"/>
-              <w:bottom w:val="single" w:color="auto" w:sz="8" w:space="0"/>
-              <w:right w:val="single" w:color="auto" w:sz="8" w:space="0"/>
+              <w:top w:val="single" w:sz="8" w:space="0" w:color="auto"/>
+              <w:left w:val="single" w:sz="8" w:space="0" w:color="auto"/>
+              <w:bottom w:val="single" w:sz="8" w:space="0" w:color="auto"/>
+              <w:right w:val="single" w:sz="8" w:space="0" w:color="auto"/>
             </w:tcBorders>
             <w:tcMar>
               <w:left w:w="108" w:type="dxa"/>
@@ -1236,18 +1089,18 @@
               <w:pStyle w:val="ListParagraph"/>
               <w:numPr>
                 <w:ilvl w:val="0"/>
-                <w:numId w:val="14"/>
+                <w:numId w:val="15"/>
               </w:numPr>
               <w:spacing w:line="276" w:lineRule="auto"/>
               <w:rPr>
-                <w:rFonts w:ascii="Times New Roman" w:hAnsi="Times New Roman" w:eastAsia="Times New Roman" w:cs="Times New Roman"/>
-                <w:sz w:val="22"/>
-                <w:szCs w:val="22"/>
-              </w:rPr>
-            </w:pPr>
-            <w:r>
-              <w:rPr>
-                <w:rFonts w:ascii="Times New Roman" w:hAnsi="Times New Roman" w:eastAsia="Times New Roman" w:cs="Times New Roman"/>
+                <w:rFonts w:ascii="Times New Roman" w:eastAsia="Times New Roman" w:hAnsi="Times New Roman" w:cs="Times New Roman"/>
+                <w:sz w:val="22"/>
+                <w:szCs w:val="22"/>
+              </w:rPr>
+            </w:pPr>
+            <w:r>
+              <w:rPr>
+                <w:rFonts w:ascii="Times New Roman" w:eastAsia="Times New Roman" w:hAnsi="Times New Roman" w:cs="Times New Roman"/>
                 <w:sz w:val="22"/>
                 <w:szCs w:val="22"/>
               </w:rPr>
@@ -1259,18 +1112,18 @@
               <w:pStyle w:val="ListParagraph"/>
               <w:numPr>
                 <w:ilvl w:val="0"/>
-                <w:numId w:val="14"/>
+                <w:numId w:val="15"/>
               </w:numPr>
               <w:spacing w:line="276" w:lineRule="auto"/>
               <w:rPr>
-                <w:rFonts w:ascii="Times New Roman" w:hAnsi="Times New Roman" w:eastAsia="Times New Roman" w:cs="Times New Roman"/>
-                <w:sz w:val="22"/>
-                <w:szCs w:val="22"/>
-              </w:rPr>
-            </w:pPr>
-            <w:r>
-              <w:rPr>
-                <w:rFonts w:ascii="Times New Roman" w:hAnsi="Times New Roman" w:eastAsia="Times New Roman" w:cs="Times New Roman"/>
+                <w:rFonts w:ascii="Times New Roman" w:eastAsia="Times New Roman" w:hAnsi="Times New Roman" w:cs="Times New Roman"/>
+                <w:sz w:val="22"/>
+                <w:szCs w:val="22"/>
+              </w:rPr>
+            </w:pPr>
+            <w:r>
+              <w:rPr>
+                <w:rFonts w:ascii="Times New Roman" w:eastAsia="Times New Roman" w:hAnsi="Times New Roman" w:cs="Times New Roman"/>
                 <w:sz w:val="22"/>
                 <w:szCs w:val="22"/>
               </w:rPr>
@@ -1287,10 +1140,10 @@
           <w:tcPr>
             <w:tcW w:w="1950" w:type="dxa"/>
             <w:tcBorders>
-              <w:top w:val="single" w:color="auto" w:sz="8" w:space="0"/>
-              <w:left w:val="single" w:color="auto" w:sz="8" w:space="0"/>
-              <w:bottom w:val="single" w:color="auto" w:sz="8" w:space="0"/>
-              <w:right w:val="single" w:color="auto" w:sz="8" w:space="0"/>
+              <w:top w:val="single" w:sz="8" w:space="0" w:color="auto"/>
+              <w:left w:val="single" w:sz="8" w:space="0" w:color="auto"/>
+              <w:bottom w:val="single" w:sz="8" w:space="0" w:color="auto"/>
+              <w:right w:val="single" w:sz="8" w:space="0" w:color="auto"/>
             </w:tcBorders>
             <w:tcMar>
               <w:left w:w="108" w:type="dxa"/>
@@ -1301,14 +1154,14 @@
             <w:pPr>
               <w:spacing w:line="276" w:lineRule="auto"/>
               <w:rPr>
-                <w:rFonts w:ascii="Times New Roman" w:hAnsi="Times New Roman" w:eastAsia="Times New Roman" w:cs="Times New Roman"/>
-                <w:sz w:val="22"/>
-                <w:szCs w:val="22"/>
-              </w:rPr>
-            </w:pPr>
-            <w:r>
-              <w:rPr>
-                <w:rFonts w:ascii="Times New Roman" w:hAnsi="Times New Roman" w:eastAsia="Times New Roman" w:cs="Times New Roman"/>
+                <w:rFonts w:ascii="Times New Roman" w:eastAsia="Times New Roman" w:hAnsi="Times New Roman" w:cs="Times New Roman"/>
+                <w:sz w:val="22"/>
+                <w:szCs w:val="22"/>
+              </w:rPr>
+            </w:pPr>
+            <w:r>
+              <w:rPr>
+                <w:rFonts w:ascii="Times New Roman" w:eastAsia="Times New Roman" w:hAnsi="Times New Roman" w:cs="Times New Roman"/>
                 <w:sz w:val="22"/>
                 <w:szCs w:val="22"/>
               </w:rPr>
@@ -1320,10 +1173,10 @@
           <w:tcPr>
             <w:tcW w:w="4350" w:type="dxa"/>
             <w:tcBorders>
-              <w:top w:val="single" w:color="auto" w:sz="8" w:space="0"/>
-              <w:left w:val="single" w:color="auto" w:sz="8" w:space="0"/>
-              <w:bottom w:val="single" w:color="auto" w:sz="8" w:space="0"/>
-              <w:right w:val="single" w:color="auto" w:sz="8" w:space="0"/>
+              <w:top w:val="single" w:sz="8" w:space="0" w:color="auto"/>
+              <w:left w:val="single" w:sz="8" w:space="0" w:color="auto"/>
+              <w:bottom w:val="single" w:sz="8" w:space="0" w:color="auto"/>
+              <w:right w:val="single" w:sz="8" w:space="0" w:color="auto"/>
             </w:tcBorders>
             <w:tcMar>
               <w:left w:w="108" w:type="dxa"/>
@@ -1334,34 +1187,18 @@
             <w:pPr>
               <w:spacing w:line="276" w:lineRule="auto"/>
               <w:rPr>
-                <w:rFonts w:ascii="Times New Roman" w:hAnsi="Times New Roman" w:eastAsia="Times New Roman" w:cs="Times New Roman"/>
-                <w:sz w:val="22"/>
-                <w:szCs w:val="22"/>
-              </w:rPr>
-            </w:pPr>
-            <w:r>
-              <w:rPr>
-                <w:rFonts w:ascii="Times New Roman" w:hAnsi="Times New Roman" w:eastAsia="Times New Roman" w:cs="Times New Roman"/>
-                <w:sz w:val="22"/>
-                <w:szCs w:val="22"/>
-              </w:rPr>
-              <w:t xml:space="preserve">Leading or </w:t>
-            </w:r>
-            <w:r>
-              <w:rPr>
-                <w:rFonts w:ascii="Times New Roman" w:hAnsi="Times New Roman" w:eastAsia="Times New Roman" w:cs="Times New Roman"/>
-                <w:sz w:val="22"/>
-                <w:szCs w:val="22"/>
-              </w:rPr>
-              <w:t>participating</w:t>
-            </w:r>
-            <w:r>
-              <w:rPr>
-                <w:rFonts w:ascii="Times New Roman" w:hAnsi="Times New Roman" w:eastAsia="Times New Roman" w:cs="Times New Roman"/>
-                <w:sz w:val="22"/>
-                <w:szCs w:val="22"/>
-              </w:rPr>
-              <w:t xml:space="preserve"> in multidisciplinary committees related to ASP </w:t>
+                <w:rFonts w:ascii="Times New Roman" w:eastAsia="Times New Roman" w:hAnsi="Times New Roman" w:cs="Times New Roman"/>
+                <w:sz w:val="22"/>
+                <w:szCs w:val="22"/>
+              </w:rPr>
+            </w:pPr>
+            <w:r>
+              <w:rPr>
+                <w:rFonts w:ascii="Times New Roman" w:eastAsia="Times New Roman" w:hAnsi="Times New Roman" w:cs="Times New Roman"/>
+                <w:sz w:val="22"/>
+                <w:szCs w:val="22"/>
+              </w:rPr>
+              <w:t xml:space="preserve">Leading or participating in multidisciplinary committees related to ASP </w:t>
             </w:r>
           </w:p>
         </w:tc>
@@ -1369,10 +1206,10 @@
           <w:tcPr>
             <w:tcW w:w="4320" w:type="dxa"/>
             <w:tcBorders>
-              <w:top w:val="single" w:color="auto" w:sz="8" w:space="0"/>
-              <w:left w:val="single" w:color="auto" w:sz="8" w:space="0"/>
-              <w:bottom w:val="single" w:color="auto" w:sz="8" w:space="0"/>
-              <w:right w:val="single" w:color="auto" w:sz="8" w:space="0"/>
+              <w:top w:val="single" w:sz="8" w:space="0" w:color="auto"/>
+              <w:left w:val="single" w:sz="8" w:space="0" w:color="auto"/>
+              <w:bottom w:val="single" w:sz="8" w:space="0" w:color="auto"/>
+              <w:right w:val="single" w:sz="8" w:space="0" w:color="auto"/>
             </w:tcBorders>
             <w:tcMar>
               <w:left w:w="108" w:type="dxa"/>
@@ -1384,22 +1221,31 @@
               <w:pStyle w:val="ListParagraph"/>
               <w:numPr>
                 <w:ilvl w:val="0"/>
-                <w:numId w:val="18"/>
+                <w:numId w:val="19"/>
               </w:numPr>
               <w:spacing w:line="276" w:lineRule="auto"/>
               <w:rPr>
-                <w:rFonts w:ascii="Times New Roman" w:hAnsi="Times New Roman" w:eastAsia="Times New Roman" w:cs="Times New Roman"/>
-                <w:sz w:val="22"/>
-                <w:szCs w:val="22"/>
-              </w:rPr>
-            </w:pPr>
-            <w:r>
-              <w:rPr>
-                <w:rFonts w:ascii="Times New Roman" w:hAnsi="Times New Roman" w:eastAsia="Times New Roman" w:cs="Times New Roman"/>
-                <w:sz w:val="22"/>
-                <w:szCs w:val="22"/>
-              </w:rPr>
-              <w:t>Serving on a multidisciplinary ASP committee to prepare, present, or review antibiotic utilization/resistance trends, approve antimicrobial policies, or prioritize stewardship initiatives.</w:t>
+                <w:rFonts w:ascii="Times New Roman" w:eastAsia="Times New Roman" w:hAnsi="Times New Roman" w:cs="Times New Roman"/>
+                <w:sz w:val="22"/>
+                <w:szCs w:val="22"/>
+              </w:rPr>
+            </w:pPr>
+            <w:r>
+              <w:rPr>
+                <w:rFonts w:ascii="Times New Roman" w:eastAsia="Times New Roman" w:hAnsi="Times New Roman" w:cs="Times New Roman"/>
+                <w:sz w:val="22"/>
+                <w:szCs w:val="22"/>
+              </w:rPr>
+              <w:t xml:space="preserve">Serving on a multidisciplinary ASP committee to prepare, present, or review antibiotic </w:t>
+            </w:r>
+            <w:r>
+              <w:rPr>
+                <w:rFonts w:ascii="Times New Roman" w:eastAsia="Times New Roman" w:hAnsi="Times New Roman" w:cs="Times New Roman"/>
+                <w:sz w:val="22"/>
+                <w:szCs w:val="22"/>
+              </w:rPr>
+              <w:lastRenderedPageBreak/>
+              <w:t>utilization/resistance trends, approve antimicrobial policies, or prioritize stewardship initiatives.</w:t>
             </w:r>
           </w:p>
           <w:p>
@@ -1407,18 +1253,18 @@
               <w:pStyle w:val="ListParagraph"/>
               <w:numPr>
                 <w:ilvl w:val="0"/>
-                <w:numId w:val="18"/>
+                <w:numId w:val="19"/>
               </w:numPr>
               <w:spacing w:line="276" w:lineRule="auto"/>
               <w:rPr>
-                <w:rFonts w:ascii="Times New Roman" w:hAnsi="Times New Roman" w:eastAsia="Times New Roman" w:cs="Times New Roman"/>
-                <w:sz w:val="22"/>
-                <w:szCs w:val="22"/>
-              </w:rPr>
-            </w:pPr>
-            <w:r>
-              <w:rPr>
-                <w:rFonts w:ascii="Times New Roman" w:hAnsi="Times New Roman" w:eastAsia="Times New Roman" w:cs="Times New Roman"/>
+                <w:rFonts w:ascii="Times New Roman" w:eastAsia="Times New Roman" w:hAnsi="Times New Roman" w:cs="Times New Roman"/>
+                <w:sz w:val="22"/>
+                <w:szCs w:val="22"/>
+              </w:rPr>
+            </w:pPr>
+            <w:r>
+              <w:rPr>
+                <w:rFonts w:ascii="Times New Roman" w:eastAsia="Times New Roman" w:hAnsi="Times New Roman" w:cs="Times New Roman"/>
                 <w:sz w:val="22"/>
                 <w:szCs w:val="22"/>
               </w:rPr>
@@ -1435,10 +1281,10 @@
           <w:tcPr>
             <w:tcW w:w="1950" w:type="dxa"/>
             <w:tcBorders>
-              <w:top w:val="single" w:color="auto" w:sz="8" w:space="0"/>
-              <w:left w:val="single" w:color="auto" w:sz="8" w:space="0"/>
-              <w:bottom w:val="single" w:color="auto" w:sz="8" w:space="0"/>
-              <w:right w:val="single" w:color="auto" w:sz="8" w:space="0"/>
+              <w:top w:val="single" w:sz="8" w:space="0" w:color="auto"/>
+              <w:left w:val="single" w:sz="8" w:space="0" w:color="auto"/>
+              <w:bottom w:val="single" w:sz="8" w:space="0" w:color="auto"/>
+              <w:right w:val="single" w:sz="8" w:space="0" w:color="auto"/>
             </w:tcBorders>
             <w:tcMar>
               <w:left w:w="108" w:type="dxa"/>
@@ -1449,17 +1295,18 @@
             <w:pPr>
               <w:spacing w:line="276" w:lineRule="auto"/>
               <w:rPr>
-                <w:rFonts w:ascii="Times New Roman" w:hAnsi="Times New Roman" w:eastAsia="Times New Roman" w:cs="Times New Roman"/>
-                <w:sz w:val="22"/>
-                <w:szCs w:val="22"/>
-              </w:rPr>
-            </w:pPr>
-            <w:r>
-              <w:rPr>
-                <w:rFonts w:ascii="Times New Roman" w:hAnsi="Times New Roman" w:eastAsia="Times New Roman" w:cs="Times New Roman"/>
-                <w:sz w:val="22"/>
-                <w:szCs w:val="22"/>
-              </w:rPr>
+                <w:rFonts w:ascii="Times New Roman" w:eastAsia="Times New Roman" w:hAnsi="Times New Roman" w:cs="Times New Roman"/>
+                <w:sz w:val="22"/>
+                <w:szCs w:val="22"/>
+              </w:rPr>
+            </w:pPr>
+            <w:r>
+              <w:rPr>
+                <w:rFonts w:ascii="Times New Roman" w:eastAsia="Times New Roman" w:hAnsi="Times New Roman" w:cs="Times New Roman"/>
+                <w:sz w:val="22"/>
+                <w:szCs w:val="22"/>
+              </w:rPr>
+              <w:lastRenderedPageBreak/>
               <w:t>Administrative – QI projects/research</w:t>
             </w:r>
           </w:p>
@@ -1468,10 +1315,10 @@
           <w:tcPr>
             <w:tcW w:w="4350" w:type="dxa"/>
             <w:tcBorders>
-              <w:top w:val="single" w:color="auto" w:sz="8" w:space="0"/>
-              <w:left w:val="single" w:color="auto" w:sz="8" w:space="0"/>
-              <w:bottom w:val="single" w:color="auto" w:sz="8" w:space="0"/>
-              <w:right w:val="single" w:color="auto" w:sz="8" w:space="0"/>
+              <w:top w:val="single" w:sz="8" w:space="0" w:color="auto"/>
+              <w:left w:val="single" w:sz="8" w:space="0" w:color="auto"/>
+              <w:bottom w:val="single" w:sz="8" w:space="0" w:color="auto"/>
+              <w:right w:val="single" w:sz="8" w:space="0" w:color="auto"/>
             </w:tcBorders>
             <w:tcMar>
               <w:left w:w="108" w:type="dxa"/>
@@ -1482,34 +1329,18 @@
             <w:pPr>
               <w:spacing w:line="276" w:lineRule="auto"/>
               <w:rPr>
-                <w:rFonts w:ascii="Times New Roman" w:hAnsi="Times New Roman" w:eastAsia="Times New Roman" w:cs="Times New Roman"/>
-                <w:sz w:val="22"/>
-                <w:szCs w:val="22"/>
-              </w:rPr>
-            </w:pPr>
-            <w:r>
-              <w:rPr>
-                <w:rFonts w:ascii="Times New Roman" w:hAnsi="Times New Roman" w:eastAsia="Times New Roman" w:cs="Times New Roman"/>
-                <w:sz w:val="22"/>
-                <w:szCs w:val="22"/>
-              </w:rPr>
-              <w:t xml:space="preserve">Antimicrobial stewardship-related quality improvement (QI) or research activities to assess antibiotic use, </w:t>
-            </w:r>
-            <w:r>
-              <w:rPr>
-                <w:rFonts w:ascii="Times New Roman" w:hAnsi="Times New Roman" w:eastAsia="Times New Roman" w:cs="Times New Roman"/>
-                <w:sz w:val="22"/>
-                <w:szCs w:val="22"/>
-              </w:rPr>
-              <w:t>monitor</w:t>
-            </w:r>
-            <w:r>
-              <w:rPr>
-                <w:rFonts w:ascii="Times New Roman" w:hAnsi="Times New Roman" w:eastAsia="Times New Roman" w:cs="Times New Roman"/>
-                <w:sz w:val="22"/>
-                <w:szCs w:val="22"/>
-              </w:rPr>
-              <w:t xml:space="preserve"> outcomes, and measure the impact of intervention</w:t>
+                <w:rFonts w:ascii="Times New Roman" w:eastAsia="Times New Roman" w:hAnsi="Times New Roman" w:cs="Times New Roman"/>
+                <w:sz w:val="22"/>
+                <w:szCs w:val="22"/>
+              </w:rPr>
+            </w:pPr>
+            <w:r>
+              <w:rPr>
+                <w:rFonts w:ascii="Times New Roman" w:eastAsia="Times New Roman" w:hAnsi="Times New Roman" w:cs="Times New Roman"/>
+                <w:sz w:val="22"/>
+                <w:szCs w:val="22"/>
+              </w:rPr>
+              <w:t>Antimicrobial stewardship-related quality improvement (QI) or research activities to assess antibiotic use, monitor outcomes, and measure the impact of intervention</w:t>
             </w:r>
           </w:p>
         </w:tc>
@@ -1517,10 +1348,10 @@
           <w:tcPr>
             <w:tcW w:w="4320" w:type="dxa"/>
             <w:tcBorders>
-              <w:top w:val="single" w:color="auto" w:sz="8" w:space="0"/>
-              <w:left w:val="single" w:color="auto" w:sz="8" w:space="0"/>
-              <w:bottom w:val="single" w:color="auto" w:sz="8" w:space="0"/>
-              <w:right w:val="single" w:color="auto" w:sz="8" w:space="0"/>
+              <w:top w:val="single" w:sz="8" w:space="0" w:color="auto"/>
+              <w:left w:val="single" w:sz="8" w:space="0" w:color="auto"/>
+              <w:bottom w:val="single" w:sz="8" w:space="0" w:color="auto"/>
+              <w:right w:val="single" w:sz="8" w:space="0" w:color="auto"/>
             </w:tcBorders>
             <w:tcMar>
               <w:left w:w="108" w:type="dxa"/>
@@ -1532,18 +1363,18 @@
               <w:pStyle w:val="ListParagraph"/>
               <w:numPr>
                 <w:ilvl w:val="0"/>
-                <w:numId w:val="2"/>
+                <w:numId w:val="3"/>
               </w:numPr>
               <w:spacing w:line="276" w:lineRule="auto"/>
               <w:rPr>
-                <w:rFonts w:ascii="Times New Roman" w:hAnsi="Times New Roman" w:eastAsia="Times New Roman" w:cs="Times New Roman"/>
-                <w:sz w:val="22"/>
-                <w:szCs w:val="22"/>
-              </w:rPr>
-            </w:pPr>
-            <w:r>
-              <w:rPr>
-                <w:rFonts w:ascii="Times New Roman" w:hAnsi="Times New Roman" w:eastAsia="Times New Roman" w:cs="Times New Roman"/>
+                <w:rFonts w:ascii="Times New Roman" w:eastAsia="Times New Roman" w:hAnsi="Times New Roman" w:cs="Times New Roman"/>
+                <w:sz w:val="22"/>
+                <w:szCs w:val="22"/>
+              </w:rPr>
+            </w:pPr>
+            <w:r>
+              <w:rPr>
+                <w:rFonts w:ascii="Times New Roman" w:eastAsia="Times New Roman" w:hAnsi="Times New Roman" w:cs="Times New Roman"/>
                 <w:sz w:val="22"/>
                 <w:szCs w:val="22"/>
               </w:rPr>
@@ -1555,18 +1386,18 @@
               <w:pStyle w:val="ListParagraph"/>
               <w:numPr>
                 <w:ilvl w:val="0"/>
-                <w:numId w:val="2"/>
+                <w:numId w:val="3"/>
               </w:numPr>
               <w:spacing w:line="276" w:lineRule="auto"/>
               <w:rPr>
-                <w:rFonts w:ascii="Times New Roman" w:hAnsi="Times New Roman" w:eastAsia="Times New Roman" w:cs="Times New Roman"/>
-                <w:sz w:val="22"/>
-                <w:szCs w:val="22"/>
-              </w:rPr>
-            </w:pPr>
-            <w:r>
-              <w:rPr>
-                <w:rFonts w:ascii="Times New Roman" w:hAnsi="Times New Roman" w:eastAsia="Times New Roman" w:cs="Times New Roman"/>
+                <w:rFonts w:ascii="Times New Roman" w:eastAsia="Times New Roman" w:hAnsi="Times New Roman" w:cs="Times New Roman"/>
+                <w:sz w:val="22"/>
+                <w:szCs w:val="22"/>
+              </w:rPr>
+            </w:pPr>
+            <w:r>
+              <w:rPr>
+                <w:rFonts w:ascii="Times New Roman" w:eastAsia="Times New Roman" w:hAnsi="Times New Roman" w:cs="Times New Roman"/>
                 <w:sz w:val="22"/>
                 <w:szCs w:val="22"/>
               </w:rPr>
@@ -1583,10 +1414,10 @@
           <w:tcPr>
             <w:tcW w:w="1950" w:type="dxa"/>
             <w:tcBorders>
-              <w:top w:val="single" w:color="auto" w:sz="8" w:space="0"/>
-              <w:left w:val="single" w:color="auto" w:sz="8" w:space="0"/>
-              <w:bottom w:val="single" w:color="auto" w:sz="8" w:space="0"/>
-              <w:right w:val="single" w:color="auto" w:sz="8" w:space="0"/>
+              <w:top w:val="single" w:sz="8" w:space="0" w:color="auto"/>
+              <w:left w:val="single" w:sz="8" w:space="0" w:color="auto"/>
+              <w:bottom w:val="single" w:sz="8" w:space="0" w:color="auto"/>
+              <w:right w:val="single" w:sz="8" w:space="0" w:color="auto"/>
             </w:tcBorders>
             <w:tcMar>
               <w:left w:w="108" w:type="dxa"/>
@@ -1597,14 +1428,14 @@
             <w:pPr>
               <w:spacing w:line="276" w:lineRule="auto"/>
               <w:rPr>
-                <w:rFonts w:ascii="Times New Roman" w:hAnsi="Times New Roman" w:eastAsia="Times New Roman" w:cs="Times New Roman"/>
-                <w:sz w:val="22"/>
-                <w:szCs w:val="22"/>
-              </w:rPr>
-            </w:pPr>
-            <w:r>
-              <w:rPr>
-                <w:rFonts w:ascii="Times New Roman" w:hAnsi="Times New Roman" w:eastAsia="Times New Roman" w:cs="Times New Roman"/>
+                <w:rFonts w:ascii="Times New Roman" w:eastAsia="Times New Roman" w:hAnsi="Times New Roman" w:cs="Times New Roman"/>
+                <w:sz w:val="22"/>
+                <w:szCs w:val="22"/>
+              </w:rPr>
+            </w:pPr>
+            <w:r>
+              <w:rPr>
+                <w:rFonts w:ascii="Times New Roman" w:eastAsia="Times New Roman" w:hAnsi="Times New Roman" w:cs="Times New Roman"/>
                 <w:sz w:val="22"/>
                 <w:szCs w:val="22"/>
               </w:rPr>
@@ -1616,10 +1447,10 @@
           <w:tcPr>
             <w:tcW w:w="4350" w:type="dxa"/>
             <w:tcBorders>
-              <w:top w:val="single" w:color="auto" w:sz="8" w:space="0"/>
-              <w:left w:val="single" w:color="auto" w:sz="8" w:space="0"/>
-              <w:bottom w:val="single" w:color="auto" w:sz="8" w:space="0"/>
-              <w:right w:val="single" w:color="auto" w:sz="8" w:space="0"/>
+              <w:top w:val="single" w:sz="8" w:space="0" w:color="auto"/>
+              <w:left w:val="single" w:sz="8" w:space="0" w:color="auto"/>
+              <w:bottom w:val="single" w:sz="8" w:space="0" w:color="auto"/>
+              <w:right w:val="single" w:sz="8" w:space="0" w:color="auto"/>
             </w:tcBorders>
             <w:tcMar>
               <w:left w:w="108" w:type="dxa"/>
@@ -1630,12 +1461,12 @@
             <w:pPr>
               <w:spacing w:line="276" w:lineRule="auto"/>
               <w:rPr>
-                <w:rFonts w:ascii="Times New Roman" w:hAnsi="Times New Roman" w:eastAsia="Times New Roman" w:cs="Times New Roman"/>
-              </w:rPr>
-            </w:pPr>
-            <w:r>
-              <w:rPr>
-                <w:rFonts w:ascii="Times New Roman" w:hAnsi="Times New Roman" w:eastAsia="Times New Roman" w:cs="Times New Roman"/>
+                <w:rFonts w:ascii="Times New Roman" w:eastAsia="Times New Roman" w:hAnsi="Times New Roman" w:cs="Times New Roman"/>
+              </w:rPr>
+            </w:pPr>
+            <w:r>
+              <w:rPr>
+                <w:rFonts w:ascii="Times New Roman" w:eastAsia="Times New Roman" w:hAnsi="Times New Roman" w:cs="Times New Roman"/>
                 <w:sz w:val="22"/>
                 <w:szCs w:val="22"/>
               </w:rPr>
@@ -1647,10 +1478,10 @@
           <w:tcPr>
             <w:tcW w:w="4320" w:type="dxa"/>
             <w:tcBorders>
-              <w:top w:val="single" w:color="auto" w:sz="8" w:space="0"/>
-              <w:left w:val="single" w:color="auto" w:sz="8" w:space="0"/>
-              <w:bottom w:val="single" w:color="auto" w:sz="8" w:space="0"/>
-              <w:right w:val="single" w:color="auto" w:sz="8" w:space="0"/>
+              <w:top w:val="single" w:sz="8" w:space="0" w:color="auto"/>
+              <w:left w:val="single" w:sz="8" w:space="0" w:color="auto"/>
+              <w:bottom w:val="single" w:sz="8" w:space="0" w:color="auto"/>
+              <w:right w:val="single" w:sz="8" w:space="0" w:color="auto"/>
             </w:tcBorders>
             <w:tcMar>
               <w:left w:w="108" w:type="dxa"/>
@@ -1662,18 +1493,18 @@
               <w:pStyle w:val="ListParagraph"/>
               <w:numPr>
                 <w:ilvl w:val="0"/>
-                <w:numId w:val="5"/>
+                <w:numId w:val="6"/>
               </w:numPr>
               <w:spacing w:line="276" w:lineRule="auto"/>
               <w:rPr>
-                <w:rFonts w:ascii="Times New Roman" w:hAnsi="Times New Roman" w:eastAsia="Times New Roman" w:cs="Times New Roman"/>
-                <w:sz w:val="22"/>
-                <w:szCs w:val="22"/>
-              </w:rPr>
-            </w:pPr>
-            <w:r>
-              <w:rPr>
-                <w:rFonts w:ascii="Times New Roman" w:hAnsi="Times New Roman" w:eastAsia="Times New Roman" w:cs="Times New Roman"/>
+                <w:rFonts w:ascii="Times New Roman" w:eastAsia="Times New Roman" w:hAnsi="Times New Roman" w:cs="Times New Roman"/>
+                <w:sz w:val="22"/>
+                <w:szCs w:val="22"/>
+              </w:rPr>
+            </w:pPr>
+            <w:r>
+              <w:rPr>
+                <w:rFonts w:ascii="Times New Roman" w:eastAsia="Times New Roman" w:hAnsi="Times New Roman" w:cs="Times New Roman"/>
                 <w:sz w:val="22"/>
                 <w:szCs w:val="22"/>
               </w:rPr>
@@ -1685,18 +1516,18 @@
               <w:pStyle w:val="ListParagraph"/>
               <w:numPr>
                 <w:ilvl w:val="0"/>
-                <w:numId w:val="5"/>
+                <w:numId w:val="6"/>
               </w:numPr>
               <w:spacing w:line="276" w:lineRule="auto"/>
               <w:rPr>
-                <w:rFonts w:ascii="Times New Roman" w:hAnsi="Times New Roman" w:eastAsia="Times New Roman" w:cs="Times New Roman"/>
-                <w:sz w:val="22"/>
-                <w:szCs w:val="22"/>
-              </w:rPr>
-            </w:pPr>
-            <w:r>
-              <w:rPr>
-                <w:rFonts w:ascii="Times New Roman" w:hAnsi="Times New Roman" w:eastAsia="Times New Roman" w:cs="Times New Roman"/>
+                <w:rFonts w:ascii="Times New Roman" w:eastAsia="Times New Roman" w:hAnsi="Times New Roman" w:cs="Times New Roman"/>
+                <w:sz w:val="22"/>
+                <w:szCs w:val="22"/>
+              </w:rPr>
+            </w:pPr>
+            <w:r>
+              <w:rPr>
+                <w:rFonts w:ascii="Times New Roman" w:eastAsia="Times New Roman" w:hAnsi="Times New Roman" w:cs="Times New Roman"/>
                 <w:sz w:val="22"/>
                 <w:szCs w:val="22"/>
               </w:rPr>
@@ -1713,10 +1544,10 @@
           <w:tcPr>
             <w:tcW w:w="1950" w:type="dxa"/>
             <w:tcBorders>
-              <w:top w:val="single" w:color="auto" w:sz="8" w:space="0"/>
-              <w:left w:val="single" w:color="auto" w:sz="8" w:space="0"/>
-              <w:bottom w:val="single" w:color="auto" w:sz="8" w:space="0"/>
-              <w:right w:val="single" w:color="auto" w:sz="8" w:space="0"/>
+              <w:top w:val="single" w:sz="8" w:space="0" w:color="auto"/>
+              <w:left w:val="single" w:sz="8" w:space="0" w:color="auto"/>
+              <w:bottom w:val="single" w:sz="8" w:space="0" w:color="auto"/>
+              <w:right w:val="single" w:sz="8" w:space="0" w:color="auto"/>
             </w:tcBorders>
             <w:tcMar>
               <w:left w:w="108" w:type="dxa"/>
@@ -1727,14 +1558,14 @@
             <w:pPr>
               <w:spacing w:line="276" w:lineRule="auto"/>
               <w:rPr>
-                <w:rFonts w:ascii="Times New Roman" w:hAnsi="Times New Roman" w:eastAsia="Times New Roman" w:cs="Times New Roman"/>
-                <w:sz w:val="22"/>
-                <w:szCs w:val="22"/>
-              </w:rPr>
-            </w:pPr>
-            <w:r>
-              <w:rPr>
-                <w:rFonts w:ascii="Times New Roman" w:hAnsi="Times New Roman" w:eastAsia="Times New Roman" w:cs="Times New Roman"/>
+                <w:rFonts w:ascii="Times New Roman" w:eastAsia="Times New Roman" w:hAnsi="Times New Roman" w:cs="Times New Roman"/>
+                <w:sz w:val="22"/>
+                <w:szCs w:val="22"/>
+              </w:rPr>
+            </w:pPr>
+            <w:r>
+              <w:rPr>
+                <w:rFonts w:ascii="Times New Roman" w:eastAsia="Times New Roman" w:hAnsi="Times New Roman" w:cs="Times New Roman"/>
                 <w:sz w:val="22"/>
                 <w:szCs w:val="22"/>
               </w:rPr>
@@ -1746,10 +1577,10 @@
           <w:tcPr>
             <w:tcW w:w="4350" w:type="dxa"/>
             <w:tcBorders>
-              <w:top w:val="single" w:color="auto" w:sz="8" w:space="0"/>
-              <w:left w:val="single" w:color="auto" w:sz="8" w:space="0"/>
-              <w:bottom w:val="single" w:color="auto" w:sz="8" w:space="0"/>
-              <w:right w:val="single" w:color="auto" w:sz="8" w:space="0"/>
+              <w:top w:val="single" w:sz="8" w:space="0" w:color="auto"/>
+              <w:left w:val="single" w:sz="8" w:space="0" w:color="auto"/>
+              <w:bottom w:val="single" w:sz="8" w:space="0" w:color="auto"/>
+              <w:right w:val="single" w:sz="8" w:space="0" w:color="auto"/>
             </w:tcBorders>
             <w:tcMar>
               <w:left w:w="108" w:type="dxa"/>
@@ -1760,34 +1591,18 @@
             <w:pPr>
               <w:spacing w:line="276" w:lineRule="auto"/>
               <w:rPr>
-                <w:rFonts w:ascii="Times New Roman" w:hAnsi="Times New Roman" w:eastAsia="Times New Roman" w:cs="Times New Roman"/>
-                <w:sz w:val="22"/>
-                <w:szCs w:val="22"/>
-              </w:rPr>
-            </w:pPr>
-            <w:r>
-              <w:rPr>
-                <w:rFonts w:ascii="Times New Roman" w:hAnsi="Times New Roman" w:eastAsia="Times New Roman" w:cs="Times New Roman"/>
-                <w:sz w:val="22"/>
-                <w:szCs w:val="22"/>
-              </w:rPr>
-              <w:t xml:space="preserve">Tracking and analyzing antimicrobial use to </w:t>
-            </w:r>
-            <w:r>
-              <w:rPr>
-                <w:rFonts w:ascii="Times New Roman" w:hAnsi="Times New Roman" w:eastAsia="Times New Roman" w:cs="Times New Roman"/>
-                <w:sz w:val="22"/>
-                <w:szCs w:val="22"/>
-              </w:rPr>
-              <w:t>monitor</w:t>
-            </w:r>
-            <w:r>
-              <w:rPr>
-                <w:rFonts w:ascii="Times New Roman" w:hAnsi="Times New Roman" w:eastAsia="Times New Roman" w:cs="Times New Roman"/>
-                <w:sz w:val="22"/>
-                <w:szCs w:val="22"/>
-              </w:rPr>
-              <w:t xml:space="preserve"> prescribing patterns and support quality improvement in antibiotic use</w:t>
+                <w:rFonts w:ascii="Times New Roman" w:eastAsia="Times New Roman" w:hAnsi="Times New Roman" w:cs="Times New Roman"/>
+                <w:sz w:val="22"/>
+                <w:szCs w:val="22"/>
+              </w:rPr>
+            </w:pPr>
+            <w:r>
+              <w:rPr>
+                <w:rFonts w:ascii="Times New Roman" w:eastAsia="Times New Roman" w:hAnsi="Times New Roman" w:cs="Times New Roman"/>
+                <w:sz w:val="22"/>
+                <w:szCs w:val="22"/>
+              </w:rPr>
+              <w:t>Tracking and analyzing antimicrobial use to monitor prescribing patterns and support quality improvement in antibiotic use</w:t>
             </w:r>
           </w:p>
         </w:tc>
@@ -1795,10 +1610,10 @@
           <w:tcPr>
             <w:tcW w:w="4320" w:type="dxa"/>
             <w:tcBorders>
-              <w:top w:val="single" w:color="auto" w:sz="8" w:space="0"/>
-              <w:left w:val="single" w:color="auto" w:sz="8" w:space="0"/>
-              <w:bottom w:val="single" w:color="auto" w:sz="8" w:space="0"/>
-              <w:right w:val="single" w:color="auto" w:sz="8" w:space="0"/>
+              <w:top w:val="single" w:sz="8" w:space="0" w:color="auto"/>
+              <w:left w:val="single" w:sz="8" w:space="0" w:color="auto"/>
+              <w:bottom w:val="single" w:sz="8" w:space="0" w:color="auto"/>
+              <w:right w:val="single" w:sz="8" w:space="0" w:color="auto"/>
             </w:tcBorders>
             <w:tcMar>
               <w:left w:w="108" w:type="dxa"/>
@@ -1810,18 +1625,18 @@
               <w:pStyle w:val="ListParagraph"/>
               <w:numPr>
                 <w:ilvl w:val="0"/>
-                <w:numId w:val="13"/>
+                <w:numId w:val="14"/>
               </w:numPr>
               <w:spacing w:line="276" w:lineRule="auto"/>
               <w:rPr>
-                <w:rFonts w:ascii="Times New Roman" w:hAnsi="Times New Roman" w:eastAsia="Times New Roman" w:cs="Times New Roman"/>
-                <w:sz w:val="22"/>
-                <w:szCs w:val="22"/>
-              </w:rPr>
-            </w:pPr>
-            <w:r>
-              <w:rPr>
-                <w:rFonts w:ascii="Times New Roman" w:hAnsi="Times New Roman" w:eastAsia="Times New Roman" w:cs="Times New Roman"/>
+                <w:rFonts w:ascii="Times New Roman" w:eastAsia="Times New Roman" w:hAnsi="Times New Roman" w:cs="Times New Roman"/>
+                <w:sz w:val="22"/>
+                <w:szCs w:val="22"/>
+              </w:rPr>
+            </w:pPr>
+            <w:r>
+              <w:rPr>
+                <w:rFonts w:ascii="Times New Roman" w:eastAsia="Times New Roman" w:hAnsi="Times New Roman" w:cs="Times New Roman"/>
                 <w:sz w:val="22"/>
                 <w:szCs w:val="22"/>
               </w:rPr>
@@ -1833,18 +1648,18 @@
               <w:pStyle w:val="ListParagraph"/>
               <w:numPr>
                 <w:ilvl w:val="0"/>
-                <w:numId w:val="13"/>
+                <w:numId w:val="14"/>
               </w:numPr>
               <w:spacing w:line="276" w:lineRule="auto"/>
               <w:rPr>
-                <w:rFonts w:ascii="Times New Roman" w:hAnsi="Times New Roman" w:eastAsia="Times New Roman" w:cs="Times New Roman"/>
-                <w:sz w:val="22"/>
-                <w:szCs w:val="22"/>
-              </w:rPr>
-            </w:pPr>
-            <w:r>
-              <w:rPr>
-                <w:rFonts w:ascii="Times New Roman" w:hAnsi="Times New Roman" w:eastAsia="Times New Roman" w:cs="Times New Roman"/>
+                <w:rFonts w:ascii="Times New Roman" w:eastAsia="Times New Roman" w:hAnsi="Times New Roman" w:cs="Times New Roman"/>
+                <w:sz w:val="22"/>
+                <w:szCs w:val="22"/>
+              </w:rPr>
+            </w:pPr>
+            <w:r>
+              <w:rPr>
+                <w:rFonts w:ascii="Times New Roman" w:eastAsia="Times New Roman" w:hAnsi="Times New Roman" w:cs="Times New Roman"/>
                 <w:sz w:val="22"/>
                 <w:szCs w:val="22"/>
               </w:rPr>
@@ -1856,30 +1671,22 @@
               <w:pStyle w:val="ListParagraph"/>
               <w:numPr>
                 <w:ilvl w:val="0"/>
-                <w:numId w:val="13"/>
+                <w:numId w:val="14"/>
               </w:numPr>
               <w:spacing w:line="276" w:lineRule="auto"/>
               <w:rPr>
-                <w:rFonts w:ascii="Times New Roman" w:hAnsi="Times New Roman" w:eastAsia="Times New Roman" w:cs="Times New Roman"/>
-                <w:sz w:val="22"/>
-                <w:szCs w:val="22"/>
-              </w:rPr>
-            </w:pPr>
-            <w:r>
-              <w:rPr>
-                <w:rFonts w:ascii="Times New Roman" w:hAnsi="Times New Roman" w:eastAsia="Times New Roman" w:cs="Times New Roman"/>
-                <w:sz w:val="22"/>
-                <w:szCs w:val="22"/>
-              </w:rPr>
-              <w:t>Identifying</w:t>
-            </w:r>
-            <w:r>
-              <w:rPr>
-                <w:rFonts w:ascii="Times New Roman" w:hAnsi="Times New Roman" w:eastAsia="Times New Roman" w:cs="Times New Roman"/>
-                <w:sz w:val="22"/>
-                <w:szCs w:val="22"/>
-              </w:rPr>
-              <w:t xml:space="preserve"> high-use antibiotics</w:t>
+                <w:rFonts w:ascii="Times New Roman" w:eastAsia="Times New Roman" w:hAnsi="Times New Roman" w:cs="Times New Roman"/>
+                <w:sz w:val="22"/>
+                <w:szCs w:val="22"/>
+              </w:rPr>
+            </w:pPr>
+            <w:r>
+              <w:rPr>
+                <w:rFonts w:ascii="Times New Roman" w:eastAsia="Times New Roman" w:hAnsi="Times New Roman" w:cs="Times New Roman"/>
+                <w:sz w:val="22"/>
+                <w:szCs w:val="22"/>
+              </w:rPr>
+              <w:t>Identifying high-use antibiotics</w:t>
             </w:r>
           </w:p>
           <w:p>
@@ -1887,38 +1694,22 @@
               <w:pStyle w:val="ListParagraph"/>
               <w:numPr>
                 <w:ilvl w:val="0"/>
-                <w:numId w:val="13"/>
+                <w:numId w:val="14"/>
               </w:numPr>
               <w:spacing w:line="276" w:lineRule="auto"/>
               <w:rPr>
-                <w:rFonts w:ascii="Times New Roman" w:hAnsi="Times New Roman" w:eastAsia="Times New Roman" w:cs="Times New Roman"/>
-                <w:sz w:val="22"/>
-                <w:szCs w:val="22"/>
-              </w:rPr>
-            </w:pPr>
-            <w:r>
-              <w:rPr>
-                <w:rFonts w:ascii="Times New Roman" w:hAnsi="Times New Roman" w:eastAsia="Times New Roman" w:cs="Times New Roman"/>
-                <w:sz w:val="22"/>
-                <w:szCs w:val="22"/>
-              </w:rPr>
-              <w:t xml:space="preserve">Tracking broad-spectrum agent </w:t>
-            </w:r>
-            <w:r>
-              <w:rPr>
-                <w:rFonts w:ascii="Times New Roman" w:hAnsi="Times New Roman" w:eastAsia="Times New Roman" w:cs="Times New Roman"/>
-                <w:sz w:val="22"/>
-                <w:szCs w:val="22"/>
-              </w:rPr>
-              <w:t>utilization</w:t>
-            </w:r>
-            <w:r>
-              <w:rPr>
-                <w:rFonts w:ascii="Times New Roman" w:hAnsi="Times New Roman" w:eastAsia="Times New Roman" w:cs="Times New Roman"/>
-                <w:sz w:val="22"/>
-                <w:szCs w:val="22"/>
-              </w:rPr>
-              <w:t xml:space="preserve"> </w:t>
+                <w:rFonts w:ascii="Times New Roman" w:eastAsia="Times New Roman" w:hAnsi="Times New Roman" w:cs="Times New Roman"/>
+                <w:sz w:val="22"/>
+                <w:szCs w:val="22"/>
+              </w:rPr>
+            </w:pPr>
+            <w:r>
+              <w:rPr>
+                <w:rFonts w:ascii="Times New Roman" w:eastAsia="Times New Roman" w:hAnsi="Times New Roman" w:cs="Times New Roman"/>
+                <w:sz w:val="22"/>
+                <w:szCs w:val="22"/>
+              </w:rPr>
+              <w:t xml:space="preserve">Tracking broad-spectrum agent utilization </w:t>
             </w:r>
           </w:p>
         </w:tc>
@@ -1931,10 +1722,10 @@
           <w:tcPr>
             <w:tcW w:w="1950" w:type="dxa"/>
             <w:tcBorders>
-              <w:top w:val="single" w:color="auto" w:sz="8" w:space="0"/>
-              <w:left w:val="single" w:color="auto" w:sz="8" w:space="0"/>
-              <w:bottom w:val="single" w:color="auto" w:sz="8" w:space="0"/>
-              <w:right w:val="single" w:color="auto" w:sz="8" w:space="0"/>
+              <w:top w:val="single" w:sz="8" w:space="0" w:color="auto"/>
+              <w:left w:val="single" w:sz="8" w:space="0" w:color="auto"/>
+              <w:bottom w:val="single" w:sz="8" w:space="0" w:color="auto"/>
+              <w:right w:val="single" w:sz="8" w:space="0" w:color="auto"/>
             </w:tcBorders>
             <w:tcMar>
               <w:left w:w="108" w:type="dxa"/>
@@ -1945,14 +1736,14 @@
             <w:pPr>
               <w:spacing w:line="276" w:lineRule="auto"/>
               <w:rPr>
-                <w:rFonts w:ascii="Times New Roman" w:hAnsi="Times New Roman" w:eastAsia="Times New Roman" w:cs="Times New Roman"/>
-                <w:sz w:val="22"/>
-                <w:szCs w:val="22"/>
-              </w:rPr>
-            </w:pPr>
-            <w:r>
-              <w:rPr>
-                <w:rFonts w:ascii="Times New Roman" w:hAnsi="Times New Roman" w:eastAsia="Times New Roman" w:cs="Times New Roman"/>
+                <w:rFonts w:ascii="Times New Roman" w:eastAsia="Times New Roman" w:hAnsi="Times New Roman" w:cs="Times New Roman"/>
+                <w:sz w:val="22"/>
+                <w:szCs w:val="22"/>
+              </w:rPr>
+            </w:pPr>
+            <w:r>
+              <w:rPr>
+                <w:rFonts w:ascii="Times New Roman" w:eastAsia="Times New Roman" w:hAnsi="Times New Roman" w:cs="Times New Roman"/>
                 <w:sz w:val="22"/>
                 <w:szCs w:val="22"/>
               </w:rPr>
@@ -1964,10 +1755,10 @@
           <w:tcPr>
             <w:tcW w:w="4350" w:type="dxa"/>
             <w:tcBorders>
-              <w:top w:val="single" w:color="auto" w:sz="8" w:space="0"/>
-              <w:left w:val="single" w:color="auto" w:sz="8" w:space="0"/>
-              <w:bottom w:val="single" w:color="auto" w:sz="8" w:space="0"/>
-              <w:right w:val="single" w:color="auto" w:sz="8" w:space="0"/>
+              <w:top w:val="single" w:sz="8" w:space="0" w:color="auto"/>
+              <w:left w:val="single" w:sz="8" w:space="0" w:color="auto"/>
+              <w:bottom w:val="single" w:sz="8" w:space="0" w:color="auto"/>
+              <w:right w:val="single" w:sz="8" w:space="0" w:color="auto"/>
             </w:tcBorders>
             <w:tcMar>
               <w:left w:w="108" w:type="dxa"/>
@@ -1978,14 +1769,14 @@
             <w:pPr>
               <w:spacing w:line="276" w:lineRule="auto"/>
               <w:rPr>
-                <w:rFonts w:ascii="Times New Roman" w:hAnsi="Times New Roman" w:eastAsia="Times New Roman" w:cs="Times New Roman"/>
-                <w:sz w:val="22"/>
-                <w:szCs w:val="22"/>
-              </w:rPr>
-            </w:pPr>
-            <w:r>
-              <w:rPr>
-                <w:rFonts w:ascii="Times New Roman" w:hAnsi="Times New Roman" w:eastAsia="Times New Roman" w:cs="Times New Roman"/>
+                <w:rFonts w:ascii="Times New Roman" w:eastAsia="Times New Roman" w:hAnsi="Times New Roman" w:cs="Times New Roman"/>
+                <w:sz w:val="22"/>
+                <w:szCs w:val="22"/>
+              </w:rPr>
+            </w:pPr>
+            <w:r>
+              <w:rPr>
+                <w:rFonts w:ascii="Times New Roman" w:eastAsia="Times New Roman" w:hAnsi="Times New Roman" w:cs="Times New Roman"/>
                 <w:sz w:val="22"/>
                 <w:szCs w:val="22"/>
               </w:rPr>
@@ -1997,10 +1788,10 @@
           <w:tcPr>
             <w:tcW w:w="4320" w:type="dxa"/>
             <w:tcBorders>
-              <w:top w:val="single" w:color="auto" w:sz="8" w:space="0"/>
-              <w:left w:val="single" w:color="auto" w:sz="8" w:space="0"/>
-              <w:bottom w:val="single" w:color="auto" w:sz="8" w:space="0"/>
-              <w:right w:val="single" w:color="auto" w:sz="8" w:space="0"/>
+              <w:top w:val="single" w:sz="8" w:space="0" w:color="auto"/>
+              <w:left w:val="single" w:sz="8" w:space="0" w:color="auto"/>
+              <w:bottom w:val="single" w:sz="8" w:space="0" w:color="auto"/>
+              <w:right w:val="single" w:sz="8" w:space="0" w:color="auto"/>
             </w:tcBorders>
             <w:tcMar>
               <w:left w:w="108" w:type="dxa"/>
@@ -2012,18 +1803,18 @@
               <w:pStyle w:val="ListParagraph"/>
               <w:numPr>
                 <w:ilvl w:val="0"/>
-                <w:numId w:val="15"/>
+                <w:numId w:val="16"/>
               </w:numPr>
               <w:spacing w:line="276" w:lineRule="auto"/>
               <w:rPr>
-                <w:rFonts w:ascii="Times New Roman" w:hAnsi="Times New Roman" w:eastAsia="Times New Roman" w:cs="Times New Roman"/>
-                <w:sz w:val="22"/>
-                <w:szCs w:val="22"/>
-              </w:rPr>
-            </w:pPr>
-            <w:r>
-              <w:rPr>
-                <w:rFonts w:ascii="Times New Roman" w:hAnsi="Times New Roman" w:eastAsia="Times New Roman" w:cs="Times New Roman"/>
+                <w:rFonts w:ascii="Times New Roman" w:eastAsia="Times New Roman" w:hAnsi="Times New Roman" w:cs="Times New Roman"/>
+                <w:sz w:val="22"/>
+                <w:szCs w:val="22"/>
+              </w:rPr>
+            </w:pPr>
+            <w:r>
+              <w:rPr>
+                <w:rFonts w:ascii="Times New Roman" w:eastAsia="Times New Roman" w:hAnsi="Times New Roman" w:cs="Times New Roman"/>
                 <w:sz w:val="22"/>
                 <w:szCs w:val="22"/>
               </w:rPr>
@@ -2035,18 +1826,18 @@
               <w:pStyle w:val="ListParagraph"/>
               <w:numPr>
                 <w:ilvl w:val="0"/>
-                <w:numId w:val="15"/>
+                <w:numId w:val="16"/>
               </w:numPr>
               <w:spacing w:line="276" w:lineRule="auto"/>
               <w:rPr>
-                <w:rFonts w:ascii="Times New Roman" w:hAnsi="Times New Roman" w:eastAsia="Times New Roman" w:cs="Times New Roman"/>
-                <w:sz w:val="22"/>
-                <w:szCs w:val="22"/>
-              </w:rPr>
-            </w:pPr>
-            <w:r>
-              <w:rPr>
-                <w:rFonts w:ascii="Times New Roman" w:hAnsi="Times New Roman" w:eastAsia="Times New Roman" w:cs="Times New Roman"/>
+                <w:rFonts w:ascii="Times New Roman" w:eastAsia="Times New Roman" w:hAnsi="Times New Roman" w:cs="Times New Roman"/>
+                <w:sz w:val="22"/>
+                <w:szCs w:val="22"/>
+              </w:rPr>
+            </w:pPr>
+            <w:r>
+              <w:rPr>
+                <w:rFonts w:ascii="Times New Roman" w:eastAsia="Times New Roman" w:hAnsi="Times New Roman" w:cs="Times New Roman"/>
                 <w:sz w:val="22"/>
                 <w:szCs w:val="22"/>
               </w:rPr>
@@ -2063,10 +1854,10 @@
           <w:tcPr>
             <w:tcW w:w="1950" w:type="dxa"/>
             <w:tcBorders>
-              <w:top w:val="single" w:color="auto" w:sz="8" w:space="0"/>
-              <w:left w:val="single" w:color="auto" w:sz="8" w:space="0"/>
-              <w:bottom w:val="single" w:color="auto" w:sz="8" w:space="0"/>
-              <w:right w:val="single" w:color="auto" w:sz="8" w:space="0"/>
+              <w:top w:val="single" w:sz="8" w:space="0" w:color="auto"/>
+              <w:left w:val="single" w:sz="8" w:space="0" w:color="auto"/>
+              <w:bottom w:val="single" w:sz="8" w:space="0" w:color="auto"/>
+              <w:right w:val="single" w:sz="8" w:space="0" w:color="auto"/>
             </w:tcBorders>
             <w:tcMar>
               <w:left w:w="108" w:type="dxa"/>
@@ -2077,14 +1868,14 @@
             <w:pPr>
               <w:spacing w:line="276" w:lineRule="auto"/>
               <w:rPr>
-                <w:rFonts w:ascii="Times New Roman" w:hAnsi="Times New Roman" w:eastAsia="Times New Roman" w:cs="Times New Roman"/>
-                <w:sz w:val="22"/>
-                <w:szCs w:val="22"/>
-              </w:rPr>
-            </w:pPr>
-            <w:r>
-              <w:rPr>
-                <w:rFonts w:ascii="Times New Roman" w:hAnsi="Times New Roman" w:eastAsia="Times New Roman" w:cs="Times New Roman"/>
+                <w:rFonts w:ascii="Times New Roman" w:eastAsia="Times New Roman" w:hAnsi="Times New Roman" w:cs="Times New Roman"/>
+                <w:sz w:val="22"/>
+                <w:szCs w:val="22"/>
+              </w:rPr>
+            </w:pPr>
+            <w:r>
+              <w:rPr>
+                <w:rFonts w:ascii="Times New Roman" w:eastAsia="Times New Roman" w:hAnsi="Times New Roman" w:cs="Times New Roman"/>
                 <w:sz w:val="22"/>
                 <w:szCs w:val="22"/>
               </w:rPr>
@@ -2096,10 +1887,10 @@
           <w:tcPr>
             <w:tcW w:w="4350" w:type="dxa"/>
             <w:tcBorders>
-              <w:top w:val="single" w:color="auto" w:sz="8" w:space="0"/>
-              <w:left w:val="single" w:color="auto" w:sz="8" w:space="0"/>
-              <w:bottom w:val="single" w:color="auto" w:sz="8" w:space="0"/>
-              <w:right w:val="single" w:color="auto" w:sz="8" w:space="0"/>
+              <w:top w:val="single" w:sz="8" w:space="0" w:color="auto"/>
+              <w:left w:val="single" w:sz="8" w:space="0" w:color="auto"/>
+              <w:bottom w:val="single" w:sz="8" w:space="0" w:color="auto"/>
+              <w:right w:val="single" w:sz="8" w:space="0" w:color="auto"/>
             </w:tcBorders>
             <w:tcMar>
               <w:left w:w="108" w:type="dxa"/>
@@ -2110,14 +1901,14 @@
             <w:pPr>
               <w:spacing w:line="276" w:lineRule="auto"/>
               <w:rPr>
-                <w:rFonts w:ascii="Times New Roman" w:hAnsi="Times New Roman" w:eastAsia="Times New Roman" w:cs="Times New Roman"/>
-                <w:sz w:val="22"/>
-                <w:szCs w:val="22"/>
-              </w:rPr>
-            </w:pPr>
-            <w:r>
-              <w:rPr>
-                <w:rFonts w:ascii="Times New Roman" w:hAnsi="Times New Roman" w:eastAsia="Times New Roman" w:cs="Times New Roman"/>
+                <w:rFonts w:ascii="Times New Roman" w:eastAsia="Times New Roman" w:hAnsi="Times New Roman" w:cs="Times New Roman"/>
+                <w:sz w:val="22"/>
+                <w:szCs w:val="22"/>
+              </w:rPr>
+            </w:pPr>
+            <w:r>
+              <w:rPr>
+                <w:rFonts w:ascii="Times New Roman" w:eastAsia="Times New Roman" w:hAnsi="Times New Roman" w:cs="Times New Roman"/>
                 <w:sz w:val="22"/>
                 <w:szCs w:val="22"/>
               </w:rPr>
@@ -2125,7 +1916,7 @@
             </w:r>
             <w:r>
               <w:rPr>
-                <w:rFonts w:ascii="Times New Roman" w:hAnsi="Times New Roman" w:eastAsia="Times New Roman" w:cs="Times New Roman"/>
+                <w:rFonts w:ascii="Times New Roman" w:eastAsia="Times New Roman" w:hAnsi="Times New Roman" w:cs="Times New Roman"/>
                 <w:sz w:val="22"/>
                 <w:szCs w:val="22"/>
               </w:rPr>
@@ -2133,7 +1924,7 @@
             </w:r>
             <w:r>
               <w:rPr>
-                <w:rFonts w:ascii="Times New Roman" w:hAnsi="Times New Roman" w:eastAsia="Times New Roman" w:cs="Times New Roman"/>
+                <w:rFonts w:ascii="Times New Roman" w:eastAsia="Times New Roman" w:hAnsi="Times New Roman" w:cs="Times New Roman"/>
                 <w:sz w:val="22"/>
                 <w:szCs w:val="22"/>
               </w:rPr>
@@ -2145,10 +1936,10 @@
           <w:tcPr>
             <w:tcW w:w="4320" w:type="dxa"/>
             <w:tcBorders>
-              <w:top w:val="single" w:color="auto" w:sz="8" w:space="0"/>
-              <w:left w:val="single" w:color="auto" w:sz="8" w:space="0"/>
-              <w:bottom w:val="single" w:color="auto" w:sz="8" w:space="0"/>
-              <w:right w:val="single" w:color="auto" w:sz="8" w:space="0"/>
+              <w:top w:val="single" w:sz="8" w:space="0" w:color="auto"/>
+              <w:left w:val="single" w:sz="8" w:space="0" w:color="auto"/>
+              <w:bottom w:val="single" w:sz="8" w:space="0" w:color="auto"/>
+              <w:right w:val="single" w:sz="8" w:space="0" w:color="auto"/>
             </w:tcBorders>
             <w:tcMar>
               <w:left w:w="108" w:type="dxa"/>
@@ -2160,18 +1951,18 @@
               <w:pStyle w:val="ListParagraph"/>
               <w:numPr>
                 <w:ilvl w:val="0"/>
-                <w:numId w:val="12"/>
+                <w:numId w:val="13"/>
               </w:numPr>
               <w:spacing w:line="276" w:lineRule="auto"/>
               <w:rPr>
-                <w:rFonts w:ascii="Times New Roman" w:hAnsi="Times New Roman" w:eastAsia="Times New Roman" w:cs="Times New Roman"/>
-                <w:sz w:val="22"/>
-                <w:szCs w:val="22"/>
-              </w:rPr>
-            </w:pPr>
-            <w:r>
-              <w:rPr>
-                <w:rFonts w:ascii="Times New Roman" w:hAnsi="Times New Roman" w:eastAsia="Times New Roman" w:cs="Times New Roman"/>
+                <w:rFonts w:ascii="Times New Roman" w:eastAsia="Times New Roman" w:hAnsi="Times New Roman" w:cs="Times New Roman"/>
+                <w:sz w:val="22"/>
+                <w:szCs w:val="22"/>
+              </w:rPr>
+            </w:pPr>
+            <w:r>
+              <w:rPr>
+                <w:rFonts w:ascii="Times New Roman" w:eastAsia="Times New Roman" w:hAnsi="Times New Roman" w:cs="Times New Roman"/>
                 <w:sz w:val="22"/>
                 <w:szCs w:val="22"/>
               </w:rPr>
@@ -2183,18 +1974,18 @@
               <w:pStyle w:val="ListParagraph"/>
               <w:numPr>
                 <w:ilvl w:val="0"/>
-                <w:numId w:val="12"/>
+                <w:numId w:val="13"/>
               </w:numPr>
               <w:spacing w:line="276" w:lineRule="auto"/>
               <w:rPr>
-                <w:rFonts w:ascii="Times New Roman" w:hAnsi="Times New Roman" w:eastAsia="Times New Roman" w:cs="Times New Roman"/>
-                <w:sz w:val="22"/>
-                <w:szCs w:val="22"/>
-              </w:rPr>
-            </w:pPr>
-            <w:r>
-              <w:rPr>
-                <w:rFonts w:ascii="Times New Roman" w:hAnsi="Times New Roman" w:eastAsia="Times New Roman" w:cs="Times New Roman"/>
+                <w:rFonts w:ascii="Times New Roman" w:eastAsia="Times New Roman" w:hAnsi="Times New Roman" w:cs="Times New Roman"/>
+                <w:sz w:val="22"/>
+                <w:szCs w:val="22"/>
+              </w:rPr>
+            </w:pPr>
+            <w:r>
+              <w:rPr>
+                <w:rFonts w:ascii="Times New Roman" w:eastAsia="Times New Roman" w:hAnsi="Times New Roman" w:cs="Times New Roman"/>
                 <w:sz w:val="22"/>
                 <w:szCs w:val="22"/>
               </w:rPr>
@@ -2206,30 +1997,22 @@
               <w:pStyle w:val="ListParagraph"/>
               <w:numPr>
                 <w:ilvl w:val="0"/>
-                <w:numId w:val="12"/>
+                <w:numId w:val="13"/>
               </w:numPr>
               <w:spacing w:line="276" w:lineRule="auto"/>
               <w:rPr>
-                <w:rFonts w:ascii="Times New Roman" w:hAnsi="Times New Roman" w:eastAsia="Times New Roman" w:cs="Times New Roman"/>
-                <w:sz w:val="22"/>
-                <w:szCs w:val="22"/>
-              </w:rPr>
-            </w:pPr>
-            <w:r>
-              <w:rPr>
-                <w:rFonts w:ascii="Times New Roman" w:hAnsi="Times New Roman" w:eastAsia="Times New Roman" w:cs="Times New Roman"/>
-                <w:sz w:val="22"/>
-                <w:szCs w:val="22"/>
-              </w:rPr>
-              <w:t>Identifying</w:t>
-            </w:r>
-            <w:r>
-              <w:rPr>
-                <w:rFonts w:ascii="Times New Roman" w:hAnsi="Times New Roman" w:eastAsia="Times New Roman" w:cs="Times New Roman"/>
-                <w:sz w:val="22"/>
-                <w:szCs w:val="22"/>
-              </w:rPr>
-              <w:t xml:space="preserve"> inappropriate broad-spectrum antibiotic use</w:t>
+                <w:rFonts w:ascii="Times New Roman" w:eastAsia="Times New Roman" w:hAnsi="Times New Roman" w:cs="Times New Roman"/>
+                <w:sz w:val="22"/>
+                <w:szCs w:val="22"/>
+              </w:rPr>
+            </w:pPr>
+            <w:r>
+              <w:rPr>
+                <w:rFonts w:ascii="Times New Roman" w:eastAsia="Times New Roman" w:hAnsi="Times New Roman" w:cs="Times New Roman"/>
+                <w:sz w:val="22"/>
+                <w:szCs w:val="22"/>
+              </w:rPr>
+              <w:t>Identifying inappropriate broad-spectrum antibiotic use</w:t>
             </w:r>
           </w:p>
           <w:p>
@@ -2237,18 +2020,18 @@
               <w:pStyle w:val="ListParagraph"/>
               <w:numPr>
                 <w:ilvl w:val="0"/>
-                <w:numId w:val="12"/>
+                <w:numId w:val="13"/>
               </w:numPr>
               <w:spacing w:line="276" w:lineRule="auto"/>
               <w:rPr>
-                <w:rFonts w:ascii="Times New Roman" w:hAnsi="Times New Roman" w:eastAsia="Times New Roman" w:cs="Times New Roman"/>
-                <w:sz w:val="22"/>
-                <w:szCs w:val="22"/>
-              </w:rPr>
-            </w:pPr>
-            <w:r>
-              <w:rPr>
-                <w:rFonts w:ascii="Times New Roman" w:hAnsi="Times New Roman" w:eastAsia="Times New Roman" w:cs="Times New Roman"/>
+                <w:rFonts w:ascii="Times New Roman" w:eastAsia="Times New Roman" w:hAnsi="Times New Roman" w:cs="Times New Roman"/>
+                <w:sz w:val="22"/>
+                <w:szCs w:val="22"/>
+              </w:rPr>
+            </w:pPr>
+            <w:r>
+              <w:rPr>
+                <w:rFonts w:ascii="Times New Roman" w:eastAsia="Times New Roman" w:hAnsi="Times New Roman" w:cs="Times New Roman"/>
                 <w:sz w:val="22"/>
                 <w:szCs w:val="22"/>
               </w:rPr>
@@ -2265,10 +2048,10 @@
           <w:tcPr>
             <w:tcW w:w="1950" w:type="dxa"/>
             <w:tcBorders>
-              <w:top w:val="single" w:color="auto" w:sz="8" w:space="0"/>
-              <w:left w:val="single" w:color="auto" w:sz="8" w:space="0"/>
-              <w:bottom w:val="single" w:color="auto" w:sz="8" w:space="0"/>
-              <w:right w:val="single" w:color="auto" w:sz="8" w:space="0"/>
+              <w:top w:val="single" w:sz="8" w:space="0" w:color="auto"/>
+              <w:left w:val="single" w:sz="8" w:space="0" w:color="auto"/>
+              <w:bottom w:val="single" w:sz="8" w:space="0" w:color="auto"/>
+              <w:right w:val="single" w:sz="8" w:space="0" w:color="auto"/>
             </w:tcBorders>
             <w:tcMar>
               <w:left w:w="108" w:type="dxa"/>
@@ -2279,14 +2062,14 @@
             <w:pPr>
               <w:spacing w:line="276" w:lineRule="auto"/>
               <w:rPr>
-                <w:rFonts w:ascii="Times New Roman" w:hAnsi="Times New Roman" w:eastAsia="Times New Roman" w:cs="Times New Roman"/>
-                <w:sz w:val="22"/>
-                <w:szCs w:val="22"/>
-              </w:rPr>
-            </w:pPr>
-            <w:r>
-              <w:rPr>
-                <w:rFonts w:ascii="Times New Roman" w:hAnsi="Times New Roman" w:eastAsia="Times New Roman" w:cs="Times New Roman"/>
+                <w:rFonts w:ascii="Times New Roman" w:eastAsia="Times New Roman" w:hAnsi="Times New Roman" w:cs="Times New Roman"/>
+                <w:sz w:val="22"/>
+                <w:szCs w:val="22"/>
+              </w:rPr>
+            </w:pPr>
+            <w:r>
+              <w:rPr>
+                <w:rFonts w:ascii="Times New Roman" w:eastAsia="Times New Roman" w:hAnsi="Times New Roman" w:cs="Times New Roman"/>
                 <w:sz w:val="22"/>
                 <w:szCs w:val="22"/>
               </w:rPr>
@@ -2298,10 +2081,10 @@
           <w:tcPr>
             <w:tcW w:w="4350" w:type="dxa"/>
             <w:tcBorders>
-              <w:top w:val="single" w:color="auto" w:sz="8" w:space="0"/>
-              <w:left w:val="single" w:color="auto" w:sz="8" w:space="0"/>
-              <w:bottom w:val="single" w:color="auto" w:sz="8" w:space="0"/>
-              <w:right w:val="single" w:color="auto" w:sz="8" w:space="0"/>
+              <w:top w:val="single" w:sz="8" w:space="0" w:color="auto"/>
+              <w:left w:val="single" w:sz="8" w:space="0" w:color="auto"/>
+              <w:bottom w:val="single" w:sz="8" w:space="0" w:color="auto"/>
+              <w:right w:val="single" w:sz="8" w:space="0" w:color="auto"/>
             </w:tcBorders>
             <w:tcMar>
               <w:left w:w="108" w:type="dxa"/>
@@ -2312,34 +2095,18 @@
             <w:pPr>
               <w:spacing w:line="276" w:lineRule="auto"/>
               <w:rPr>
-                <w:rFonts w:ascii="Times New Roman" w:hAnsi="Times New Roman" w:eastAsia="Times New Roman" w:cs="Times New Roman"/>
-                <w:sz w:val="22"/>
-                <w:szCs w:val="22"/>
-              </w:rPr>
-            </w:pPr>
-            <w:r>
-              <w:rPr>
-                <w:rFonts w:ascii="Times New Roman" w:hAnsi="Times New Roman" w:eastAsia="Times New Roman" w:cs="Times New Roman"/>
-                <w:sz w:val="22"/>
-                <w:szCs w:val="22"/>
-              </w:rPr>
-              <w:t>Documenting interventions that provide feedback to clinicians and tracking responses to feedback (</w:t>
-            </w:r>
-            <w:r>
-              <w:rPr>
-                <w:rFonts w:ascii="Times New Roman" w:hAnsi="Times New Roman" w:eastAsia="Times New Roman" w:cs="Times New Roman"/>
-                <w:sz w:val="22"/>
-                <w:szCs w:val="22"/>
-              </w:rPr>
-              <w:t>e.g.</w:t>
-            </w:r>
-            <w:r>
-              <w:rPr>
-                <w:rFonts w:ascii="Times New Roman" w:hAnsi="Times New Roman" w:eastAsia="Times New Roman" w:cs="Times New Roman"/>
-                <w:sz w:val="22"/>
-                <w:szCs w:val="22"/>
-              </w:rPr>
-              <w:t xml:space="preserve"> acceptance).</w:t>
+                <w:rFonts w:ascii="Times New Roman" w:eastAsia="Times New Roman" w:hAnsi="Times New Roman" w:cs="Times New Roman"/>
+                <w:sz w:val="22"/>
+                <w:szCs w:val="22"/>
+              </w:rPr>
+            </w:pPr>
+            <w:r>
+              <w:rPr>
+                <w:rFonts w:ascii="Times New Roman" w:eastAsia="Times New Roman" w:hAnsi="Times New Roman" w:cs="Times New Roman"/>
+                <w:sz w:val="22"/>
+                <w:szCs w:val="22"/>
+              </w:rPr>
+              <w:t>Documenting interventions that provide feedback to clinicians and tracking responses to feedback (e.g. acceptance).</w:t>
             </w:r>
           </w:p>
         </w:tc>
@@ -2347,10 +2114,10 @@
           <w:tcPr>
             <w:tcW w:w="4320" w:type="dxa"/>
             <w:tcBorders>
-              <w:top w:val="single" w:color="auto" w:sz="8" w:space="0"/>
-              <w:left w:val="single" w:color="auto" w:sz="8" w:space="0"/>
-              <w:bottom w:val="single" w:color="auto" w:sz="8" w:space="0"/>
-              <w:right w:val="single" w:color="auto" w:sz="8" w:space="0"/>
+              <w:top w:val="single" w:sz="8" w:space="0" w:color="auto"/>
+              <w:left w:val="single" w:sz="8" w:space="0" w:color="auto"/>
+              <w:bottom w:val="single" w:sz="8" w:space="0" w:color="auto"/>
+              <w:right w:val="single" w:sz="8" w:space="0" w:color="auto"/>
             </w:tcBorders>
             <w:tcMar>
               <w:left w:w="108" w:type="dxa"/>
@@ -2362,18 +2129,18 @@
               <w:pStyle w:val="ListParagraph"/>
               <w:numPr>
                 <w:ilvl w:val="0"/>
-                <w:numId w:val="17"/>
+                <w:numId w:val="18"/>
               </w:numPr>
               <w:spacing w:line="276" w:lineRule="auto"/>
               <w:rPr>
-                <w:rFonts w:ascii="Times New Roman" w:hAnsi="Times New Roman" w:eastAsia="Times New Roman" w:cs="Times New Roman"/>
-                <w:sz w:val="22"/>
-                <w:szCs w:val="22"/>
-              </w:rPr>
-            </w:pPr>
-            <w:r>
-              <w:rPr>
-                <w:rFonts w:ascii="Times New Roman" w:hAnsi="Times New Roman" w:eastAsia="Times New Roman" w:cs="Times New Roman"/>
+                <w:rFonts w:ascii="Times New Roman" w:eastAsia="Times New Roman" w:hAnsi="Times New Roman" w:cs="Times New Roman"/>
+                <w:sz w:val="22"/>
+                <w:szCs w:val="22"/>
+              </w:rPr>
+            </w:pPr>
+            <w:r>
+              <w:rPr>
+                <w:rFonts w:ascii="Times New Roman" w:eastAsia="Times New Roman" w:hAnsi="Times New Roman" w:cs="Times New Roman"/>
                 <w:sz w:val="22"/>
                 <w:szCs w:val="22"/>
               </w:rPr>
@@ -2390,10 +2157,10 @@
           <w:tcPr>
             <w:tcW w:w="1950" w:type="dxa"/>
             <w:tcBorders>
-              <w:top w:val="single" w:color="auto" w:sz="8" w:space="0"/>
-              <w:left w:val="single" w:color="auto" w:sz="8" w:space="0"/>
-              <w:bottom w:val="single" w:color="auto" w:sz="8" w:space="0"/>
-              <w:right w:val="single" w:color="auto" w:sz="8" w:space="0"/>
+              <w:top w:val="single" w:sz="8" w:space="0" w:color="auto"/>
+              <w:left w:val="single" w:sz="8" w:space="0" w:color="auto"/>
+              <w:bottom w:val="single" w:sz="8" w:space="0" w:color="auto"/>
+              <w:right w:val="single" w:sz="8" w:space="0" w:color="auto"/>
             </w:tcBorders>
             <w:tcMar>
               <w:left w:w="108" w:type="dxa"/>
@@ -2404,17 +2171,18 @@
             <w:pPr>
               <w:spacing w:line="276" w:lineRule="auto"/>
               <w:rPr>
-                <w:rFonts w:ascii="Times New Roman" w:hAnsi="Times New Roman" w:eastAsia="Times New Roman" w:cs="Times New Roman"/>
-                <w:sz w:val="22"/>
-                <w:szCs w:val="22"/>
-              </w:rPr>
-            </w:pPr>
-            <w:r>
-              <w:rPr>
-                <w:rFonts w:ascii="Times New Roman" w:hAnsi="Times New Roman" w:eastAsia="Times New Roman" w:cs="Times New Roman"/>
-                <w:sz w:val="22"/>
-                <w:szCs w:val="22"/>
-              </w:rPr>
+                <w:rFonts w:ascii="Times New Roman" w:eastAsia="Times New Roman" w:hAnsi="Times New Roman" w:cs="Times New Roman"/>
+                <w:sz w:val="22"/>
+                <w:szCs w:val="22"/>
+              </w:rPr>
+            </w:pPr>
+            <w:r>
+              <w:rPr>
+                <w:rFonts w:ascii="Times New Roman" w:eastAsia="Times New Roman" w:hAnsi="Times New Roman" w:cs="Times New Roman"/>
+                <w:sz w:val="22"/>
+                <w:szCs w:val="22"/>
+              </w:rPr>
+              <w:lastRenderedPageBreak/>
               <w:t>Reporting – sharing data with prescribers/decision makers</w:t>
             </w:r>
           </w:p>
@@ -2423,10 +2191,10 @@
           <w:tcPr>
             <w:tcW w:w="4350" w:type="dxa"/>
             <w:tcBorders>
-              <w:top w:val="single" w:color="auto" w:sz="8" w:space="0"/>
-              <w:left w:val="single" w:color="auto" w:sz="8" w:space="0"/>
-              <w:bottom w:val="single" w:color="auto" w:sz="8" w:space="0"/>
-              <w:right w:val="single" w:color="auto" w:sz="8" w:space="0"/>
+              <w:top w:val="single" w:sz="8" w:space="0" w:color="auto"/>
+              <w:left w:val="single" w:sz="8" w:space="0" w:color="auto"/>
+              <w:bottom w:val="single" w:sz="8" w:space="0" w:color="auto"/>
+              <w:right w:val="single" w:sz="8" w:space="0" w:color="auto"/>
             </w:tcBorders>
             <w:tcMar>
               <w:left w:w="108" w:type="dxa"/>
@@ -2437,14 +2205,14 @@
             <w:pPr>
               <w:spacing w:line="276" w:lineRule="auto"/>
               <w:rPr>
-                <w:rFonts w:ascii="Times New Roman" w:hAnsi="Times New Roman" w:eastAsia="Times New Roman" w:cs="Times New Roman"/>
-                <w:sz w:val="22"/>
-                <w:szCs w:val="22"/>
-              </w:rPr>
-            </w:pPr>
-            <w:r>
-              <w:rPr>
-                <w:rFonts w:ascii="Times New Roman" w:hAnsi="Times New Roman" w:eastAsia="Times New Roman" w:cs="Times New Roman"/>
+                <w:rFonts w:ascii="Times New Roman" w:eastAsia="Times New Roman" w:hAnsi="Times New Roman" w:cs="Times New Roman"/>
+                <w:sz w:val="22"/>
+                <w:szCs w:val="22"/>
+              </w:rPr>
+            </w:pPr>
+            <w:r>
+              <w:rPr>
+                <w:rFonts w:ascii="Times New Roman" w:eastAsia="Times New Roman" w:hAnsi="Times New Roman" w:cs="Times New Roman"/>
                 <w:sz w:val="22"/>
                 <w:szCs w:val="22"/>
               </w:rPr>
@@ -2452,7 +2220,7 @@
             </w:r>
             <w:r>
               <w:rPr>
-                <w:rFonts w:ascii="Times New Roman" w:hAnsi="Times New Roman" w:eastAsia="Times New Roman" w:cs="Times New Roman"/>
+                <w:rFonts w:ascii="Times New Roman" w:eastAsia="Times New Roman" w:hAnsi="Times New Roman" w:cs="Times New Roman"/>
                 <w:sz w:val="22"/>
                 <w:szCs w:val="22"/>
               </w:rPr>
@@ -2460,7 +2228,7 @@
             </w:r>
             <w:r>
               <w:rPr>
-                <w:rFonts w:ascii="Times New Roman" w:hAnsi="Times New Roman" w:eastAsia="Times New Roman" w:cs="Times New Roman"/>
+                <w:rFonts w:ascii="Times New Roman" w:eastAsia="Times New Roman" w:hAnsi="Times New Roman" w:cs="Times New Roman"/>
                 <w:sz w:val="22"/>
                 <w:szCs w:val="22"/>
               </w:rPr>
@@ -2472,10 +2240,10 @@
           <w:tcPr>
             <w:tcW w:w="4320" w:type="dxa"/>
             <w:tcBorders>
-              <w:top w:val="single" w:color="auto" w:sz="8" w:space="0"/>
-              <w:left w:val="single" w:color="auto" w:sz="8" w:space="0"/>
-              <w:bottom w:val="single" w:color="auto" w:sz="8" w:space="0"/>
-              <w:right w:val="single" w:color="auto" w:sz="8" w:space="0"/>
+              <w:top w:val="single" w:sz="8" w:space="0" w:color="auto"/>
+              <w:left w:val="single" w:sz="8" w:space="0" w:color="auto"/>
+              <w:bottom w:val="single" w:sz="8" w:space="0" w:color="auto"/>
+              <w:right w:val="single" w:sz="8" w:space="0" w:color="auto"/>
             </w:tcBorders>
             <w:tcMar>
               <w:left w:w="108" w:type="dxa"/>
@@ -2487,18 +2255,18 @@
               <w:pStyle w:val="ListParagraph"/>
               <w:numPr>
                 <w:ilvl w:val="0"/>
-                <w:numId w:val="4"/>
+                <w:numId w:val="5"/>
               </w:numPr>
               <w:spacing w:line="276" w:lineRule="auto"/>
               <w:rPr>
-                <w:rFonts w:ascii="Times New Roman" w:hAnsi="Times New Roman" w:eastAsia="Times New Roman" w:cs="Times New Roman"/>
-                <w:sz w:val="22"/>
-                <w:szCs w:val="22"/>
-              </w:rPr>
-            </w:pPr>
-            <w:r>
-              <w:rPr>
-                <w:rFonts w:ascii="Times New Roman" w:hAnsi="Times New Roman" w:eastAsia="Times New Roman" w:cs="Times New Roman"/>
+                <w:rFonts w:ascii="Times New Roman" w:eastAsia="Times New Roman" w:hAnsi="Times New Roman" w:cs="Times New Roman"/>
+                <w:sz w:val="22"/>
+                <w:szCs w:val="22"/>
+              </w:rPr>
+            </w:pPr>
+            <w:r>
+              <w:rPr>
+                <w:rFonts w:ascii="Times New Roman" w:eastAsia="Times New Roman" w:hAnsi="Times New Roman" w:cs="Times New Roman"/>
                 <w:sz w:val="22"/>
                 <w:szCs w:val="22"/>
               </w:rPr>
@@ -2510,18 +2278,18 @@
               <w:pStyle w:val="ListParagraph"/>
               <w:numPr>
                 <w:ilvl w:val="0"/>
-                <w:numId w:val="4"/>
+                <w:numId w:val="5"/>
               </w:numPr>
               <w:spacing w:line="276" w:lineRule="auto"/>
               <w:rPr>
-                <w:rFonts w:ascii="Times New Roman" w:hAnsi="Times New Roman" w:eastAsia="Times New Roman" w:cs="Times New Roman"/>
-                <w:sz w:val="22"/>
-                <w:szCs w:val="22"/>
-              </w:rPr>
-            </w:pPr>
-            <w:r>
-              <w:rPr>
-                <w:rFonts w:ascii="Times New Roman" w:hAnsi="Times New Roman" w:eastAsia="Times New Roman" w:cs="Times New Roman"/>
+                <w:rFonts w:ascii="Times New Roman" w:eastAsia="Times New Roman" w:hAnsi="Times New Roman" w:cs="Times New Roman"/>
+                <w:sz w:val="22"/>
+                <w:szCs w:val="22"/>
+              </w:rPr>
+            </w:pPr>
+            <w:r>
+              <w:rPr>
+                <w:rFonts w:ascii="Times New Roman" w:eastAsia="Times New Roman" w:hAnsi="Times New Roman" w:cs="Times New Roman"/>
                 <w:sz w:val="22"/>
                 <w:szCs w:val="22"/>
               </w:rPr>
@@ -2538,10 +2306,10 @@
           <w:tcPr>
             <w:tcW w:w="1950" w:type="dxa"/>
             <w:tcBorders>
-              <w:top w:val="single" w:color="auto" w:sz="8" w:space="0"/>
-              <w:left w:val="single" w:color="auto" w:sz="8" w:space="0"/>
-              <w:bottom w:val="single" w:color="auto" w:sz="8" w:space="0"/>
-              <w:right w:val="single" w:color="auto" w:sz="8" w:space="0"/>
+              <w:top w:val="single" w:sz="8" w:space="0" w:color="auto"/>
+              <w:left w:val="single" w:sz="8" w:space="0" w:color="auto"/>
+              <w:bottom w:val="single" w:sz="8" w:space="0" w:color="auto"/>
+              <w:right w:val="single" w:sz="8" w:space="0" w:color="auto"/>
             </w:tcBorders>
             <w:tcMar>
               <w:left w:w="108" w:type="dxa"/>
@@ -2552,14 +2320,14 @@
             <w:pPr>
               <w:spacing w:line="276" w:lineRule="auto"/>
               <w:rPr>
-                <w:rFonts w:ascii="Times New Roman" w:hAnsi="Times New Roman" w:eastAsia="Times New Roman" w:cs="Times New Roman"/>
-                <w:sz w:val="22"/>
-                <w:szCs w:val="22"/>
-              </w:rPr>
-            </w:pPr>
-            <w:r>
-              <w:rPr>
-                <w:rFonts w:ascii="Times New Roman" w:hAnsi="Times New Roman" w:eastAsia="Times New Roman" w:cs="Times New Roman"/>
+                <w:rFonts w:ascii="Times New Roman" w:eastAsia="Times New Roman" w:hAnsi="Times New Roman" w:cs="Times New Roman"/>
+                <w:sz w:val="22"/>
+                <w:szCs w:val="22"/>
+              </w:rPr>
+            </w:pPr>
+            <w:r>
+              <w:rPr>
+                <w:rFonts w:ascii="Times New Roman" w:eastAsia="Times New Roman" w:hAnsi="Times New Roman" w:cs="Times New Roman"/>
                 <w:sz w:val="22"/>
                 <w:szCs w:val="22"/>
               </w:rPr>
@@ -2567,7 +2335,7 @@
             </w:r>
             <w:r>
               <w:rPr>
-                <w:rFonts w:ascii="Times New Roman" w:hAnsi="Times New Roman" w:eastAsia="Times New Roman" w:cs="Times New Roman"/>
+                <w:rFonts w:ascii="Times New Roman" w:eastAsia="Times New Roman" w:hAnsi="Times New Roman" w:cs="Times New Roman"/>
                 <w:sz w:val="22"/>
                 <w:szCs w:val="22"/>
               </w:rPr>
@@ -2579,10 +2347,10 @@
           <w:tcPr>
             <w:tcW w:w="4350" w:type="dxa"/>
             <w:tcBorders>
-              <w:top w:val="single" w:color="auto" w:sz="8" w:space="0"/>
-              <w:left w:val="single" w:color="auto" w:sz="8" w:space="0"/>
-              <w:bottom w:val="single" w:color="auto" w:sz="8" w:space="0"/>
-              <w:right w:val="single" w:color="auto" w:sz="8" w:space="0"/>
+              <w:top w:val="single" w:sz="8" w:space="0" w:color="auto"/>
+              <w:left w:val="single" w:sz="8" w:space="0" w:color="auto"/>
+              <w:bottom w:val="single" w:sz="8" w:space="0" w:color="auto"/>
+              <w:right w:val="single" w:sz="8" w:space="0" w:color="auto"/>
             </w:tcBorders>
             <w:tcMar>
               <w:left w:w="108" w:type="dxa"/>
@@ -2593,46 +2361,30 @@
             <w:pPr>
               <w:spacing w:line="276" w:lineRule="auto"/>
               <w:rPr>
-                <w:rFonts w:ascii="Times New Roman" w:hAnsi="Times New Roman" w:eastAsia="Times New Roman" w:cs="Times New Roman"/>
-                <w:sz w:val="22"/>
-                <w:szCs w:val="22"/>
-              </w:rPr>
-            </w:pPr>
-            <w:r>
-              <w:rPr>
-                <w:rFonts w:ascii="Times New Roman" w:hAnsi="Times New Roman" w:eastAsia="Times New Roman" w:cs="Times New Roman"/>
-                <w:sz w:val="22"/>
-                <w:szCs w:val="22"/>
-              </w:rPr>
-              <w:t xml:space="preserve">Planning, </w:t>
-            </w:r>
-            <w:r>
-              <w:rPr>
-                <w:rFonts w:ascii="Times New Roman" w:hAnsi="Times New Roman" w:eastAsia="Times New Roman" w:cs="Times New Roman"/>
-                <w:sz w:val="22"/>
-                <w:szCs w:val="22"/>
-              </w:rPr>
-              <w:t>d</w:t>
-            </w:r>
-            <w:r>
-              <w:rPr>
-                <w:rFonts w:ascii="Times New Roman" w:hAnsi="Times New Roman" w:eastAsia="Times New Roman" w:cs="Times New Roman"/>
-                <w:sz w:val="22"/>
-                <w:szCs w:val="22"/>
-              </w:rPr>
-              <w:t>eveloping</w:t>
-            </w:r>
-            <w:r>
-              <w:rPr>
-                <w:rFonts w:ascii="Times New Roman" w:hAnsi="Times New Roman" w:eastAsia="Times New Roman" w:cs="Times New Roman"/>
-                <w:sz w:val="22"/>
-                <w:szCs w:val="22"/>
-              </w:rPr>
-              <w:t xml:space="preserve"> </w:t>
-            </w:r>
-            <w:r>
-              <w:rPr>
-                <w:rFonts w:ascii="Times New Roman" w:hAnsi="Times New Roman" w:eastAsia="Times New Roman" w:cs="Times New Roman"/>
+                <w:rFonts w:ascii="Times New Roman" w:eastAsia="Times New Roman" w:hAnsi="Times New Roman" w:cs="Times New Roman"/>
+                <w:sz w:val="22"/>
+                <w:szCs w:val="22"/>
+              </w:rPr>
+            </w:pPr>
+            <w:r>
+              <w:rPr>
+                <w:rFonts w:ascii="Times New Roman" w:eastAsia="Times New Roman" w:hAnsi="Times New Roman" w:cs="Times New Roman"/>
+                <w:sz w:val="22"/>
+                <w:szCs w:val="22"/>
+              </w:rPr>
+              <w:t>Planning, d</w:t>
+            </w:r>
+            <w:r>
+              <w:rPr>
+                <w:rFonts w:ascii="Times New Roman" w:eastAsia="Times New Roman" w:hAnsi="Times New Roman" w:cs="Times New Roman"/>
+                <w:sz w:val="22"/>
+                <w:szCs w:val="22"/>
+              </w:rPr>
+              <w:t xml:space="preserve">eveloping </w:t>
+            </w:r>
+            <w:r>
+              <w:rPr>
+                <w:rFonts w:ascii="Times New Roman" w:eastAsia="Times New Roman" w:hAnsi="Times New Roman" w:cs="Times New Roman"/>
                 <w:sz w:val="22"/>
                 <w:szCs w:val="22"/>
               </w:rPr>
@@ -2640,7 +2392,7 @@
             </w:r>
             <w:r>
               <w:rPr>
-                <w:rFonts w:ascii="Times New Roman" w:hAnsi="Times New Roman" w:eastAsia="Times New Roman" w:cs="Times New Roman"/>
+                <w:rFonts w:ascii="Times New Roman" w:eastAsia="Times New Roman" w:hAnsi="Times New Roman" w:cs="Times New Roman"/>
                 <w:sz w:val="22"/>
                 <w:szCs w:val="22"/>
               </w:rPr>
@@ -2648,7 +2400,7 @@
             </w:r>
             <w:r>
               <w:rPr>
-                <w:rFonts w:ascii="Times New Roman" w:hAnsi="Times New Roman" w:eastAsia="Times New Roman" w:cs="Times New Roman"/>
+                <w:rFonts w:ascii="Times New Roman" w:eastAsia="Times New Roman" w:hAnsi="Times New Roman" w:cs="Times New Roman"/>
                 <w:sz w:val="22"/>
                 <w:szCs w:val="22"/>
               </w:rPr>
@@ -2656,7 +2408,7 @@
             </w:r>
             <w:r>
               <w:rPr>
-                <w:rFonts w:ascii="Times New Roman" w:hAnsi="Times New Roman" w:eastAsia="Times New Roman" w:cs="Times New Roman"/>
+                <w:rFonts w:ascii="Times New Roman" w:eastAsia="Times New Roman" w:hAnsi="Times New Roman" w:cs="Times New Roman"/>
                 <w:sz w:val="22"/>
                 <w:szCs w:val="22"/>
               </w:rPr>
@@ -2664,7 +2416,7 @@
             </w:r>
             <w:r>
               <w:rPr>
-                <w:rFonts w:ascii="Times New Roman" w:hAnsi="Times New Roman" w:eastAsia="Times New Roman" w:cs="Times New Roman"/>
+                <w:rFonts w:ascii="Times New Roman" w:eastAsia="Times New Roman" w:hAnsi="Times New Roman" w:cs="Times New Roman"/>
                 <w:sz w:val="22"/>
                 <w:szCs w:val="22"/>
               </w:rPr>
@@ -2672,31 +2424,15 @@
             </w:r>
             <w:r>
               <w:rPr>
-                <w:rFonts w:ascii="Times New Roman" w:hAnsi="Times New Roman" w:eastAsia="Times New Roman" w:cs="Times New Roman"/>
-                <w:sz w:val="22"/>
-                <w:szCs w:val="22"/>
-              </w:rPr>
-              <w:t xml:space="preserve">, including antimicrobial resistance and </w:t>
-            </w:r>
-            <w:r>
-              <w:rPr>
-                <w:rFonts w:ascii="Times New Roman" w:hAnsi="Times New Roman" w:eastAsia="Times New Roman" w:cs="Times New Roman"/>
-                <w:sz w:val="22"/>
-                <w:szCs w:val="22"/>
-              </w:rPr>
-              <w:t>optimal</w:t>
-            </w:r>
-            <w:r>
-              <w:rPr>
-                <w:rFonts w:ascii="Times New Roman" w:hAnsi="Times New Roman" w:eastAsia="Times New Roman" w:cs="Times New Roman"/>
-                <w:sz w:val="22"/>
-                <w:szCs w:val="22"/>
-              </w:rPr>
-              <w:t xml:space="preserve"> prescribing</w:t>
-            </w:r>
-            <w:r>
-              <w:rPr>
-                <w:rFonts w:ascii="Times New Roman" w:hAnsi="Times New Roman" w:eastAsia="Times New Roman" w:cs="Times New Roman"/>
+                <w:rFonts w:ascii="Times New Roman" w:eastAsia="Times New Roman" w:hAnsi="Times New Roman" w:cs="Times New Roman"/>
+                <w:sz w:val="22"/>
+                <w:szCs w:val="22"/>
+              </w:rPr>
+              <w:t>, including antimicrobial resistance and optimal prescribing</w:t>
+            </w:r>
+            <w:r>
+              <w:rPr>
+                <w:rFonts w:ascii="Times New Roman" w:eastAsia="Times New Roman" w:hAnsi="Times New Roman" w:cs="Times New Roman"/>
                 <w:sz w:val="22"/>
                 <w:szCs w:val="22"/>
               </w:rPr>
@@ -2707,24 +2443,24 @@
             <w:pPr>
               <w:spacing w:line="276" w:lineRule="auto"/>
               <w:rPr>
-                <w:rFonts w:ascii="Times New Roman" w:hAnsi="Times New Roman" w:eastAsia="Times New Roman" w:cs="Times New Roman"/>
-                <w:sz w:val="22"/>
-                <w:szCs w:val="22"/>
-              </w:rPr>
-            </w:pPr>
-          </w:p>
-          <w:p>
-            <w:pPr>
-              <w:spacing w:line="276" w:lineRule="auto"/>
-              <w:rPr>
-                <w:rFonts w:ascii="Times New Roman" w:hAnsi="Times New Roman" w:eastAsia="Times New Roman" w:cs="Times New Roman"/>
-                <w:sz w:val="22"/>
-                <w:szCs w:val="22"/>
-              </w:rPr>
-            </w:pPr>
-            <w:r>
-              <w:rPr>
-                <w:rFonts w:ascii="Times New Roman" w:hAnsi="Times New Roman" w:eastAsia="Times New Roman" w:cs="Times New Roman"/>
+                <w:rFonts w:ascii="Times New Roman" w:eastAsia="Times New Roman" w:hAnsi="Times New Roman" w:cs="Times New Roman"/>
+                <w:sz w:val="22"/>
+                <w:szCs w:val="22"/>
+              </w:rPr>
+            </w:pPr>
+          </w:p>
+          <w:p>
+            <w:pPr>
+              <w:spacing w:line="276" w:lineRule="auto"/>
+              <w:rPr>
+                <w:rFonts w:ascii="Times New Roman" w:eastAsia="Times New Roman" w:hAnsi="Times New Roman" w:cs="Times New Roman"/>
+                <w:sz w:val="22"/>
+                <w:szCs w:val="22"/>
+              </w:rPr>
+            </w:pPr>
+            <w:r>
+              <w:rPr>
+                <w:rFonts w:ascii="Times New Roman" w:eastAsia="Times New Roman" w:hAnsi="Times New Roman" w:cs="Times New Roman"/>
                 <w:sz w:val="22"/>
                 <w:szCs w:val="22"/>
               </w:rPr>
@@ -2732,7 +2468,7 @@
             </w:r>
             <w:r>
               <w:rPr>
-                <w:rFonts w:ascii="Times New Roman" w:hAnsi="Times New Roman" w:eastAsia="Times New Roman" w:cs="Times New Roman"/>
+                <w:rFonts w:ascii="Times New Roman" w:eastAsia="Times New Roman" w:hAnsi="Times New Roman" w:cs="Times New Roman"/>
                 <w:sz w:val="22"/>
                 <w:szCs w:val="22"/>
               </w:rPr>
@@ -2740,7 +2476,7 @@
             </w:r>
             <w:r>
               <w:rPr>
-                <w:rFonts w:ascii="Times New Roman" w:hAnsi="Times New Roman" w:eastAsia="Times New Roman" w:cs="Times New Roman"/>
+                <w:rFonts w:ascii="Times New Roman" w:eastAsia="Times New Roman" w:hAnsi="Times New Roman" w:cs="Times New Roman"/>
                 <w:sz w:val="22"/>
                 <w:szCs w:val="22"/>
               </w:rPr>
@@ -2748,7 +2484,7 @@
             </w:r>
             <w:r>
               <w:rPr>
-                <w:rFonts w:ascii="Times New Roman" w:hAnsi="Times New Roman" w:eastAsia="Times New Roman" w:cs="Times New Roman"/>
+                <w:rFonts w:ascii="Times New Roman" w:eastAsia="Times New Roman" w:hAnsi="Times New Roman" w:cs="Times New Roman"/>
                 <w:sz w:val="22"/>
                 <w:szCs w:val="22"/>
               </w:rPr>
@@ -2756,23 +2492,15 @@
             </w:r>
             <w:r>
               <w:rPr>
-                <w:rFonts w:ascii="Times New Roman" w:hAnsi="Times New Roman" w:eastAsia="Times New Roman" w:cs="Times New Roman"/>
-                <w:sz w:val="22"/>
-                <w:szCs w:val="22"/>
-              </w:rPr>
-              <w:t>t</w:t>
-            </w:r>
-            <w:r>
-              <w:rPr>
-                <w:rFonts w:ascii="Times New Roman" w:hAnsi="Times New Roman" w:eastAsia="Times New Roman" w:cs="Times New Roman"/>
-                <w:sz w:val="22"/>
-                <w:szCs w:val="22"/>
-              </w:rPr>
-              <w:t>rainees</w:t>
-            </w:r>
-            <w:r>
-              <w:rPr>
-                <w:rFonts w:ascii="Times New Roman" w:hAnsi="Times New Roman" w:eastAsia="Times New Roman" w:cs="Times New Roman"/>
+                <w:rFonts w:ascii="Times New Roman" w:eastAsia="Times New Roman" w:hAnsi="Times New Roman" w:cs="Times New Roman"/>
+                <w:sz w:val="22"/>
+                <w:szCs w:val="22"/>
+              </w:rPr>
+              <w:t>trainees</w:t>
+            </w:r>
+            <w:r>
+              <w:rPr>
+                <w:rFonts w:ascii="Times New Roman" w:eastAsia="Times New Roman" w:hAnsi="Times New Roman" w:cs="Times New Roman"/>
                 <w:sz w:val="22"/>
                 <w:szCs w:val="22"/>
               </w:rPr>
@@ -2780,43 +2508,11 @@
             </w:r>
             <w:r>
               <w:rPr>
-                <w:rFonts w:ascii="Times New Roman" w:hAnsi="Times New Roman" w:eastAsia="Times New Roman" w:cs="Times New Roman"/>
-                <w:sz w:val="22"/>
-                <w:szCs w:val="22"/>
-              </w:rPr>
-              <w:t xml:space="preserve"> (</w:t>
-            </w:r>
-            <w:r>
-              <w:rPr>
-                <w:rFonts w:ascii="Times New Roman" w:hAnsi="Times New Roman" w:eastAsia="Times New Roman" w:cs="Times New Roman"/>
-                <w:sz w:val="22"/>
-                <w:szCs w:val="22"/>
-              </w:rPr>
-              <w:t>e.g</w:t>
-            </w:r>
-            <w:r>
-              <w:rPr>
-                <w:rFonts w:ascii="Times New Roman" w:hAnsi="Times New Roman" w:eastAsia="Times New Roman" w:cs="Times New Roman"/>
-                <w:sz w:val="22"/>
-                <w:szCs w:val="22"/>
-              </w:rPr>
-              <w:t xml:space="preserve">, pharmacy, medical, nursing, </w:t>
-            </w:r>
-            <w:r>
-              <w:rPr>
-                <w:rFonts w:ascii="Times New Roman" w:hAnsi="Times New Roman" w:eastAsia="Times New Roman" w:cs="Times New Roman"/>
-                <w:sz w:val="22"/>
-                <w:szCs w:val="22"/>
-              </w:rPr>
-              <w:t>etc</w:t>
-            </w:r>
-            <w:r>
-              <w:rPr>
-                <w:rFonts w:ascii="Times New Roman" w:hAnsi="Times New Roman" w:eastAsia="Times New Roman" w:cs="Times New Roman"/>
-                <w:sz w:val="22"/>
-                <w:szCs w:val="22"/>
-              </w:rPr>
-              <w:t xml:space="preserve">) </w:t>
+                <w:rFonts w:ascii="Times New Roman" w:eastAsia="Times New Roman" w:hAnsi="Times New Roman" w:cs="Times New Roman"/>
+                <w:sz w:val="22"/>
+                <w:szCs w:val="22"/>
+              </w:rPr>
+              <w:t xml:space="preserve"> (e.g, pharmacy, medical, nursing, etc) </w:t>
             </w:r>
           </w:p>
         </w:tc>
@@ -2824,10 +2520,10 @@
           <w:tcPr>
             <w:tcW w:w="4320" w:type="dxa"/>
             <w:tcBorders>
-              <w:top w:val="single" w:color="auto" w:sz="8" w:space="0"/>
-              <w:left w:val="single" w:color="auto" w:sz="8" w:space="0"/>
-              <w:bottom w:val="single" w:color="auto" w:sz="8" w:space="0"/>
-              <w:right w:val="single" w:color="auto" w:sz="8" w:space="0"/>
+              <w:top w:val="single" w:sz="8" w:space="0" w:color="auto"/>
+              <w:left w:val="single" w:sz="8" w:space="0" w:color="auto"/>
+              <w:bottom w:val="single" w:sz="8" w:space="0" w:color="auto"/>
+              <w:right w:val="single" w:sz="8" w:space="0" w:color="auto"/>
             </w:tcBorders>
             <w:tcMar>
               <w:left w:w="108" w:type="dxa"/>
@@ -2839,17 +2535,17 @@
               <w:pStyle w:val="ListParagraph"/>
               <w:numPr>
                 <w:ilvl w:val="0"/>
-                <w:numId w:val="9"/>
+                <w:numId w:val="10"/>
               </w:numPr>
               <w:rPr>
-                <w:rFonts w:ascii="Times New Roman" w:hAnsi="Times New Roman" w:eastAsia="Times New Roman" w:cs="Times New Roman"/>
-                <w:sz w:val="22"/>
-                <w:szCs w:val="22"/>
-              </w:rPr>
-            </w:pPr>
-            <w:r>
-              <w:rPr>
-                <w:rFonts w:ascii="Times New Roman" w:hAnsi="Times New Roman" w:eastAsia="Times New Roman" w:cs="Times New Roman"/>
+                <w:rFonts w:ascii="Times New Roman" w:eastAsia="Times New Roman" w:hAnsi="Times New Roman" w:cs="Times New Roman"/>
+                <w:sz w:val="22"/>
+                <w:szCs w:val="22"/>
+              </w:rPr>
+            </w:pPr>
+            <w:r>
+              <w:rPr>
+                <w:rFonts w:ascii="Times New Roman" w:eastAsia="Times New Roman" w:hAnsi="Times New Roman" w:cs="Times New Roman"/>
                 <w:sz w:val="22"/>
                 <w:szCs w:val="22"/>
               </w:rPr>
@@ -2857,71 +2553,57 @@
             </w:r>
             <w:r>
               <w:rPr>
-                <w:rFonts w:ascii="Times New Roman" w:hAnsi="Times New Roman" w:eastAsia="Times New Roman" w:cs="Times New Roman"/>
-                <w:sz w:val="22"/>
-                <w:szCs w:val="22"/>
-              </w:rPr>
-              <w:t>(e.g.</w:t>
-            </w:r>
-            <w:r>
-              <w:rPr>
-                <w:rFonts w:ascii="Times New Roman" w:hAnsi="Times New Roman" w:eastAsia="Times New Roman" w:cs="Times New Roman"/>
-                <w:sz w:val="22"/>
-                <w:szCs w:val="22"/>
-              </w:rPr>
-              <w:t xml:space="preserve">, </w:t>
-            </w:r>
-            <w:r>
-              <w:rPr>
-                <w:rFonts w:ascii="Times New Roman" w:hAnsi="Times New Roman" w:eastAsia="Times New Roman" w:cs="Times New Roman"/>
-                <w:sz w:val="22"/>
-                <w:szCs w:val="22"/>
-              </w:rPr>
-              <w:t>on</w:t>
-            </w:r>
-            <w:r>
-              <w:rPr>
-                <w:rFonts w:ascii="Times New Roman" w:hAnsi="Times New Roman" w:eastAsia="Times New Roman" w:cs="Times New Roman"/>
-                <w:sz w:val="22"/>
-                <w:szCs w:val="22"/>
-              </w:rPr>
-              <w:t xml:space="preserve"> </w:t>
-            </w:r>
-            <w:r>
-              <w:rPr>
-                <w:rFonts w:ascii="Times New Roman" w:hAnsi="Times New Roman" w:eastAsia="Times New Roman" w:cs="Times New Roman"/>
-                <w:sz w:val="22"/>
-                <w:szCs w:val="22"/>
-              </w:rPr>
-              <w:t>optimal</w:t>
-            </w:r>
-            <w:r>
-              <w:rPr>
-                <w:rFonts w:ascii="Times New Roman" w:hAnsi="Times New Roman" w:eastAsia="Times New Roman" w:cs="Times New Roman"/>
-                <w:sz w:val="22"/>
-                <w:szCs w:val="22"/>
-              </w:rPr>
-              <w:t xml:space="preserve"> antibiotic prescribing</w:t>
-            </w:r>
-            <w:r>
-              <w:rPr>
-                <w:rFonts w:ascii="Times New Roman" w:hAnsi="Times New Roman" w:eastAsia="Times New Roman" w:cs="Times New Roman"/>
-                <w:sz w:val="22"/>
-                <w:szCs w:val="22"/>
-              </w:rPr>
-              <w:t xml:space="preserve">, providing information on </w:t>
-            </w:r>
-            <w:r>
-              <w:rPr>
-                <w:rFonts w:ascii="Times New Roman" w:hAnsi="Times New Roman" w:eastAsia="Times New Roman" w:cs="Times New Roman"/>
-                <w:sz w:val="22"/>
-                <w:szCs w:val="22"/>
-              </w:rPr>
-              <w:t xml:space="preserve"> guideline-based antimicrobial therapy</w:t>
-            </w:r>
-            <w:r>
-              <w:rPr>
-                <w:rFonts w:ascii="Times New Roman" w:hAnsi="Times New Roman" w:eastAsia="Times New Roman" w:cs="Times New Roman"/>
+                <w:rFonts w:ascii="Times New Roman" w:eastAsia="Times New Roman" w:hAnsi="Times New Roman" w:cs="Times New Roman"/>
+                <w:sz w:val="22"/>
+                <w:szCs w:val="22"/>
+              </w:rPr>
+              <w:t xml:space="preserve">(e.g., </w:t>
+            </w:r>
+            <w:r>
+              <w:rPr>
+                <w:rFonts w:ascii="Times New Roman" w:eastAsia="Times New Roman" w:hAnsi="Times New Roman" w:cs="Times New Roman"/>
+                <w:sz w:val="22"/>
+                <w:szCs w:val="22"/>
+              </w:rPr>
+              <w:t>on optimal antibiotic prescribing</w:t>
+            </w:r>
+            <w:r>
+              <w:rPr>
+                <w:rFonts w:ascii="Times New Roman" w:eastAsia="Times New Roman" w:hAnsi="Times New Roman" w:cs="Times New Roman"/>
+                <w:sz w:val="22"/>
+                <w:szCs w:val="22"/>
+              </w:rPr>
+              <w:t xml:space="preserve">, providing information </w:t>
+            </w:r>
+            <w:proofErr w:type="gramStart"/>
+            <w:r>
+              <w:rPr>
+                <w:rFonts w:ascii="Times New Roman" w:eastAsia="Times New Roman" w:hAnsi="Times New Roman" w:cs="Times New Roman"/>
+                <w:sz w:val="22"/>
+                <w:szCs w:val="22"/>
+              </w:rPr>
+              <w:t xml:space="preserve">on </w:t>
+            </w:r>
+            <w:r>
+              <w:rPr>
+                <w:rFonts w:ascii="Times New Roman" w:eastAsia="Times New Roman" w:hAnsi="Times New Roman" w:cs="Times New Roman"/>
+                <w:sz w:val="22"/>
+                <w:szCs w:val="22"/>
+              </w:rPr>
+              <w:t xml:space="preserve"> guideline</w:t>
+            </w:r>
+            <w:proofErr w:type="gramEnd"/>
+            <w:r>
+              <w:rPr>
+                <w:rFonts w:ascii="Times New Roman" w:eastAsia="Times New Roman" w:hAnsi="Times New Roman" w:cs="Times New Roman"/>
+                <w:sz w:val="22"/>
+                <w:szCs w:val="22"/>
+              </w:rPr>
+              <w:t>-based antimicrobial therapy</w:t>
+            </w:r>
+            <w:r>
+              <w:rPr>
+                <w:rFonts w:ascii="Times New Roman" w:eastAsia="Times New Roman" w:hAnsi="Times New Roman" w:cs="Times New Roman"/>
                 <w:sz w:val="22"/>
                 <w:szCs w:val="22"/>
               </w:rPr>
@@ -2929,7 +2611,7 @@
             </w:r>
             <w:r>
               <w:rPr>
-                <w:rFonts w:ascii="Times New Roman" w:hAnsi="Times New Roman" w:eastAsia="Times New Roman" w:cs="Times New Roman"/>
+                <w:rFonts w:ascii="Times New Roman" w:eastAsia="Times New Roman" w:hAnsi="Times New Roman" w:cs="Times New Roman"/>
                 <w:sz w:val="22"/>
                 <w:szCs w:val="22"/>
               </w:rPr>
@@ -2941,17 +2623,17 @@
               <w:pStyle w:val="ListParagraph"/>
               <w:numPr>
                 <w:ilvl w:val="0"/>
-                <w:numId w:val="9"/>
+                <w:numId w:val="10"/>
               </w:numPr>
               <w:rPr>
-                <w:rFonts w:ascii="Times New Roman" w:hAnsi="Times New Roman" w:eastAsia="Times New Roman" w:cs="Times New Roman"/>
-                <w:sz w:val="22"/>
-                <w:szCs w:val="22"/>
-              </w:rPr>
-            </w:pPr>
-            <w:r>
-              <w:rPr>
-                <w:rFonts w:ascii="Times New Roman" w:hAnsi="Times New Roman" w:eastAsia="Times New Roman" w:cs="Times New Roman"/>
+                <w:rFonts w:ascii="Times New Roman" w:eastAsia="Times New Roman" w:hAnsi="Times New Roman" w:cs="Times New Roman"/>
+                <w:sz w:val="22"/>
+                <w:szCs w:val="22"/>
+              </w:rPr>
+            </w:pPr>
+            <w:r>
+              <w:rPr>
+                <w:rFonts w:ascii="Times New Roman" w:eastAsia="Times New Roman" w:hAnsi="Times New Roman" w:cs="Times New Roman"/>
                 <w:sz w:val="22"/>
                 <w:szCs w:val="22"/>
               </w:rPr>
@@ -2963,17 +2645,17 @@
               <w:pStyle w:val="ListParagraph"/>
               <w:numPr>
                 <w:ilvl w:val="0"/>
-                <w:numId w:val="9"/>
+                <w:numId w:val="10"/>
               </w:numPr>
               <w:rPr>
-                <w:rFonts w:ascii="Times New Roman" w:hAnsi="Times New Roman" w:eastAsia="Times New Roman" w:cs="Times New Roman"/>
-                <w:sz w:val="22"/>
-                <w:szCs w:val="22"/>
-              </w:rPr>
-            </w:pPr>
-            <w:r>
-              <w:rPr>
-                <w:rFonts w:ascii="Times New Roman" w:hAnsi="Times New Roman" w:eastAsia="Times New Roman" w:cs="Times New Roman"/>
+                <w:rFonts w:ascii="Times New Roman" w:eastAsia="Times New Roman" w:hAnsi="Times New Roman" w:cs="Times New Roman"/>
+                <w:sz w:val="22"/>
+                <w:szCs w:val="22"/>
+              </w:rPr>
+            </w:pPr>
+            <w:r>
+              <w:rPr>
+                <w:rFonts w:ascii="Times New Roman" w:eastAsia="Times New Roman" w:hAnsi="Times New Roman" w:cs="Times New Roman"/>
                 <w:sz w:val="22"/>
                 <w:szCs w:val="22"/>
               </w:rPr>
@@ -2990,10 +2672,10 @@
           <w:tcPr>
             <w:tcW w:w="1950" w:type="dxa"/>
             <w:tcBorders>
-              <w:top w:val="single" w:color="auto" w:sz="8" w:space="0"/>
-              <w:left w:val="single" w:color="auto" w:sz="8" w:space="0"/>
-              <w:bottom w:val="single" w:color="auto" w:sz="8" w:space="0"/>
-              <w:right w:val="single" w:color="auto" w:sz="8" w:space="0"/>
+              <w:top w:val="single" w:sz="8" w:space="0" w:color="auto"/>
+              <w:left w:val="single" w:sz="8" w:space="0" w:color="auto"/>
+              <w:bottom w:val="single" w:sz="8" w:space="0" w:color="auto"/>
+              <w:right w:val="single" w:sz="8" w:space="0" w:color="auto"/>
             </w:tcBorders>
             <w:tcMar>
               <w:left w:w="108" w:type="dxa"/>
@@ -3004,34 +2686,18 @@
             <w:pPr>
               <w:spacing w:line="276" w:lineRule="auto"/>
               <w:rPr>
-                <w:rFonts w:ascii="Times New Roman" w:hAnsi="Times New Roman" w:eastAsia="Times New Roman" w:cs="Times New Roman"/>
-                <w:sz w:val="22"/>
-                <w:szCs w:val="22"/>
-              </w:rPr>
-            </w:pPr>
-            <w:r>
-              <w:rPr>
-                <w:rFonts w:ascii="Times New Roman" w:hAnsi="Times New Roman" w:eastAsia="Times New Roman" w:cs="Times New Roman"/>
-                <w:sz w:val="22"/>
-                <w:szCs w:val="22"/>
-              </w:rPr>
-              <w:t>Education – Receiving Education (</w:t>
-            </w:r>
-            <w:r>
-              <w:rPr>
-                <w:rFonts w:ascii="Times New Roman" w:hAnsi="Times New Roman" w:eastAsia="Times New Roman" w:cs="Times New Roman"/>
-                <w:sz w:val="22"/>
-                <w:szCs w:val="22"/>
-              </w:rPr>
-              <w:t>e.g.</w:t>
-            </w:r>
-            <w:r>
-              <w:rPr>
-                <w:rFonts w:ascii="Times New Roman" w:hAnsi="Times New Roman" w:eastAsia="Times New Roman" w:cs="Times New Roman"/>
-                <w:sz w:val="22"/>
-                <w:szCs w:val="22"/>
-              </w:rPr>
-              <w:t xml:space="preserve"> CE)</w:t>
+                <w:rFonts w:ascii="Times New Roman" w:eastAsia="Times New Roman" w:hAnsi="Times New Roman" w:cs="Times New Roman"/>
+                <w:sz w:val="22"/>
+                <w:szCs w:val="22"/>
+              </w:rPr>
+            </w:pPr>
+            <w:r>
+              <w:rPr>
+                <w:rFonts w:ascii="Times New Roman" w:eastAsia="Times New Roman" w:hAnsi="Times New Roman" w:cs="Times New Roman"/>
+                <w:sz w:val="22"/>
+                <w:szCs w:val="22"/>
+              </w:rPr>
+              <w:t>Education – Receiving Education (e.g. CE)</w:t>
             </w:r>
           </w:p>
         </w:tc>
@@ -3039,10 +2705,10 @@
           <w:tcPr>
             <w:tcW w:w="4350" w:type="dxa"/>
             <w:tcBorders>
-              <w:top w:val="single" w:color="auto" w:sz="8" w:space="0"/>
-              <w:left w:val="single" w:color="auto" w:sz="8" w:space="0"/>
-              <w:bottom w:val="single" w:color="auto" w:sz="8" w:space="0"/>
-              <w:right w:val="single" w:color="auto" w:sz="8" w:space="0"/>
+              <w:top w:val="single" w:sz="8" w:space="0" w:color="auto"/>
+              <w:left w:val="single" w:sz="8" w:space="0" w:color="auto"/>
+              <w:bottom w:val="single" w:sz="8" w:space="0" w:color="auto"/>
+              <w:right w:val="single" w:sz="8" w:space="0" w:color="auto"/>
             </w:tcBorders>
             <w:tcMar>
               <w:left w:w="108" w:type="dxa"/>
@@ -3053,34 +2719,18 @@
             <w:pPr>
               <w:spacing w:line="276" w:lineRule="auto"/>
               <w:rPr>
-                <w:rFonts w:ascii="Times New Roman" w:hAnsi="Times New Roman" w:eastAsia="Times New Roman" w:cs="Times New Roman"/>
-                <w:sz w:val="22"/>
-                <w:szCs w:val="22"/>
-              </w:rPr>
-            </w:pPr>
-            <w:r>
-              <w:rPr>
-                <w:rFonts w:ascii="Times New Roman" w:hAnsi="Times New Roman" w:eastAsia="Times New Roman" w:cs="Times New Roman"/>
-                <w:sz w:val="22"/>
-                <w:szCs w:val="22"/>
-              </w:rPr>
-              <w:t xml:space="preserve">Participating in educational activities (such as continuing education courses or training sessions) to improve knowledge and skills related to antimicrobial stewardship and </w:t>
-            </w:r>
-            <w:r>
-              <w:rPr>
-                <w:rFonts w:ascii="Times New Roman" w:hAnsi="Times New Roman" w:eastAsia="Times New Roman" w:cs="Times New Roman"/>
-                <w:sz w:val="22"/>
-                <w:szCs w:val="22"/>
-              </w:rPr>
-              <w:t>optimal</w:t>
-            </w:r>
-            <w:r>
-              <w:rPr>
-                <w:rFonts w:ascii="Times New Roman" w:hAnsi="Times New Roman" w:eastAsia="Times New Roman" w:cs="Times New Roman"/>
-                <w:sz w:val="22"/>
-                <w:szCs w:val="22"/>
-              </w:rPr>
-              <w:t xml:space="preserve"> antibiotic use.</w:t>
+                <w:rFonts w:ascii="Times New Roman" w:eastAsia="Times New Roman" w:hAnsi="Times New Roman" w:cs="Times New Roman"/>
+                <w:sz w:val="22"/>
+                <w:szCs w:val="22"/>
+              </w:rPr>
+            </w:pPr>
+            <w:r>
+              <w:rPr>
+                <w:rFonts w:ascii="Times New Roman" w:eastAsia="Times New Roman" w:hAnsi="Times New Roman" w:cs="Times New Roman"/>
+                <w:sz w:val="22"/>
+                <w:szCs w:val="22"/>
+              </w:rPr>
+              <w:t>Participating in educational activities (such as continuing education courses or training sessions) to improve knowledge and skills related to antimicrobial stewardship and optimal antibiotic use.</w:t>
             </w:r>
           </w:p>
         </w:tc>
@@ -3088,10 +2738,10 @@
           <w:tcPr>
             <w:tcW w:w="4320" w:type="dxa"/>
             <w:tcBorders>
-              <w:top w:val="single" w:color="auto" w:sz="8" w:space="0"/>
-              <w:left w:val="single" w:color="auto" w:sz="8" w:space="0"/>
-              <w:bottom w:val="single" w:color="auto" w:sz="8" w:space="0"/>
-              <w:right w:val="single" w:color="auto" w:sz="8" w:space="0"/>
+              <w:top w:val="single" w:sz="8" w:space="0" w:color="auto"/>
+              <w:left w:val="single" w:sz="8" w:space="0" w:color="auto"/>
+              <w:bottom w:val="single" w:sz="8" w:space="0" w:color="auto"/>
+              <w:right w:val="single" w:sz="8" w:space="0" w:color="auto"/>
             </w:tcBorders>
             <w:tcMar>
               <w:left w:w="108" w:type="dxa"/>
@@ -3103,18 +2753,18 @@
               <w:pStyle w:val="ListParagraph"/>
               <w:numPr>
                 <w:ilvl w:val="0"/>
-                <w:numId w:val="1"/>
+                <w:numId w:val="2"/>
               </w:numPr>
               <w:spacing w:line="276" w:lineRule="auto"/>
               <w:rPr>
-                <w:rFonts w:ascii="Times New Roman" w:hAnsi="Times New Roman" w:eastAsia="Times New Roman" w:cs="Times New Roman"/>
-                <w:sz w:val="22"/>
-                <w:szCs w:val="22"/>
-              </w:rPr>
-            </w:pPr>
-            <w:r>
-              <w:rPr>
-                <w:rFonts w:ascii="Times New Roman" w:hAnsi="Times New Roman" w:eastAsia="Times New Roman" w:cs="Times New Roman"/>
+                <w:rFonts w:ascii="Times New Roman" w:eastAsia="Times New Roman" w:hAnsi="Times New Roman" w:cs="Times New Roman"/>
+                <w:sz w:val="22"/>
+                <w:szCs w:val="22"/>
+              </w:rPr>
+            </w:pPr>
+            <w:r>
+              <w:rPr>
+                <w:rFonts w:ascii="Times New Roman" w:eastAsia="Times New Roman" w:hAnsi="Times New Roman" w:cs="Times New Roman"/>
                 <w:sz w:val="22"/>
                 <w:szCs w:val="22"/>
               </w:rPr>
@@ -3126,18 +2776,18 @@
               <w:pStyle w:val="ListParagraph"/>
               <w:numPr>
                 <w:ilvl w:val="0"/>
-                <w:numId w:val="1"/>
+                <w:numId w:val="2"/>
               </w:numPr>
               <w:spacing w:line="276" w:lineRule="auto"/>
               <w:rPr>
-                <w:rFonts w:ascii="Times New Roman" w:hAnsi="Times New Roman" w:eastAsia="Times New Roman" w:cs="Times New Roman"/>
-                <w:sz w:val="22"/>
-                <w:szCs w:val="22"/>
-              </w:rPr>
-            </w:pPr>
-            <w:r>
-              <w:rPr>
-                <w:rFonts w:ascii="Times New Roman" w:hAnsi="Times New Roman" w:eastAsia="Times New Roman" w:cs="Times New Roman"/>
+                <w:rFonts w:ascii="Times New Roman" w:eastAsia="Times New Roman" w:hAnsi="Times New Roman" w:cs="Times New Roman"/>
+                <w:sz w:val="22"/>
+                <w:szCs w:val="22"/>
+              </w:rPr>
+            </w:pPr>
+            <w:r>
+              <w:rPr>
+                <w:rFonts w:ascii="Times New Roman" w:eastAsia="Times New Roman" w:hAnsi="Times New Roman" w:cs="Times New Roman"/>
                 <w:sz w:val="22"/>
                 <w:szCs w:val="22"/>
               </w:rPr>
@@ -3149,18 +2799,18 @@
               <w:pStyle w:val="ListParagraph"/>
               <w:numPr>
                 <w:ilvl w:val="0"/>
-                <w:numId w:val="1"/>
+                <w:numId w:val="2"/>
               </w:numPr>
               <w:spacing w:line="276" w:lineRule="auto"/>
               <w:rPr>
-                <w:rFonts w:ascii="Times New Roman" w:hAnsi="Times New Roman" w:eastAsia="Times New Roman" w:cs="Times New Roman"/>
-                <w:sz w:val="22"/>
-                <w:szCs w:val="22"/>
-              </w:rPr>
-            </w:pPr>
-            <w:r>
-              <w:rPr>
-                <w:rFonts w:ascii="Times New Roman" w:hAnsi="Times New Roman" w:eastAsia="Times New Roman" w:cs="Times New Roman"/>
+                <w:rFonts w:ascii="Times New Roman" w:eastAsia="Times New Roman" w:hAnsi="Times New Roman" w:cs="Times New Roman"/>
+                <w:sz w:val="22"/>
+                <w:szCs w:val="22"/>
+              </w:rPr>
+            </w:pPr>
+            <w:r>
+              <w:rPr>
+                <w:rFonts w:ascii="Times New Roman" w:eastAsia="Times New Roman" w:hAnsi="Times New Roman" w:cs="Times New Roman"/>
                 <w:sz w:val="22"/>
                 <w:szCs w:val="22"/>
               </w:rPr>
@@ -3172,18 +2822,18 @@
               <w:pStyle w:val="ListParagraph"/>
               <w:numPr>
                 <w:ilvl w:val="0"/>
-                <w:numId w:val="1"/>
+                <w:numId w:val="2"/>
               </w:numPr>
               <w:spacing w:line="276" w:lineRule="auto"/>
               <w:rPr>
-                <w:rFonts w:ascii="Times New Roman" w:hAnsi="Times New Roman" w:eastAsia="Times New Roman" w:cs="Times New Roman"/>
-                <w:sz w:val="22"/>
-                <w:szCs w:val="22"/>
-              </w:rPr>
-            </w:pPr>
-            <w:r>
-              <w:rPr>
-                <w:rFonts w:ascii="Times New Roman" w:hAnsi="Times New Roman" w:eastAsia="Times New Roman" w:cs="Times New Roman"/>
+                <w:rFonts w:ascii="Times New Roman" w:eastAsia="Times New Roman" w:hAnsi="Times New Roman" w:cs="Times New Roman"/>
+                <w:sz w:val="22"/>
+                <w:szCs w:val="22"/>
+              </w:rPr>
+            </w:pPr>
+            <w:r>
+              <w:rPr>
+                <w:rFonts w:ascii="Times New Roman" w:eastAsia="Times New Roman" w:hAnsi="Times New Roman" w:cs="Times New Roman"/>
                 <w:sz w:val="22"/>
                 <w:szCs w:val="22"/>
               </w:rPr>
@@ -3200,10 +2850,10 @@
           <w:tcPr>
             <w:tcW w:w="2173" w:type="dxa"/>
             <w:tcBorders>
-              <w:top w:val="single" w:color="auto" w:sz="8" w:space="0"/>
-              <w:left w:val="single" w:color="auto" w:sz="8" w:space="0"/>
-              <w:bottom w:val="single" w:color="auto" w:sz="8" w:space="0"/>
-              <w:right w:val="single" w:color="auto" w:sz="8" w:space="0"/>
+              <w:top w:val="single" w:sz="8" w:space="0" w:color="auto"/>
+              <w:left w:val="single" w:sz="8" w:space="0" w:color="auto"/>
+              <w:bottom w:val="single" w:sz="8" w:space="0" w:color="auto"/>
+              <w:right w:val="single" w:sz="8" w:space="0" w:color="auto"/>
             </w:tcBorders>
             <w:tcMar>
               <w:left w:w="108" w:type="dxa"/>
@@ -3212,17 +2862,16 @@
           </w:tcPr>
           <w:p>
             <w:pPr>
-              <w:pStyle w:val="Normal"/>
-              <w:spacing w:line="276" w:lineRule="auto"/>
-              <w:rPr>
-                <w:rFonts w:ascii="Times New Roman" w:hAnsi="Times New Roman" w:eastAsia="Times New Roman" w:cs="Times New Roman"/>
-                <w:sz w:val="22"/>
-                <w:szCs w:val="22"/>
-              </w:rPr>
-            </w:pPr>
-            <w:r>
-              <w:rPr>
-                <w:rFonts w:ascii="Times New Roman" w:hAnsi="Times New Roman" w:eastAsia="Times New Roman" w:cs="Times New Roman"/>
+              <w:spacing w:line="276" w:lineRule="auto"/>
+              <w:rPr>
+                <w:rFonts w:ascii="Times New Roman" w:eastAsia="Times New Roman" w:hAnsi="Times New Roman" w:cs="Times New Roman"/>
+                <w:sz w:val="22"/>
+                <w:szCs w:val="22"/>
+              </w:rPr>
+            </w:pPr>
+            <w:r>
+              <w:rPr>
+                <w:rFonts w:ascii="Times New Roman" w:eastAsia="Times New Roman" w:hAnsi="Times New Roman" w:cs="Times New Roman"/>
                 <w:sz w:val="22"/>
                 <w:szCs w:val="22"/>
               </w:rPr>
@@ -3230,7 +2879,7 @@
             </w:r>
             <w:r>
               <w:rPr>
-                <w:rFonts w:ascii="Times New Roman" w:hAnsi="Times New Roman" w:eastAsia="Times New Roman" w:cs="Times New Roman"/>
+                <w:rFonts w:ascii="Times New Roman" w:eastAsia="Times New Roman" w:hAnsi="Times New Roman" w:cs="Times New Roman"/>
                 <w:sz w:val="22"/>
                 <w:szCs w:val="22"/>
               </w:rPr>
@@ -3238,7 +2887,7 @@
             </w:r>
             <w:r>
               <w:rPr>
-                <w:rFonts w:ascii="Times New Roman" w:hAnsi="Times New Roman" w:eastAsia="Times New Roman" w:cs="Times New Roman"/>
+                <w:rFonts w:ascii="Times New Roman" w:eastAsia="Times New Roman" w:hAnsi="Times New Roman" w:cs="Times New Roman"/>
                 <w:sz w:val="22"/>
                 <w:szCs w:val="22"/>
               </w:rPr>
@@ -3246,7 +2895,7 @@
             </w:r>
             <w:r>
               <w:rPr>
-                <w:rFonts w:ascii="Times New Roman" w:hAnsi="Times New Roman" w:eastAsia="Times New Roman" w:cs="Times New Roman"/>
+                <w:rFonts w:ascii="Times New Roman" w:eastAsia="Times New Roman" w:hAnsi="Times New Roman" w:cs="Times New Roman"/>
                 <w:sz w:val="22"/>
                 <w:szCs w:val="22"/>
               </w:rPr>
@@ -3255,9 +2904,10 @@
             <w:r>
               <w:br/>
             </w:r>
-            <w:r>
-              <w:rPr>
-                <w:rFonts w:ascii="Times New Roman" w:hAnsi="Times New Roman" w:eastAsia="Times New Roman" w:cs="Times New Roman"/>
+            <w:proofErr w:type="gramStart"/>
+            <w:r>
+              <w:rPr>
+                <w:rFonts w:ascii="Times New Roman" w:eastAsia="Times New Roman" w:hAnsi="Times New Roman" w:cs="Times New Roman"/>
                 <w:sz w:val="22"/>
                 <w:szCs w:val="22"/>
               </w:rPr>
@@ -3265,11 +2915,20 @@
             </w:r>
             <w:r>
               <w:rPr>
-                <w:rFonts w:ascii="Times New Roman" w:hAnsi="Times New Roman" w:eastAsia="Times New Roman" w:cs="Times New Roman"/>
-                <w:sz w:val="22"/>
-                <w:szCs w:val="22"/>
-              </w:rPr>
-              <w:t>on-ASP time</w:t>
+                <w:rFonts w:ascii="Times New Roman" w:eastAsia="Times New Roman" w:hAnsi="Times New Roman" w:cs="Times New Roman"/>
+                <w:sz w:val="22"/>
+                <w:szCs w:val="22"/>
+              </w:rPr>
+              <w:t>on-ASP</w:t>
+            </w:r>
+            <w:proofErr w:type="gramEnd"/>
+            <w:r>
+              <w:rPr>
+                <w:rFonts w:ascii="Times New Roman" w:eastAsia="Times New Roman" w:hAnsi="Times New Roman" w:cs="Times New Roman"/>
+                <w:sz w:val="22"/>
+                <w:szCs w:val="22"/>
+              </w:rPr>
+              <w:t xml:space="preserve"> time</w:t>
             </w:r>
           </w:p>
         </w:tc>
@@ -3277,10 +2936,10 @@
           <w:tcPr>
             <w:tcW w:w="3260" w:type="dxa"/>
             <w:tcBorders>
-              <w:top w:val="single" w:color="auto" w:sz="8" w:space="0"/>
-              <w:left w:val="single" w:color="auto" w:sz="8" w:space="0"/>
-              <w:bottom w:val="single" w:color="auto" w:sz="8" w:space="0"/>
-              <w:right w:val="single" w:color="auto" w:sz="8" w:space="0"/>
+              <w:top w:val="single" w:sz="8" w:space="0" w:color="auto"/>
+              <w:left w:val="single" w:sz="8" w:space="0" w:color="auto"/>
+              <w:bottom w:val="single" w:sz="8" w:space="0" w:color="auto"/>
+              <w:right w:val="single" w:sz="8" w:space="0" w:color="auto"/>
             </w:tcBorders>
             <w:tcMar>
               <w:left w:w="108" w:type="dxa"/>
@@ -3289,17 +2948,16 @@
           </w:tcPr>
           <w:p>
             <w:pPr>
-              <w:pStyle w:val="Normal"/>
-              <w:spacing w:line="276" w:lineRule="auto"/>
-              <w:rPr>
-                <w:rFonts w:ascii="Times New Roman" w:hAnsi="Times New Roman" w:eastAsia="Times New Roman" w:cs="Times New Roman"/>
-                <w:sz w:val="22"/>
-                <w:szCs w:val="22"/>
-              </w:rPr>
-            </w:pPr>
-            <w:r>
-              <w:rPr>
-                <w:rFonts w:ascii="Times New Roman" w:hAnsi="Times New Roman" w:eastAsia="Times New Roman" w:cs="Times New Roman"/>
+              <w:spacing w:line="276" w:lineRule="auto"/>
+              <w:rPr>
+                <w:rFonts w:ascii="Times New Roman" w:eastAsia="Times New Roman" w:hAnsi="Times New Roman" w:cs="Times New Roman"/>
+                <w:sz w:val="22"/>
+                <w:szCs w:val="22"/>
+              </w:rPr>
+            </w:pPr>
+            <w:r>
+              <w:rPr>
+                <w:rFonts w:ascii="Times New Roman" w:eastAsia="Times New Roman" w:hAnsi="Times New Roman" w:cs="Times New Roman"/>
                 <w:sz w:val="22"/>
                 <w:szCs w:val="22"/>
               </w:rPr>
@@ -3307,7 +2965,7 @@
             </w:r>
             <w:r>
               <w:rPr>
-                <w:rFonts w:ascii="Times New Roman" w:hAnsi="Times New Roman" w:eastAsia="Times New Roman" w:cs="Times New Roman"/>
+                <w:rFonts w:ascii="Times New Roman" w:eastAsia="Times New Roman" w:hAnsi="Times New Roman" w:cs="Times New Roman"/>
                 <w:sz w:val="22"/>
                 <w:szCs w:val="22"/>
               </w:rPr>
@@ -3315,7 +2973,7 @@
             </w:r>
             <w:r>
               <w:rPr>
-                <w:rFonts w:ascii="Times New Roman" w:hAnsi="Times New Roman" w:eastAsia="Times New Roman" w:cs="Times New Roman"/>
+                <w:rFonts w:ascii="Times New Roman" w:eastAsia="Times New Roman" w:hAnsi="Times New Roman" w:cs="Times New Roman"/>
                 <w:sz w:val="22"/>
                 <w:szCs w:val="22"/>
               </w:rPr>
@@ -3327,10 +2985,10 @@
           <w:tcPr>
             <w:tcW w:w="3907" w:type="dxa"/>
             <w:tcBorders>
-              <w:top w:val="single" w:color="auto" w:sz="8" w:space="0"/>
-              <w:left w:val="single" w:color="auto" w:sz="8" w:space="0"/>
-              <w:bottom w:val="single" w:color="auto" w:sz="8" w:space="0"/>
-              <w:right w:val="single" w:color="auto" w:sz="8" w:space="0"/>
+              <w:top w:val="single" w:sz="8" w:space="0" w:color="auto"/>
+              <w:left w:val="single" w:sz="8" w:space="0" w:color="auto"/>
+              <w:bottom w:val="single" w:sz="8" w:space="0" w:color="auto"/>
+              <w:right w:val="single" w:sz="8" w:space="0" w:color="auto"/>
             </w:tcBorders>
             <w:tcMar>
               <w:left w:w="108" w:type="dxa"/>
@@ -3342,46 +3000,22 @@
               <w:pStyle w:val="ListParagraph"/>
               <w:numPr>
                 <w:ilvl w:val="0"/>
-                <w:numId w:val="1"/>
+                <w:numId w:val="2"/>
               </w:numPr>
               <w:spacing w:line="276" w:lineRule="auto"/>
               <w:rPr>
-                <w:rFonts w:ascii="Times New Roman" w:hAnsi="Times New Roman" w:eastAsia="Times New Roman" w:cs="Times New Roman"/>
-                <w:noProof w:val="0"/>
-                <w:sz w:val="22"/>
-                <w:szCs w:val="22"/>
-                <w:lang w:val="en-US"/>
-              </w:rPr>
-            </w:pPr>
-            <w:r>
-              <w:rPr>
-                <w:rFonts w:ascii="Times New Roman" w:hAnsi="Times New Roman" w:eastAsia="Times New Roman" w:cs="Times New Roman"/>
-                <w:noProof w:val="0"/>
-                <w:sz w:val="22"/>
-                <w:szCs w:val="22"/>
-                <w:lang w:val="en-US"/>
-              </w:rPr>
-              <w:t>Moving between units, waiting for a meeting/call to start, restroom/meal/coffee break,</w:t>
-            </w:r>
-            <w:r>
-              <w:rPr>
-                <w:rFonts w:ascii="Times New Roman" w:hAnsi="Times New Roman" w:eastAsia="Times New Roman" w:cs="Times New Roman"/>
-                <w:noProof w:val="0"/>
-                <w:sz w:val="22"/>
-                <w:szCs w:val="22"/>
-                <w:lang w:val="en-US"/>
-              </w:rPr>
-              <w:t xml:space="preserve"> </w:t>
-            </w:r>
-            <w:r>
-              <w:rPr>
-                <w:rFonts w:ascii="Times New Roman" w:hAnsi="Times New Roman" w:eastAsia="Times New Roman" w:cs="Times New Roman"/>
-                <w:noProof w:val="0"/>
-                <w:sz w:val="22"/>
-                <w:szCs w:val="22"/>
-                <w:lang w:val="en-US"/>
-              </w:rPr>
-              <w:t>etc.</w:t>
+                <w:rFonts w:ascii="Times New Roman" w:eastAsia="Times New Roman" w:hAnsi="Times New Roman" w:cs="Times New Roman"/>
+                <w:sz w:val="22"/>
+                <w:szCs w:val="22"/>
+              </w:rPr>
+            </w:pPr>
+            <w:r>
+              <w:rPr>
+                <w:rFonts w:ascii="Times New Roman" w:eastAsia="Times New Roman" w:hAnsi="Times New Roman" w:cs="Times New Roman"/>
+                <w:sz w:val="22"/>
+                <w:szCs w:val="22"/>
+              </w:rPr>
+              <w:t>Moving between units, waiting for a meeting/call to start, restroom/meal/coffee break, etc.</w:t>
             </w:r>
           </w:p>
         </w:tc>
@@ -3391,7 +3025,7 @@
       <w:pPr>
         <w:spacing w:line="276" w:lineRule="auto"/>
         <w:rPr>
-          <w:rFonts w:ascii="Times New Roman" w:hAnsi="Times New Roman" w:eastAsia="Times New Roman" w:cs="Times New Roman"/>
+          <w:rFonts w:ascii="Times New Roman" w:eastAsia="Times New Roman" w:hAnsi="Times New Roman" w:cs="Times New Roman"/>
         </w:rPr>
       </w:pPr>
     </w:p>
@@ -3399,7 +3033,7 @@
       <w:pPr>
         <w:spacing w:line="276" w:lineRule="auto"/>
         <w:rPr>
-          <w:rFonts w:ascii="Times New Roman" w:hAnsi="Times New Roman" w:eastAsia="Times New Roman" w:cs="Times New Roman"/>
+          <w:rFonts w:ascii="Times New Roman" w:eastAsia="Times New Roman" w:hAnsi="Times New Roman" w:cs="Times New Roman"/>
         </w:rPr>
       </w:pPr>
     </w:p>
@@ -3407,13 +3041,13 @@
       <w:pPr>
         <w:spacing w:line="276" w:lineRule="auto"/>
         <w:rPr>
-          <w:rFonts w:ascii="Times New Roman" w:hAnsi="Times New Roman" w:eastAsia="Times New Roman" w:cs="Times New Roman"/>
+          <w:rFonts w:ascii="Times New Roman" w:eastAsia="Times New Roman" w:hAnsi="Times New Roman" w:cs="Times New Roman"/>
         </w:rPr>
       </w:pPr>
     </w:p>
     <w:sectPr>
       <w:headerReference w:type="default" r:id="rId7"/>
-      <w:pgSz w:w="12240" w:h="15840" w:orient="portrait"/>
+      <w:pgSz w:w="12240" w:h="15840"/>
       <w:pgMar w:top="1440" w:right="1440" w:bottom="1440" w:left="1440" w:header="720" w:footer="720" w:gutter="0"/>
       <w:cols w:space="720"/>
       <w:docGrid w:linePitch="360"/>
@@ -3529,118 +3163,6 @@
 
 <file path=word/numbering.xml><?xml version="1.0" encoding="utf-8"?>
 <w:numbering xmlns:wpc="http://schemas.microsoft.com/office/word/2010/wordprocessingCanvas" xmlns:cx="http://schemas.microsoft.com/office/drawing/2014/chartex" xmlns:cx1="http://schemas.microsoft.com/office/drawing/2015/9/8/chartex" xmlns:cx2="http://schemas.microsoft.com/office/drawing/2015/10/21/chartex" xmlns:cx3="http://schemas.microsoft.com/office/drawing/2016/5/9/chartex" xmlns:cx4="http://schemas.microsoft.com/office/drawing/2016/5/10/chartex" xmlns:cx5="http://schemas.microsoft.com/office/drawing/2016/5/11/chartex" xmlns:cx6="http://schemas.microsoft.com/office/drawing/2016/5/12/chartex" xmlns:cx7="http://schemas.microsoft.com/office/drawing/2016/5/13/chartex" xmlns:cx8="http://schemas.microsoft.com/office/drawing/2016/5/14/chartex" xmlns:mc="http://schemas.openxmlformats.org/markup-compatibility/2006" xmlns:aink="http://schemas.microsoft.com/office/drawing/2016/ink" xmlns:am3d="http://schemas.microsoft.com/office/drawing/2017/model3d" xmlns:o="urn:schemas-microsoft-com:office:office" xmlns:oel="http://schemas.microsoft.com/office/2019/extlst" xmlns:r="http://schemas.openxmlformats.org/officeDocument/2006/relationships" xmlns:m="http://schemas.openxmlformats.org/officeDocument/2006/math" xmlns:v="urn:schemas-microsoft-com:vml" xmlns:wp14="http://schemas.microsoft.com/office/word/2010/wordprocessingDrawing" xmlns:wp="http://schemas.openxmlformats.org/drawingml/2006/wordprocessingDrawing" xmlns:w10="urn:schemas-microsoft-com:office:word" xmlns:w="http://schemas.openxmlformats.org/wordprocessingml/2006/main" xmlns:w14="http://schemas.microsoft.com/office/word/2010/wordml" xmlns:w15="http://schemas.microsoft.com/office/word/2012/wordml" xmlns:w16cex="http://schemas.microsoft.com/office/word/2018/wordml/cex" xmlns:w16cid="http://schemas.microsoft.com/office/word/2016/wordml/cid" xmlns:w16="http://schemas.microsoft.com/office/word/2018/wordml" xmlns:w16du="http://schemas.microsoft.com/office/word/2023/wordml/word16du" xmlns:w16sdtdh="http://schemas.microsoft.com/office/word/2020/wordml/sdtdatahash" xmlns:w16sdtfl="http://schemas.microsoft.com/office/word/2024/wordml/sdtformatlock" xmlns:w16se="http://schemas.microsoft.com/office/word/2015/wordml/symex" xmlns:wpg="http://schemas.microsoft.com/office/word/2010/wordprocessingGroup" xmlns:wpi="http://schemas.microsoft.com/office/word/2010/wordprocessingInk" xmlns:wne="http://schemas.microsoft.com/office/word/2006/wordml" xmlns:wps="http://schemas.microsoft.com/office/word/2010/wordprocessingShape" mc:Ignorable="w14 w15 w16se w16cid w16 w16cex w16sdtdh w16sdtfl w16du wp14">
-  <w:abstractNum xmlns:w="http://schemas.openxmlformats.org/wordprocessingml/2006/main" w:abstractNumId="20">
-    <w:nsid w:val="36e99bd3"/>
-    <w:multiLevelType xmlns:w="http://schemas.openxmlformats.org/wordprocessingml/2006/main" w:val="hybridMultilevel"/>
-    <w:lvl xmlns:w="http://schemas.openxmlformats.org/wordprocessingml/2006/main" w:ilvl="0">
-      <w:start w:val="1"/>
-      <w:numFmt w:val="bullet"/>
-      <w:lvlText w:val="-"/>
-      <w:lvlJc w:val="left"/>
-      <w:pPr>
-        <w:ind w:left="720" w:hanging="360"/>
-      </w:pPr>
-      <w:rPr>
-        <w:rFonts w:hint="default" w:ascii="Aptos" w:hAnsi="Aptos"/>
-      </w:rPr>
-    </w:lvl>
-    <w:lvl xmlns:w="http://schemas.openxmlformats.org/wordprocessingml/2006/main" w:ilvl="1">
-      <w:start w:val="1"/>
-      <w:numFmt w:val="bullet"/>
-      <w:lvlText w:val="o"/>
-      <w:lvlJc w:val="left"/>
-      <w:pPr>
-        <w:ind w:left="1440" w:hanging="360"/>
-      </w:pPr>
-      <w:rPr>
-        <w:rFonts w:hint="default" w:ascii="Courier New" w:hAnsi="Courier New"/>
-      </w:rPr>
-    </w:lvl>
-    <w:lvl xmlns:w="http://schemas.openxmlformats.org/wordprocessingml/2006/main" w:ilvl="2">
-      <w:start w:val="1"/>
-      <w:numFmt w:val="bullet"/>
-      <w:lvlText w:val=""/>
-      <w:lvlJc w:val="left"/>
-      <w:pPr>
-        <w:ind w:left="2160" w:hanging="360"/>
-      </w:pPr>
-      <w:rPr>
-        <w:rFonts w:hint="default" w:ascii="Wingdings" w:hAnsi="Wingdings"/>
-      </w:rPr>
-    </w:lvl>
-    <w:lvl xmlns:w="http://schemas.openxmlformats.org/wordprocessingml/2006/main" w:ilvl="3">
-      <w:start w:val="1"/>
-      <w:numFmt w:val="bullet"/>
-      <w:lvlText w:val=""/>
-      <w:lvlJc w:val="left"/>
-      <w:pPr>
-        <w:ind w:left="2880" w:hanging="360"/>
-      </w:pPr>
-      <w:rPr>
-        <w:rFonts w:hint="default" w:ascii="Symbol" w:hAnsi="Symbol"/>
-      </w:rPr>
-    </w:lvl>
-    <w:lvl xmlns:w="http://schemas.openxmlformats.org/wordprocessingml/2006/main" w:ilvl="4">
-      <w:start w:val="1"/>
-      <w:numFmt w:val="bullet"/>
-      <w:lvlText w:val="o"/>
-      <w:lvlJc w:val="left"/>
-      <w:pPr>
-        <w:ind w:left="3600" w:hanging="360"/>
-      </w:pPr>
-      <w:rPr>
-        <w:rFonts w:hint="default" w:ascii="Courier New" w:hAnsi="Courier New"/>
-      </w:rPr>
-    </w:lvl>
-    <w:lvl xmlns:w="http://schemas.openxmlformats.org/wordprocessingml/2006/main" w:ilvl="5">
-      <w:start w:val="1"/>
-      <w:numFmt w:val="bullet"/>
-      <w:lvlText w:val=""/>
-      <w:lvlJc w:val="left"/>
-      <w:pPr>
-        <w:ind w:left="4320" w:hanging="360"/>
-      </w:pPr>
-      <w:rPr>
-        <w:rFonts w:hint="default" w:ascii="Wingdings" w:hAnsi="Wingdings"/>
-      </w:rPr>
-    </w:lvl>
-    <w:lvl xmlns:w="http://schemas.openxmlformats.org/wordprocessingml/2006/main" w:ilvl="6">
-      <w:start w:val="1"/>
-      <w:numFmt w:val="bullet"/>
-      <w:lvlText w:val=""/>
-      <w:lvlJc w:val="left"/>
-      <w:pPr>
-        <w:ind w:left="5040" w:hanging="360"/>
-      </w:pPr>
-      <w:rPr>
-        <w:rFonts w:hint="default" w:ascii="Symbol" w:hAnsi="Symbol"/>
-      </w:rPr>
-    </w:lvl>
-    <w:lvl xmlns:w="http://schemas.openxmlformats.org/wordprocessingml/2006/main" w:ilvl="7">
-      <w:start w:val="1"/>
-      <w:numFmt w:val="bullet"/>
-      <w:lvlText w:val="o"/>
-      <w:lvlJc w:val="left"/>
-      <w:pPr>
-        <w:ind w:left="5760" w:hanging="360"/>
-      </w:pPr>
-      <w:rPr>
-        <w:rFonts w:hint="default" w:ascii="Courier New" w:hAnsi="Courier New"/>
-      </w:rPr>
-    </w:lvl>
-    <w:lvl xmlns:w="http://schemas.openxmlformats.org/wordprocessingml/2006/main" w:ilvl="8">
-      <w:start w:val="1"/>
-      <w:numFmt w:val="bullet"/>
-      <w:lvlText w:val=""/>
-      <w:lvlJc w:val="left"/>
-      <w:pPr>
-        <w:ind w:left="6480" w:hanging="360"/>
-      </w:pPr>
-      <w:rPr>
-        <w:rFonts w:hint="default" w:ascii="Wingdings" w:hAnsi="Wingdings"/>
-      </w:rPr>
-    </w:lvl>
-  </w:abstractNum>
   <w:abstractNum w:abstractNumId="0" w15:restartNumberingAfterBreak="0">
     <w:nsid w:val="00B10C08"/>
     <w:multiLevelType w:val="hybridMultilevel"/>
@@ -3651,10 +3173,10 @@
       <w:lvlText w:val="·"/>
       <w:lvlJc w:val="left"/>
       <w:pPr>
-        <w:ind w:left="720" w:hanging="360"/>
-      </w:pPr>
-      <w:rPr>
-        <w:rFonts w:hint="default" w:ascii="Symbol" w:hAnsi="Symbol"/>
+        <w:ind w:left="360" w:hanging="360"/>
+      </w:pPr>
+      <w:rPr>
+        <w:rFonts w:ascii="Symbol" w:hAnsi="Symbol" w:hint="default"/>
       </w:rPr>
     </w:lvl>
     <w:lvl w:ilvl="1" w:tplc="BE8C874A">
@@ -3663,10 +3185,10 @@
       <w:lvlText w:val="o"/>
       <w:lvlJc w:val="left"/>
       <w:pPr>
-        <w:ind w:left="1440" w:hanging="360"/>
-      </w:pPr>
-      <w:rPr>
-        <w:rFonts w:hint="default" w:ascii="Courier New" w:hAnsi="Courier New"/>
+        <w:ind w:left="1080" w:hanging="360"/>
+      </w:pPr>
+      <w:rPr>
+        <w:rFonts w:ascii="Courier New" w:hAnsi="Courier New" w:hint="default"/>
       </w:rPr>
     </w:lvl>
     <w:lvl w:ilvl="2" w:tplc="BD18F094">
@@ -3675,10 +3197,10 @@
       <w:lvlText w:val=""/>
       <w:lvlJc w:val="left"/>
       <w:pPr>
-        <w:ind w:left="2160" w:hanging="360"/>
-      </w:pPr>
-      <w:rPr>
-        <w:rFonts w:hint="default" w:ascii="Wingdings" w:hAnsi="Wingdings"/>
+        <w:ind w:left="1800" w:hanging="360"/>
+      </w:pPr>
+      <w:rPr>
+        <w:rFonts w:ascii="Wingdings" w:hAnsi="Wingdings" w:hint="default"/>
       </w:rPr>
     </w:lvl>
     <w:lvl w:ilvl="3" w:tplc="28B048A6">
@@ -3687,10 +3209,10 @@
       <w:lvlText w:val=""/>
       <w:lvlJc w:val="left"/>
       <w:pPr>
-        <w:ind w:left="2880" w:hanging="360"/>
-      </w:pPr>
-      <w:rPr>
-        <w:rFonts w:hint="default" w:ascii="Symbol" w:hAnsi="Symbol"/>
+        <w:ind w:left="2520" w:hanging="360"/>
+      </w:pPr>
+      <w:rPr>
+        <w:rFonts w:ascii="Symbol" w:hAnsi="Symbol" w:hint="default"/>
       </w:rPr>
     </w:lvl>
     <w:lvl w:ilvl="4" w:tplc="7B668752">
@@ -3699,10 +3221,10 @@
       <w:lvlText w:val="o"/>
       <w:lvlJc w:val="left"/>
       <w:pPr>
-        <w:ind w:left="3600" w:hanging="360"/>
-      </w:pPr>
-      <w:rPr>
-        <w:rFonts w:hint="default" w:ascii="Courier New" w:hAnsi="Courier New"/>
+        <w:ind w:left="3240" w:hanging="360"/>
+      </w:pPr>
+      <w:rPr>
+        <w:rFonts w:ascii="Courier New" w:hAnsi="Courier New" w:hint="default"/>
       </w:rPr>
     </w:lvl>
     <w:lvl w:ilvl="5" w:tplc="CEE6FA70">
@@ -3711,10 +3233,10 @@
       <w:lvlText w:val=""/>
       <w:lvlJc w:val="left"/>
       <w:pPr>
-        <w:ind w:left="4320" w:hanging="360"/>
-      </w:pPr>
-      <w:rPr>
-        <w:rFonts w:hint="default" w:ascii="Wingdings" w:hAnsi="Wingdings"/>
+        <w:ind w:left="3960" w:hanging="360"/>
+      </w:pPr>
+      <w:rPr>
+        <w:rFonts w:ascii="Wingdings" w:hAnsi="Wingdings" w:hint="default"/>
       </w:rPr>
     </w:lvl>
     <w:lvl w:ilvl="6" w:tplc="1F8A6542">
@@ -3723,10 +3245,10 @@
       <w:lvlText w:val=""/>
       <w:lvlJc w:val="left"/>
       <w:pPr>
-        <w:ind w:left="5040" w:hanging="360"/>
-      </w:pPr>
-      <w:rPr>
-        <w:rFonts w:hint="default" w:ascii="Symbol" w:hAnsi="Symbol"/>
+        <w:ind w:left="4680" w:hanging="360"/>
+      </w:pPr>
+      <w:rPr>
+        <w:rFonts w:ascii="Symbol" w:hAnsi="Symbol" w:hint="default"/>
       </w:rPr>
     </w:lvl>
     <w:lvl w:ilvl="7" w:tplc="0940153A">
@@ -3735,10 +3257,10 @@
       <w:lvlText w:val="o"/>
       <w:lvlJc w:val="left"/>
       <w:pPr>
-        <w:ind w:left="5760" w:hanging="360"/>
-      </w:pPr>
-      <w:rPr>
-        <w:rFonts w:hint="default" w:ascii="Courier New" w:hAnsi="Courier New"/>
+        <w:ind w:left="5400" w:hanging="360"/>
+      </w:pPr>
+      <w:rPr>
+        <w:rFonts w:ascii="Courier New" w:hAnsi="Courier New" w:hint="default"/>
       </w:rPr>
     </w:lvl>
     <w:lvl w:ilvl="8" w:tplc="97B22520">
@@ -3747,10 +3269,10 @@
       <w:lvlText w:val=""/>
       <w:lvlJc w:val="left"/>
       <w:pPr>
-        <w:ind w:left="6480" w:hanging="360"/>
-      </w:pPr>
-      <w:rPr>
-        <w:rFonts w:hint="default" w:ascii="Wingdings" w:hAnsi="Wingdings"/>
+        <w:ind w:left="6120" w:hanging="360"/>
+      </w:pPr>
+      <w:rPr>
+        <w:rFonts w:ascii="Wingdings" w:hAnsi="Wingdings" w:hint="default"/>
       </w:rPr>
     </w:lvl>
   </w:abstractNum>
@@ -3764,10 +3286,10 @@
       <w:lvlText w:val="·"/>
       <w:lvlJc w:val="left"/>
       <w:pPr>
-        <w:ind w:left="720" w:hanging="360"/>
-      </w:pPr>
-      <w:rPr>
-        <w:rFonts w:hint="default" w:ascii="Symbol" w:hAnsi="Symbol"/>
+        <w:ind w:left="360" w:hanging="360"/>
+      </w:pPr>
+      <w:rPr>
+        <w:rFonts w:ascii="Symbol" w:hAnsi="Symbol" w:hint="default"/>
       </w:rPr>
     </w:lvl>
     <w:lvl w:ilvl="1" w:tplc="5EDED2F4">
@@ -3776,10 +3298,10 @@
       <w:lvlText w:val="o"/>
       <w:lvlJc w:val="left"/>
       <w:pPr>
-        <w:ind w:left="1440" w:hanging="360"/>
-      </w:pPr>
-      <w:rPr>
-        <w:rFonts w:hint="default" w:ascii="Courier New" w:hAnsi="Courier New"/>
+        <w:ind w:left="1080" w:hanging="360"/>
+      </w:pPr>
+      <w:rPr>
+        <w:rFonts w:ascii="Courier New" w:hAnsi="Courier New" w:hint="default"/>
       </w:rPr>
     </w:lvl>
     <w:lvl w:ilvl="2" w:tplc="8FE24ADA">
@@ -3788,10 +3310,10 @@
       <w:lvlText w:val=""/>
       <w:lvlJc w:val="left"/>
       <w:pPr>
-        <w:ind w:left="2160" w:hanging="360"/>
-      </w:pPr>
-      <w:rPr>
-        <w:rFonts w:hint="default" w:ascii="Wingdings" w:hAnsi="Wingdings"/>
+        <w:ind w:left="1800" w:hanging="360"/>
+      </w:pPr>
+      <w:rPr>
+        <w:rFonts w:ascii="Wingdings" w:hAnsi="Wingdings" w:hint="default"/>
       </w:rPr>
     </w:lvl>
     <w:lvl w:ilvl="3" w:tplc="FC50109E">
@@ -3800,10 +3322,10 @@
       <w:lvlText w:val=""/>
       <w:lvlJc w:val="left"/>
       <w:pPr>
-        <w:ind w:left="2880" w:hanging="360"/>
-      </w:pPr>
-      <w:rPr>
-        <w:rFonts w:hint="default" w:ascii="Symbol" w:hAnsi="Symbol"/>
+        <w:ind w:left="2520" w:hanging="360"/>
+      </w:pPr>
+      <w:rPr>
+        <w:rFonts w:ascii="Symbol" w:hAnsi="Symbol" w:hint="default"/>
       </w:rPr>
     </w:lvl>
     <w:lvl w:ilvl="4" w:tplc="EA7ACEF8">
@@ -3812,10 +3334,10 @@
       <w:lvlText w:val="o"/>
       <w:lvlJc w:val="left"/>
       <w:pPr>
-        <w:ind w:left="3600" w:hanging="360"/>
-      </w:pPr>
-      <w:rPr>
-        <w:rFonts w:hint="default" w:ascii="Courier New" w:hAnsi="Courier New"/>
+        <w:ind w:left="3240" w:hanging="360"/>
+      </w:pPr>
+      <w:rPr>
+        <w:rFonts w:ascii="Courier New" w:hAnsi="Courier New" w:hint="default"/>
       </w:rPr>
     </w:lvl>
     <w:lvl w:ilvl="5" w:tplc="84320E0E">
@@ -3824,10 +3346,10 @@
       <w:lvlText w:val=""/>
       <w:lvlJc w:val="left"/>
       <w:pPr>
-        <w:ind w:left="4320" w:hanging="360"/>
-      </w:pPr>
-      <w:rPr>
-        <w:rFonts w:hint="default" w:ascii="Wingdings" w:hAnsi="Wingdings"/>
+        <w:ind w:left="3960" w:hanging="360"/>
+      </w:pPr>
+      <w:rPr>
+        <w:rFonts w:ascii="Wingdings" w:hAnsi="Wingdings" w:hint="default"/>
       </w:rPr>
     </w:lvl>
     <w:lvl w:ilvl="6" w:tplc="8A74FFC8">
@@ -3836,10 +3358,10 @@
       <w:lvlText w:val=""/>
       <w:lvlJc w:val="left"/>
       <w:pPr>
-        <w:ind w:left="5040" w:hanging="360"/>
-      </w:pPr>
-      <w:rPr>
-        <w:rFonts w:hint="default" w:ascii="Symbol" w:hAnsi="Symbol"/>
+        <w:ind w:left="4680" w:hanging="360"/>
+      </w:pPr>
+      <w:rPr>
+        <w:rFonts w:ascii="Symbol" w:hAnsi="Symbol" w:hint="default"/>
       </w:rPr>
     </w:lvl>
     <w:lvl w:ilvl="7" w:tplc="358CCAD8">
@@ -3848,10 +3370,10 @@
       <w:lvlText w:val="o"/>
       <w:lvlJc w:val="left"/>
       <w:pPr>
-        <w:ind w:left="5760" w:hanging="360"/>
-      </w:pPr>
-      <w:rPr>
-        <w:rFonts w:hint="default" w:ascii="Courier New" w:hAnsi="Courier New"/>
+        <w:ind w:left="5400" w:hanging="360"/>
+      </w:pPr>
+      <w:rPr>
+        <w:rFonts w:ascii="Courier New" w:hAnsi="Courier New" w:hint="default"/>
       </w:rPr>
     </w:lvl>
     <w:lvl w:ilvl="8" w:tplc="67C2F9FC">
@@ -3860,10 +3382,10 @@
       <w:lvlText w:val=""/>
       <w:lvlJc w:val="left"/>
       <w:pPr>
-        <w:ind w:left="6480" w:hanging="360"/>
-      </w:pPr>
-      <w:rPr>
-        <w:rFonts w:hint="default" w:ascii="Wingdings" w:hAnsi="Wingdings"/>
+        <w:ind w:left="6120" w:hanging="360"/>
+      </w:pPr>
+      <w:rPr>
+        <w:rFonts w:ascii="Wingdings" w:hAnsi="Wingdings" w:hint="default"/>
       </w:rPr>
     </w:lvl>
   </w:abstractNum>
@@ -4049,10 +3571,10 @@
       <w:lvlText w:val="·"/>
       <w:lvlJc w:val="left"/>
       <w:pPr>
-        <w:ind w:left="720" w:hanging="360"/>
-      </w:pPr>
-      <w:rPr>
-        <w:rFonts w:hint="default" w:ascii="Symbol" w:hAnsi="Symbol"/>
+        <w:ind w:left="360" w:hanging="360"/>
+      </w:pPr>
+      <w:rPr>
+        <w:rFonts w:ascii="Symbol" w:hAnsi="Symbol" w:hint="default"/>
       </w:rPr>
     </w:lvl>
     <w:lvl w:ilvl="1" w:tplc="804C7886">
@@ -4061,10 +3583,10 @@
       <w:lvlText w:val="o"/>
       <w:lvlJc w:val="left"/>
       <w:pPr>
-        <w:ind w:left="1440" w:hanging="360"/>
-      </w:pPr>
-      <w:rPr>
-        <w:rFonts w:hint="default" w:ascii="Courier New" w:hAnsi="Courier New"/>
+        <w:ind w:left="1080" w:hanging="360"/>
+      </w:pPr>
+      <w:rPr>
+        <w:rFonts w:ascii="Courier New" w:hAnsi="Courier New" w:hint="default"/>
       </w:rPr>
     </w:lvl>
     <w:lvl w:ilvl="2" w:tplc="269217AC">
@@ -4073,10 +3595,10 @@
       <w:lvlText w:val=""/>
       <w:lvlJc w:val="left"/>
       <w:pPr>
-        <w:ind w:left="2160" w:hanging="360"/>
-      </w:pPr>
-      <w:rPr>
-        <w:rFonts w:hint="default" w:ascii="Wingdings" w:hAnsi="Wingdings"/>
+        <w:ind w:left="1800" w:hanging="360"/>
+      </w:pPr>
+      <w:rPr>
+        <w:rFonts w:ascii="Wingdings" w:hAnsi="Wingdings" w:hint="default"/>
       </w:rPr>
     </w:lvl>
     <w:lvl w:ilvl="3" w:tplc="9BD6FD9E">
@@ -4085,10 +3607,10 @@
       <w:lvlText w:val=""/>
       <w:lvlJc w:val="left"/>
       <w:pPr>
-        <w:ind w:left="2880" w:hanging="360"/>
-      </w:pPr>
-      <w:rPr>
-        <w:rFonts w:hint="default" w:ascii="Symbol" w:hAnsi="Symbol"/>
+        <w:ind w:left="2520" w:hanging="360"/>
+      </w:pPr>
+      <w:rPr>
+        <w:rFonts w:ascii="Symbol" w:hAnsi="Symbol" w:hint="default"/>
       </w:rPr>
     </w:lvl>
     <w:lvl w:ilvl="4" w:tplc="499A21EA">
@@ -4097,10 +3619,10 @@
       <w:lvlText w:val="o"/>
       <w:lvlJc w:val="left"/>
       <w:pPr>
-        <w:ind w:left="3600" w:hanging="360"/>
-      </w:pPr>
-      <w:rPr>
-        <w:rFonts w:hint="default" w:ascii="Courier New" w:hAnsi="Courier New"/>
+        <w:ind w:left="3240" w:hanging="360"/>
+      </w:pPr>
+      <w:rPr>
+        <w:rFonts w:ascii="Courier New" w:hAnsi="Courier New" w:hint="default"/>
       </w:rPr>
     </w:lvl>
     <w:lvl w:ilvl="5" w:tplc="7E760490">
@@ -4109,10 +3631,10 @@
       <w:lvlText w:val=""/>
       <w:lvlJc w:val="left"/>
       <w:pPr>
-        <w:ind w:left="4320" w:hanging="360"/>
-      </w:pPr>
-      <w:rPr>
-        <w:rFonts w:hint="default" w:ascii="Wingdings" w:hAnsi="Wingdings"/>
+        <w:ind w:left="3960" w:hanging="360"/>
+      </w:pPr>
+      <w:rPr>
+        <w:rFonts w:ascii="Wingdings" w:hAnsi="Wingdings" w:hint="default"/>
       </w:rPr>
     </w:lvl>
     <w:lvl w:ilvl="6" w:tplc="529EE2BC">
@@ -4121,10 +3643,10 @@
       <w:lvlText w:val=""/>
       <w:lvlJc w:val="left"/>
       <w:pPr>
-        <w:ind w:left="5040" w:hanging="360"/>
-      </w:pPr>
-      <w:rPr>
-        <w:rFonts w:hint="default" w:ascii="Symbol" w:hAnsi="Symbol"/>
+        <w:ind w:left="4680" w:hanging="360"/>
+      </w:pPr>
+      <w:rPr>
+        <w:rFonts w:ascii="Symbol" w:hAnsi="Symbol" w:hint="default"/>
       </w:rPr>
     </w:lvl>
     <w:lvl w:ilvl="7" w:tplc="0B948D0A">
@@ -4133,10 +3655,10 @@
       <w:lvlText w:val="o"/>
       <w:lvlJc w:val="left"/>
       <w:pPr>
-        <w:ind w:left="5760" w:hanging="360"/>
-      </w:pPr>
-      <w:rPr>
-        <w:rFonts w:hint="default" w:ascii="Courier New" w:hAnsi="Courier New"/>
+        <w:ind w:left="5400" w:hanging="360"/>
+      </w:pPr>
+      <w:rPr>
+        <w:rFonts w:ascii="Courier New" w:hAnsi="Courier New" w:hint="default"/>
       </w:rPr>
     </w:lvl>
     <w:lvl w:ilvl="8" w:tplc="1CA2C838">
@@ -4145,10 +3667,10 @@
       <w:lvlText w:val=""/>
       <w:lvlJc w:val="left"/>
       <w:pPr>
-        <w:ind w:left="6480" w:hanging="360"/>
-      </w:pPr>
-      <w:rPr>
-        <w:rFonts w:hint="default" w:ascii="Wingdings" w:hAnsi="Wingdings"/>
+        <w:ind w:left="6120" w:hanging="360"/>
+      </w:pPr>
+      <w:rPr>
+        <w:rFonts w:ascii="Wingdings" w:hAnsi="Wingdings" w:hint="default"/>
       </w:rPr>
     </w:lvl>
   </w:abstractNum>
@@ -4162,10 +3684,10 @@
       <w:lvlText w:val="·"/>
       <w:lvlJc w:val="left"/>
       <w:pPr>
-        <w:ind w:left="720" w:hanging="360"/>
-      </w:pPr>
-      <w:rPr>
-        <w:rFonts w:hint="default" w:ascii="Symbol" w:hAnsi="Symbol"/>
+        <w:ind w:left="360" w:hanging="360"/>
+      </w:pPr>
+      <w:rPr>
+        <w:rFonts w:ascii="Symbol" w:hAnsi="Symbol" w:hint="default"/>
       </w:rPr>
     </w:lvl>
     <w:lvl w:ilvl="1" w:tplc="829E80D6">
@@ -4174,10 +3696,10 @@
       <w:lvlText w:val="o"/>
       <w:lvlJc w:val="left"/>
       <w:pPr>
-        <w:ind w:left="1440" w:hanging="360"/>
-      </w:pPr>
-      <w:rPr>
-        <w:rFonts w:hint="default" w:ascii="Courier New" w:hAnsi="Courier New"/>
+        <w:ind w:left="1080" w:hanging="360"/>
+      </w:pPr>
+      <w:rPr>
+        <w:rFonts w:ascii="Courier New" w:hAnsi="Courier New" w:hint="default"/>
       </w:rPr>
     </w:lvl>
     <w:lvl w:ilvl="2" w:tplc="0E7893EA">
@@ -4186,10 +3708,10 @@
       <w:lvlText w:val=""/>
       <w:lvlJc w:val="left"/>
       <w:pPr>
-        <w:ind w:left="2160" w:hanging="360"/>
-      </w:pPr>
-      <w:rPr>
-        <w:rFonts w:hint="default" w:ascii="Wingdings" w:hAnsi="Wingdings"/>
+        <w:ind w:left="1800" w:hanging="360"/>
+      </w:pPr>
+      <w:rPr>
+        <w:rFonts w:ascii="Wingdings" w:hAnsi="Wingdings" w:hint="default"/>
       </w:rPr>
     </w:lvl>
     <w:lvl w:ilvl="3" w:tplc="232498BE">
@@ -4198,10 +3720,10 @@
       <w:lvlText w:val=""/>
       <w:lvlJc w:val="left"/>
       <w:pPr>
-        <w:ind w:left="2880" w:hanging="360"/>
-      </w:pPr>
-      <w:rPr>
-        <w:rFonts w:hint="default" w:ascii="Symbol" w:hAnsi="Symbol"/>
+        <w:ind w:left="2520" w:hanging="360"/>
+      </w:pPr>
+      <w:rPr>
+        <w:rFonts w:ascii="Symbol" w:hAnsi="Symbol" w:hint="default"/>
       </w:rPr>
     </w:lvl>
     <w:lvl w:ilvl="4" w:tplc="3320991A">
@@ -4210,10 +3732,10 @@
       <w:lvlText w:val="o"/>
       <w:lvlJc w:val="left"/>
       <w:pPr>
-        <w:ind w:left="3600" w:hanging="360"/>
-      </w:pPr>
-      <w:rPr>
-        <w:rFonts w:hint="default" w:ascii="Courier New" w:hAnsi="Courier New"/>
+        <w:ind w:left="3240" w:hanging="360"/>
+      </w:pPr>
+      <w:rPr>
+        <w:rFonts w:ascii="Courier New" w:hAnsi="Courier New" w:hint="default"/>
       </w:rPr>
     </w:lvl>
     <w:lvl w:ilvl="5" w:tplc="F496D2DE">
@@ -4222,10 +3744,10 @@
       <w:lvlText w:val=""/>
       <w:lvlJc w:val="left"/>
       <w:pPr>
-        <w:ind w:left="4320" w:hanging="360"/>
-      </w:pPr>
-      <w:rPr>
-        <w:rFonts w:hint="default" w:ascii="Wingdings" w:hAnsi="Wingdings"/>
+        <w:ind w:left="3960" w:hanging="360"/>
+      </w:pPr>
+      <w:rPr>
+        <w:rFonts w:ascii="Wingdings" w:hAnsi="Wingdings" w:hint="default"/>
       </w:rPr>
     </w:lvl>
     <w:lvl w:ilvl="6" w:tplc="0DF01C54">
@@ -4234,10 +3756,10 @@
       <w:lvlText w:val=""/>
       <w:lvlJc w:val="left"/>
       <w:pPr>
-        <w:ind w:left="5040" w:hanging="360"/>
-      </w:pPr>
-      <w:rPr>
-        <w:rFonts w:hint="default" w:ascii="Symbol" w:hAnsi="Symbol"/>
+        <w:ind w:left="4680" w:hanging="360"/>
+      </w:pPr>
+      <w:rPr>
+        <w:rFonts w:ascii="Symbol" w:hAnsi="Symbol" w:hint="default"/>
       </w:rPr>
     </w:lvl>
     <w:lvl w:ilvl="7" w:tplc="33EC5016">
@@ -4246,10 +3768,10 @@
       <w:lvlText w:val="o"/>
       <w:lvlJc w:val="left"/>
       <w:pPr>
-        <w:ind w:left="5760" w:hanging="360"/>
-      </w:pPr>
-      <w:rPr>
-        <w:rFonts w:hint="default" w:ascii="Courier New" w:hAnsi="Courier New"/>
+        <w:ind w:left="5400" w:hanging="360"/>
+      </w:pPr>
+      <w:rPr>
+        <w:rFonts w:ascii="Courier New" w:hAnsi="Courier New" w:hint="default"/>
       </w:rPr>
     </w:lvl>
     <w:lvl w:ilvl="8" w:tplc="C2C45CB2">
@@ -4258,10 +3780,10 @@
       <w:lvlText w:val=""/>
       <w:lvlJc w:val="left"/>
       <w:pPr>
-        <w:ind w:left="6480" w:hanging="360"/>
-      </w:pPr>
-      <w:rPr>
-        <w:rFonts w:hint="default" w:ascii="Wingdings" w:hAnsi="Wingdings"/>
+        <w:ind w:left="6120" w:hanging="360"/>
+      </w:pPr>
+      <w:rPr>
+        <w:rFonts w:ascii="Wingdings" w:hAnsi="Wingdings" w:hint="default"/>
       </w:rPr>
     </w:lvl>
   </w:abstractNum>
@@ -4275,10 +3797,10 @@
       <w:lvlText w:val="·"/>
       <w:lvlJc w:val="left"/>
       <w:pPr>
-        <w:ind w:left="720" w:hanging="360"/>
-      </w:pPr>
-      <w:rPr>
-        <w:rFonts w:hint="default" w:ascii="Symbol" w:hAnsi="Symbol"/>
+        <w:ind w:left="360" w:hanging="360"/>
+      </w:pPr>
+      <w:rPr>
+        <w:rFonts w:ascii="Symbol" w:hAnsi="Symbol" w:hint="default"/>
       </w:rPr>
     </w:lvl>
     <w:lvl w:ilvl="1" w:tplc="66321572">
@@ -4287,10 +3809,10 @@
       <w:lvlText w:val="o"/>
       <w:lvlJc w:val="left"/>
       <w:pPr>
-        <w:ind w:left="1440" w:hanging="360"/>
-      </w:pPr>
-      <w:rPr>
-        <w:rFonts w:hint="default" w:ascii="Courier New" w:hAnsi="Courier New"/>
+        <w:ind w:left="1080" w:hanging="360"/>
+      </w:pPr>
+      <w:rPr>
+        <w:rFonts w:ascii="Courier New" w:hAnsi="Courier New" w:hint="default"/>
       </w:rPr>
     </w:lvl>
     <w:lvl w:ilvl="2" w:tplc="3446F3B2">
@@ -4299,10 +3821,10 @@
       <w:lvlText w:val=""/>
       <w:lvlJc w:val="left"/>
       <w:pPr>
-        <w:ind w:left="2160" w:hanging="360"/>
-      </w:pPr>
-      <w:rPr>
-        <w:rFonts w:hint="default" w:ascii="Wingdings" w:hAnsi="Wingdings"/>
+        <w:ind w:left="1800" w:hanging="360"/>
+      </w:pPr>
+      <w:rPr>
+        <w:rFonts w:ascii="Wingdings" w:hAnsi="Wingdings" w:hint="default"/>
       </w:rPr>
     </w:lvl>
     <w:lvl w:ilvl="3" w:tplc="8B62D5DC">
@@ -4311,10 +3833,10 @@
       <w:lvlText w:val=""/>
       <w:lvlJc w:val="left"/>
       <w:pPr>
-        <w:ind w:left="2880" w:hanging="360"/>
-      </w:pPr>
-      <w:rPr>
-        <w:rFonts w:hint="default" w:ascii="Symbol" w:hAnsi="Symbol"/>
+        <w:ind w:left="2520" w:hanging="360"/>
+      </w:pPr>
+      <w:rPr>
+        <w:rFonts w:ascii="Symbol" w:hAnsi="Symbol" w:hint="default"/>
       </w:rPr>
     </w:lvl>
     <w:lvl w:ilvl="4" w:tplc="0290CD1A">
@@ -4323,10 +3845,10 @@
       <w:lvlText w:val="o"/>
       <w:lvlJc w:val="left"/>
       <w:pPr>
-        <w:ind w:left="3600" w:hanging="360"/>
-      </w:pPr>
-      <w:rPr>
-        <w:rFonts w:hint="default" w:ascii="Courier New" w:hAnsi="Courier New"/>
+        <w:ind w:left="3240" w:hanging="360"/>
+      </w:pPr>
+      <w:rPr>
+        <w:rFonts w:ascii="Courier New" w:hAnsi="Courier New" w:hint="default"/>
       </w:rPr>
     </w:lvl>
     <w:lvl w:ilvl="5" w:tplc="E98AD90C">
@@ -4335,10 +3857,10 @@
       <w:lvlText w:val=""/>
       <w:lvlJc w:val="left"/>
       <w:pPr>
-        <w:ind w:left="4320" w:hanging="360"/>
-      </w:pPr>
-      <w:rPr>
-        <w:rFonts w:hint="default" w:ascii="Wingdings" w:hAnsi="Wingdings"/>
+        <w:ind w:left="3960" w:hanging="360"/>
+      </w:pPr>
+      <w:rPr>
+        <w:rFonts w:ascii="Wingdings" w:hAnsi="Wingdings" w:hint="default"/>
       </w:rPr>
     </w:lvl>
     <w:lvl w:ilvl="6" w:tplc="41A4B9A8">
@@ -4347,10 +3869,10 @@
       <w:lvlText w:val=""/>
       <w:lvlJc w:val="left"/>
       <w:pPr>
-        <w:ind w:left="5040" w:hanging="360"/>
-      </w:pPr>
-      <w:rPr>
-        <w:rFonts w:hint="default" w:ascii="Symbol" w:hAnsi="Symbol"/>
+        <w:ind w:left="4680" w:hanging="360"/>
+      </w:pPr>
+      <w:rPr>
+        <w:rFonts w:ascii="Symbol" w:hAnsi="Symbol" w:hint="default"/>
       </w:rPr>
     </w:lvl>
     <w:lvl w:ilvl="7" w:tplc="F792523A">
@@ -4359,10 +3881,10 @@
       <w:lvlText w:val="o"/>
       <w:lvlJc w:val="left"/>
       <w:pPr>
-        <w:ind w:left="5760" w:hanging="360"/>
-      </w:pPr>
-      <w:rPr>
-        <w:rFonts w:hint="default" w:ascii="Courier New" w:hAnsi="Courier New"/>
+        <w:ind w:left="5400" w:hanging="360"/>
+      </w:pPr>
+      <w:rPr>
+        <w:rFonts w:ascii="Courier New" w:hAnsi="Courier New" w:hint="default"/>
       </w:rPr>
     </w:lvl>
     <w:lvl w:ilvl="8" w:tplc="DF045042">
@@ -4371,10 +3893,10 @@
       <w:lvlText w:val=""/>
       <w:lvlJc w:val="left"/>
       <w:pPr>
-        <w:ind w:left="6480" w:hanging="360"/>
-      </w:pPr>
-      <w:rPr>
-        <w:rFonts w:hint="default" w:ascii="Wingdings" w:hAnsi="Wingdings"/>
+        <w:ind w:left="6120" w:hanging="360"/>
+      </w:pPr>
+      <w:rPr>
+        <w:rFonts w:ascii="Wingdings" w:hAnsi="Wingdings" w:hint="default"/>
       </w:rPr>
     </w:lvl>
   </w:abstractNum>
@@ -4474,10 +3996,10 @@
       <w:lvlText w:val="·"/>
       <w:lvlJc w:val="left"/>
       <w:pPr>
-        <w:ind w:left="720" w:hanging="360"/>
-      </w:pPr>
-      <w:rPr>
-        <w:rFonts w:hint="default" w:ascii="Symbol" w:hAnsi="Symbol"/>
+        <w:ind w:left="360" w:hanging="360"/>
+      </w:pPr>
+      <w:rPr>
+        <w:rFonts w:ascii="Symbol" w:hAnsi="Symbol" w:hint="default"/>
       </w:rPr>
     </w:lvl>
     <w:lvl w:ilvl="1" w:tplc="BE44B0C8">
@@ -4486,10 +4008,10 @@
       <w:lvlText w:val="o"/>
       <w:lvlJc w:val="left"/>
       <w:pPr>
-        <w:ind w:left="1440" w:hanging="360"/>
-      </w:pPr>
-      <w:rPr>
-        <w:rFonts w:hint="default" w:ascii="Courier New" w:hAnsi="Courier New"/>
+        <w:ind w:left="1080" w:hanging="360"/>
+      </w:pPr>
+      <w:rPr>
+        <w:rFonts w:ascii="Courier New" w:hAnsi="Courier New" w:hint="default"/>
       </w:rPr>
     </w:lvl>
     <w:lvl w:ilvl="2" w:tplc="78165AC6">
@@ -4498,10 +4020,10 @@
       <w:lvlText w:val=""/>
       <w:lvlJc w:val="left"/>
       <w:pPr>
-        <w:ind w:left="2160" w:hanging="360"/>
-      </w:pPr>
-      <w:rPr>
-        <w:rFonts w:hint="default" w:ascii="Wingdings" w:hAnsi="Wingdings"/>
+        <w:ind w:left="1800" w:hanging="360"/>
+      </w:pPr>
+      <w:rPr>
+        <w:rFonts w:ascii="Wingdings" w:hAnsi="Wingdings" w:hint="default"/>
       </w:rPr>
     </w:lvl>
     <w:lvl w:ilvl="3" w:tplc="B0FA024C">
@@ -4510,10 +4032,10 @@
       <w:lvlText w:val=""/>
       <w:lvlJc w:val="left"/>
       <w:pPr>
-        <w:ind w:left="2880" w:hanging="360"/>
-      </w:pPr>
-      <w:rPr>
-        <w:rFonts w:hint="default" w:ascii="Symbol" w:hAnsi="Symbol"/>
+        <w:ind w:left="2520" w:hanging="360"/>
+      </w:pPr>
+      <w:rPr>
+        <w:rFonts w:ascii="Symbol" w:hAnsi="Symbol" w:hint="default"/>
       </w:rPr>
     </w:lvl>
     <w:lvl w:ilvl="4" w:tplc="7B945236">
@@ -4522,10 +4044,10 @@
       <w:lvlText w:val="o"/>
       <w:lvlJc w:val="left"/>
       <w:pPr>
-        <w:ind w:left="3600" w:hanging="360"/>
-      </w:pPr>
-      <w:rPr>
-        <w:rFonts w:hint="default" w:ascii="Courier New" w:hAnsi="Courier New"/>
+        <w:ind w:left="3240" w:hanging="360"/>
+      </w:pPr>
+      <w:rPr>
+        <w:rFonts w:ascii="Courier New" w:hAnsi="Courier New" w:hint="default"/>
       </w:rPr>
     </w:lvl>
     <w:lvl w:ilvl="5" w:tplc="7288310C">
@@ -4534,10 +4056,10 @@
       <w:lvlText w:val=""/>
       <w:lvlJc w:val="left"/>
       <w:pPr>
-        <w:ind w:left="4320" w:hanging="360"/>
-      </w:pPr>
-      <w:rPr>
-        <w:rFonts w:hint="default" w:ascii="Wingdings" w:hAnsi="Wingdings"/>
+        <w:ind w:left="3960" w:hanging="360"/>
+      </w:pPr>
+      <w:rPr>
+        <w:rFonts w:ascii="Wingdings" w:hAnsi="Wingdings" w:hint="default"/>
       </w:rPr>
     </w:lvl>
     <w:lvl w:ilvl="6" w:tplc="1840C240">
@@ -4546,10 +4068,10 @@
       <w:lvlText w:val=""/>
       <w:lvlJc w:val="left"/>
       <w:pPr>
-        <w:ind w:left="5040" w:hanging="360"/>
-      </w:pPr>
-      <w:rPr>
-        <w:rFonts w:hint="default" w:ascii="Symbol" w:hAnsi="Symbol"/>
+        <w:ind w:left="4680" w:hanging="360"/>
+      </w:pPr>
+      <w:rPr>
+        <w:rFonts w:ascii="Symbol" w:hAnsi="Symbol" w:hint="default"/>
       </w:rPr>
     </w:lvl>
     <w:lvl w:ilvl="7" w:tplc="A8BCE06E">
@@ -4558,10 +4080,10 @@
       <w:lvlText w:val="o"/>
       <w:lvlJc w:val="left"/>
       <w:pPr>
-        <w:ind w:left="5760" w:hanging="360"/>
-      </w:pPr>
-      <w:rPr>
-        <w:rFonts w:hint="default" w:ascii="Courier New" w:hAnsi="Courier New"/>
+        <w:ind w:left="5400" w:hanging="360"/>
+      </w:pPr>
+      <w:rPr>
+        <w:rFonts w:ascii="Courier New" w:hAnsi="Courier New" w:hint="default"/>
       </w:rPr>
     </w:lvl>
     <w:lvl w:ilvl="8" w:tplc="75DE4ACC">
@@ -4570,10 +4092,10 @@
       <w:lvlText w:val=""/>
       <w:lvlJc w:val="left"/>
       <w:pPr>
-        <w:ind w:left="6480" w:hanging="360"/>
-      </w:pPr>
-      <w:rPr>
-        <w:rFonts w:hint="default" w:ascii="Wingdings" w:hAnsi="Wingdings"/>
+        <w:ind w:left="6120" w:hanging="360"/>
+      </w:pPr>
+      <w:rPr>
+        <w:rFonts w:ascii="Wingdings" w:hAnsi="Wingdings" w:hint="default"/>
       </w:rPr>
     </w:lvl>
   </w:abstractNum>
@@ -4587,10 +4109,10 @@
       <w:lvlText w:val="·"/>
       <w:lvlJc w:val="left"/>
       <w:pPr>
-        <w:ind w:left="720" w:hanging="360"/>
-      </w:pPr>
-      <w:rPr>
-        <w:rFonts w:hint="default" w:ascii="Symbol" w:hAnsi="Symbol"/>
+        <w:ind w:left="360" w:hanging="360"/>
+      </w:pPr>
+      <w:rPr>
+        <w:rFonts w:ascii="Symbol" w:hAnsi="Symbol" w:hint="default"/>
       </w:rPr>
     </w:lvl>
     <w:lvl w:ilvl="1" w:tplc="5CDAB53E">
@@ -4599,10 +4121,10 @@
       <w:lvlText w:val="o"/>
       <w:lvlJc w:val="left"/>
       <w:pPr>
-        <w:ind w:left="1440" w:hanging="360"/>
-      </w:pPr>
-      <w:rPr>
-        <w:rFonts w:hint="default" w:ascii="Courier New" w:hAnsi="Courier New"/>
+        <w:ind w:left="1080" w:hanging="360"/>
+      </w:pPr>
+      <w:rPr>
+        <w:rFonts w:ascii="Courier New" w:hAnsi="Courier New" w:hint="default"/>
       </w:rPr>
     </w:lvl>
     <w:lvl w:ilvl="2" w:tplc="78864374">
@@ -4611,10 +4133,10 @@
       <w:lvlText w:val=""/>
       <w:lvlJc w:val="left"/>
       <w:pPr>
-        <w:ind w:left="2160" w:hanging="360"/>
-      </w:pPr>
-      <w:rPr>
-        <w:rFonts w:hint="default" w:ascii="Wingdings" w:hAnsi="Wingdings"/>
+        <w:ind w:left="1800" w:hanging="360"/>
+      </w:pPr>
+      <w:rPr>
+        <w:rFonts w:ascii="Wingdings" w:hAnsi="Wingdings" w:hint="default"/>
       </w:rPr>
     </w:lvl>
     <w:lvl w:ilvl="3" w:tplc="28524A14">
@@ -4623,10 +4145,10 @@
       <w:lvlText w:val=""/>
       <w:lvlJc w:val="left"/>
       <w:pPr>
-        <w:ind w:left="2880" w:hanging="360"/>
-      </w:pPr>
-      <w:rPr>
-        <w:rFonts w:hint="default" w:ascii="Symbol" w:hAnsi="Symbol"/>
+        <w:ind w:left="2520" w:hanging="360"/>
+      </w:pPr>
+      <w:rPr>
+        <w:rFonts w:ascii="Symbol" w:hAnsi="Symbol" w:hint="default"/>
       </w:rPr>
     </w:lvl>
     <w:lvl w:ilvl="4" w:tplc="477A7B26">
@@ -4635,10 +4157,10 @@
       <w:lvlText w:val="o"/>
       <w:lvlJc w:val="left"/>
       <w:pPr>
-        <w:ind w:left="3600" w:hanging="360"/>
-      </w:pPr>
-      <w:rPr>
-        <w:rFonts w:hint="default" w:ascii="Courier New" w:hAnsi="Courier New"/>
+        <w:ind w:left="3240" w:hanging="360"/>
+      </w:pPr>
+      <w:rPr>
+        <w:rFonts w:ascii="Courier New" w:hAnsi="Courier New" w:hint="default"/>
       </w:rPr>
     </w:lvl>
     <w:lvl w:ilvl="5" w:tplc="F232F292">
@@ -4647,10 +4169,10 @@
       <w:lvlText w:val=""/>
       <w:lvlJc w:val="left"/>
       <w:pPr>
-        <w:ind w:left="4320" w:hanging="360"/>
-      </w:pPr>
-      <w:rPr>
-        <w:rFonts w:hint="default" w:ascii="Wingdings" w:hAnsi="Wingdings"/>
+        <w:ind w:left="3960" w:hanging="360"/>
+      </w:pPr>
+      <w:rPr>
+        <w:rFonts w:ascii="Wingdings" w:hAnsi="Wingdings" w:hint="default"/>
       </w:rPr>
     </w:lvl>
     <w:lvl w:ilvl="6" w:tplc="7AD0F984">
@@ -4659,10 +4181,10 @@
       <w:lvlText w:val=""/>
       <w:lvlJc w:val="left"/>
       <w:pPr>
-        <w:ind w:left="5040" w:hanging="360"/>
-      </w:pPr>
-      <w:rPr>
-        <w:rFonts w:hint="default" w:ascii="Symbol" w:hAnsi="Symbol"/>
+        <w:ind w:left="4680" w:hanging="360"/>
+      </w:pPr>
+      <w:rPr>
+        <w:rFonts w:ascii="Symbol" w:hAnsi="Symbol" w:hint="default"/>
       </w:rPr>
     </w:lvl>
     <w:lvl w:ilvl="7" w:tplc="CA8E677E">
@@ -4671,10 +4193,10 @@
       <w:lvlText w:val="o"/>
       <w:lvlJc w:val="left"/>
       <w:pPr>
-        <w:ind w:left="5760" w:hanging="360"/>
-      </w:pPr>
-      <w:rPr>
-        <w:rFonts w:hint="default" w:ascii="Courier New" w:hAnsi="Courier New"/>
+        <w:ind w:left="5400" w:hanging="360"/>
+      </w:pPr>
+      <w:rPr>
+        <w:rFonts w:ascii="Courier New" w:hAnsi="Courier New" w:hint="default"/>
       </w:rPr>
     </w:lvl>
     <w:lvl w:ilvl="8" w:tplc="E578CF7E">
@@ -4683,10 +4205,10 @@
       <w:lvlText w:val=""/>
       <w:lvlJc w:val="left"/>
       <w:pPr>
-        <w:ind w:left="6480" w:hanging="360"/>
-      </w:pPr>
-      <w:rPr>
-        <w:rFonts w:hint="default" w:ascii="Wingdings" w:hAnsi="Wingdings"/>
+        <w:ind w:left="6120" w:hanging="360"/>
+      </w:pPr>
+      <w:rPr>
+        <w:rFonts w:ascii="Wingdings" w:hAnsi="Wingdings" w:hint="default"/>
       </w:rPr>
     </w:lvl>
   </w:abstractNum>
@@ -4700,10 +4222,10 @@
       <w:lvlText w:val="·"/>
       <w:lvlJc w:val="left"/>
       <w:pPr>
-        <w:ind w:left="720" w:hanging="360"/>
-      </w:pPr>
-      <w:rPr>
-        <w:rFonts w:hint="default" w:ascii="Symbol" w:hAnsi="Symbol"/>
+        <w:ind w:left="360" w:hanging="360"/>
+      </w:pPr>
+      <w:rPr>
+        <w:rFonts w:ascii="Symbol" w:hAnsi="Symbol" w:hint="default"/>
       </w:rPr>
     </w:lvl>
     <w:lvl w:ilvl="1" w:tplc="82406096">
@@ -4712,10 +4234,10 @@
       <w:lvlText w:val="o"/>
       <w:lvlJc w:val="left"/>
       <w:pPr>
-        <w:ind w:left="1440" w:hanging="360"/>
-      </w:pPr>
-      <w:rPr>
-        <w:rFonts w:hint="default" w:ascii="Courier New" w:hAnsi="Courier New"/>
+        <w:ind w:left="1080" w:hanging="360"/>
+      </w:pPr>
+      <w:rPr>
+        <w:rFonts w:ascii="Courier New" w:hAnsi="Courier New" w:hint="default"/>
       </w:rPr>
     </w:lvl>
     <w:lvl w:ilvl="2" w:tplc="EE16404C">
@@ -4724,10 +4246,10 @@
       <w:lvlText w:val=""/>
       <w:lvlJc w:val="left"/>
       <w:pPr>
-        <w:ind w:left="2160" w:hanging="360"/>
-      </w:pPr>
-      <w:rPr>
-        <w:rFonts w:hint="default" w:ascii="Wingdings" w:hAnsi="Wingdings"/>
+        <w:ind w:left="1800" w:hanging="360"/>
+      </w:pPr>
+      <w:rPr>
+        <w:rFonts w:ascii="Wingdings" w:hAnsi="Wingdings" w:hint="default"/>
       </w:rPr>
     </w:lvl>
     <w:lvl w:ilvl="3" w:tplc="F6ACE5A8">
@@ -4736,10 +4258,10 @@
       <w:lvlText w:val=""/>
       <w:lvlJc w:val="left"/>
       <w:pPr>
-        <w:ind w:left="2880" w:hanging="360"/>
-      </w:pPr>
-      <w:rPr>
-        <w:rFonts w:hint="default" w:ascii="Symbol" w:hAnsi="Symbol"/>
+        <w:ind w:left="2520" w:hanging="360"/>
+      </w:pPr>
+      <w:rPr>
+        <w:rFonts w:ascii="Symbol" w:hAnsi="Symbol" w:hint="default"/>
       </w:rPr>
     </w:lvl>
     <w:lvl w:ilvl="4" w:tplc="F1B2F17C">
@@ -4748,10 +4270,10 @@
       <w:lvlText w:val="o"/>
       <w:lvlJc w:val="left"/>
       <w:pPr>
-        <w:ind w:left="3600" w:hanging="360"/>
-      </w:pPr>
-      <w:rPr>
-        <w:rFonts w:hint="default" w:ascii="Courier New" w:hAnsi="Courier New"/>
+        <w:ind w:left="3240" w:hanging="360"/>
+      </w:pPr>
+      <w:rPr>
+        <w:rFonts w:ascii="Courier New" w:hAnsi="Courier New" w:hint="default"/>
       </w:rPr>
     </w:lvl>
     <w:lvl w:ilvl="5" w:tplc="D8A6F1D6">
@@ -4760,10 +4282,10 @@
       <w:lvlText w:val=""/>
       <w:lvlJc w:val="left"/>
       <w:pPr>
-        <w:ind w:left="4320" w:hanging="360"/>
-      </w:pPr>
-      <w:rPr>
-        <w:rFonts w:hint="default" w:ascii="Wingdings" w:hAnsi="Wingdings"/>
+        <w:ind w:left="3960" w:hanging="360"/>
+      </w:pPr>
+      <w:rPr>
+        <w:rFonts w:ascii="Wingdings" w:hAnsi="Wingdings" w:hint="default"/>
       </w:rPr>
     </w:lvl>
     <w:lvl w:ilvl="6" w:tplc="57ACDEC0">
@@ -4772,10 +4294,10 @@
       <w:lvlText w:val=""/>
       <w:lvlJc w:val="left"/>
       <w:pPr>
-        <w:ind w:left="5040" w:hanging="360"/>
-      </w:pPr>
-      <w:rPr>
-        <w:rFonts w:hint="default" w:ascii="Symbol" w:hAnsi="Symbol"/>
+        <w:ind w:left="4680" w:hanging="360"/>
+      </w:pPr>
+      <w:rPr>
+        <w:rFonts w:ascii="Symbol" w:hAnsi="Symbol" w:hint="default"/>
       </w:rPr>
     </w:lvl>
     <w:lvl w:ilvl="7" w:tplc="EE26E862">
@@ -4784,10 +4306,10 @@
       <w:lvlText w:val="o"/>
       <w:lvlJc w:val="left"/>
       <w:pPr>
-        <w:ind w:left="5760" w:hanging="360"/>
-      </w:pPr>
-      <w:rPr>
-        <w:rFonts w:hint="default" w:ascii="Courier New" w:hAnsi="Courier New"/>
+        <w:ind w:left="5400" w:hanging="360"/>
+      </w:pPr>
+      <w:rPr>
+        <w:rFonts w:ascii="Courier New" w:hAnsi="Courier New" w:hint="default"/>
       </w:rPr>
     </w:lvl>
     <w:lvl w:ilvl="8" w:tplc="7E7CE014">
@@ -4796,14 +4318,127 @@
       <w:lvlText w:val=""/>
       <w:lvlJc w:val="left"/>
       <w:pPr>
-        <w:ind w:left="6480" w:hanging="360"/>
-      </w:pPr>
-      <w:rPr>
-        <w:rFonts w:hint="default" w:ascii="Wingdings" w:hAnsi="Wingdings"/>
+        <w:ind w:left="6120" w:hanging="360"/>
+      </w:pPr>
+      <w:rPr>
+        <w:rFonts w:ascii="Wingdings" w:hAnsi="Wingdings" w:hint="default"/>
       </w:rPr>
     </w:lvl>
   </w:abstractNum>
   <w:abstractNum w:abstractNumId="11" w15:restartNumberingAfterBreak="0">
+    <w:nsid w:val="36E99BD3"/>
+    <w:multiLevelType w:val="hybridMultilevel"/>
+    <w:tmpl w:val="88188ED6"/>
+    <w:lvl w:ilvl="0" w:tplc="4B80D04E">
+      <w:start w:val="1"/>
+      <w:numFmt w:val="bullet"/>
+      <w:lvlText w:val="-"/>
+      <w:lvlJc w:val="left"/>
+      <w:pPr>
+        <w:ind w:left="720" w:hanging="360"/>
+      </w:pPr>
+      <w:rPr>
+        <w:rFonts w:ascii="Aptos" w:hAnsi="Aptos" w:hint="default"/>
+      </w:rPr>
+    </w:lvl>
+    <w:lvl w:ilvl="1" w:tplc="F5EC22BE">
+      <w:start w:val="1"/>
+      <w:numFmt w:val="bullet"/>
+      <w:lvlText w:val="o"/>
+      <w:lvlJc w:val="left"/>
+      <w:pPr>
+        <w:ind w:left="1440" w:hanging="360"/>
+      </w:pPr>
+      <w:rPr>
+        <w:rFonts w:ascii="Courier New" w:hAnsi="Courier New" w:hint="default"/>
+      </w:rPr>
+    </w:lvl>
+    <w:lvl w:ilvl="2" w:tplc="2FCAC920">
+      <w:start w:val="1"/>
+      <w:numFmt w:val="bullet"/>
+      <w:lvlText w:val=""/>
+      <w:lvlJc w:val="left"/>
+      <w:pPr>
+        <w:ind w:left="2160" w:hanging="360"/>
+      </w:pPr>
+      <w:rPr>
+        <w:rFonts w:ascii="Wingdings" w:hAnsi="Wingdings" w:hint="default"/>
+      </w:rPr>
+    </w:lvl>
+    <w:lvl w:ilvl="3" w:tplc="4762FA88">
+      <w:start w:val="1"/>
+      <w:numFmt w:val="bullet"/>
+      <w:lvlText w:val=""/>
+      <w:lvlJc w:val="left"/>
+      <w:pPr>
+        <w:ind w:left="2880" w:hanging="360"/>
+      </w:pPr>
+      <w:rPr>
+        <w:rFonts w:ascii="Symbol" w:hAnsi="Symbol" w:hint="default"/>
+      </w:rPr>
+    </w:lvl>
+    <w:lvl w:ilvl="4" w:tplc="F88E1184">
+      <w:start w:val="1"/>
+      <w:numFmt w:val="bullet"/>
+      <w:lvlText w:val="o"/>
+      <w:lvlJc w:val="left"/>
+      <w:pPr>
+        <w:ind w:left="3600" w:hanging="360"/>
+      </w:pPr>
+      <w:rPr>
+        <w:rFonts w:ascii="Courier New" w:hAnsi="Courier New" w:hint="default"/>
+      </w:rPr>
+    </w:lvl>
+    <w:lvl w:ilvl="5" w:tplc="6C846938">
+      <w:start w:val="1"/>
+      <w:numFmt w:val="bullet"/>
+      <w:lvlText w:val=""/>
+      <w:lvlJc w:val="left"/>
+      <w:pPr>
+        <w:ind w:left="4320" w:hanging="360"/>
+      </w:pPr>
+      <w:rPr>
+        <w:rFonts w:ascii="Wingdings" w:hAnsi="Wingdings" w:hint="default"/>
+      </w:rPr>
+    </w:lvl>
+    <w:lvl w:ilvl="6" w:tplc="E0F83EC6">
+      <w:start w:val="1"/>
+      <w:numFmt w:val="bullet"/>
+      <w:lvlText w:val=""/>
+      <w:lvlJc w:val="left"/>
+      <w:pPr>
+        <w:ind w:left="5040" w:hanging="360"/>
+      </w:pPr>
+      <w:rPr>
+        <w:rFonts w:ascii="Symbol" w:hAnsi="Symbol" w:hint="default"/>
+      </w:rPr>
+    </w:lvl>
+    <w:lvl w:ilvl="7" w:tplc="7CB4841C">
+      <w:start w:val="1"/>
+      <w:numFmt w:val="bullet"/>
+      <w:lvlText w:val="o"/>
+      <w:lvlJc w:val="left"/>
+      <w:pPr>
+        <w:ind w:left="5760" w:hanging="360"/>
+      </w:pPr>
+      <w:rPr>
+        <w:rFonts w:ascii="Courier New" w:hAnsi="Courier New" w:hint="default"/>
+      </w:rPr>
+    </w:lvl>
+    <w:lvl w:ilvl="8" w:tplc="CF0204E0">
+      <w:start w:val="1"/>
+      <w:numFmt w:val="bullet"/>
+      <w:lvlText w:val=""/>
+      <w:lvlJc w:val="left"/>
+      <w:pPr>
+        <w:ind w:left="6480" w:hanging="360"/>
+      </w:pPr>
+      <w:rPr>
+        <w:rFonts w:ascii="Wingdings" w:hAnsi="Wingdings" w:hint="default"/>
+      </w:rPr>
+    </w:lvl>
+  </w:abstractNum>
+  <w:abstractNum w:abstractNumId="12" w15:restartNumberingAfterBreak="0">
     <w:nsid w:val="385FA32B"/>
     <w:multiLevelType w:val="hybridMultilevel"/>
     <w:tmpl w:val="13109150"/>
@@ -4813,10 +4448,10 @@
       <w:lvlText w:val="·"/>
       <w:lvlJc w:val="left"/>
       <w:pPr>
-        <w:ind w:left="720" w:hanging="360"/>
-      </w:pPr>
-      <w:rPr>
-        <w:rFonts w:hint="default" w:ascii="Symbol" w:hAnsi="Symbol"/>
+        <w:ind w:left="360" w:hanging="360"/>
+      </w:pPr>
+      <w:rPr>
+        <w:rFonts w:ascii="Symbol" w:hAnsi="Symbol" w:hint="default"/>
       </w:rPr>
     </w:lvl>
     <w:lvl w:ilvl="1" w:tplc="A5949EFA">
@@ -4825,10 +4460,10 @@
       <w:lvlText w:val="o"/>
       <w:lvlJc w:val="left"/>
       <w:pPr>
-        <w:ind w:left="1440" w:hanging="360"/>
-      </w:pPr>
-      <w:rPr>
-        <w:rFonts w:hint="default" w:ascii="Courier New" w:hAnsi="Courier New"/>
+        <w:ind w:left="1080" w:hanging="360"/>
+      </w:pPr>
+      <w:rPr>
+        <w:rFonts w:ascii="Courier New" w:hAnsi="Courier New" w:hint="default"/>
       </w:rPr>
     </w:lvl>
     <w:lvl w:ilvl="2" w:tplc="6C50A3BC">
@@ -4837,10 +4472,10 @@
       <w:lvlText w:val=""/>
       <w:lvlJc w:val="left"/>
       <w:pPr>
-        <w:ind w:left="2160" w:hanging="360"/>
-      </w:pPr>
-      <w:rPr>
-        <w:rFonts w:hint="default" w:ascii="Wingdings" w:hAnsi="Wingdings"/>
+        <w:ind w:left="1800" w:hanging="360"/>
+      </w:pPr>
+      <w:rPr>
+        <w:rFonts w:ascii="Wingdings" w:hAnsi="Wingdings" w:hint="default"/>
       </w:rPr>
     </w:lvl>
     <w:lvl w:ilvl="3" w:tplc="1384F9A0">
@@ -4849,10 +4484,10 @@
       <w:lvlText w:val=""/>
       <w:lvlJc w:val="left"/>
       <w:pPr>
-        <w:ind w:left="2880" w:hanging="360"/>
-      </w:pPr>
-      <w:rPr>
-        <w:rFonts w:hint="default" w:ascii="Symbol" w:hAnsi="Symbol"/>
+        <w:ind w:left="2520" w:hanging="360"/>
+      </w:pPr>
+      <w:rPr>
+        <w:rFonts w:ascii="Symbol" w:hAnsi="Symbol" w:hint="default"/>
       </w:rPr>
     </w:lvl>
     <w:lvl w:ilvl="4" w:tplc="347A7346">
@@ -4861,10 +4496,10 @@
       <w:lvlText w:val="o"/>
       <w:lvlJc w:val="left"/>
       <w:pPr>
-        <w:ind w:left="3600" w:hanging="360"/>
-      </w:pPr>
-      <w:rPr>
-        <w:rFonts w:hint="default" w:ascii="Courier New" w:hAnsi="Courier New"/>
+        <w:ind w:left="3240" w:hanging="360"/>
+      </w:pPr>
+      <w:rPr>
+        <w:rFonts w:ascii="Courier New" w:hAnsi="Courier New" w:hint="default"/>
       </w:rPr>
     </w:lvl>
     <w:lvl w:ilvl="5" w:tplc="BE5674EC">
@@ -4873,10 +4508,10 @@
       <w:lvlText w:val=""/>
       <w:lvlJc w:val="left"/>
       <w:pPr>
-        <w:ind w:left="4320" w:hanging="360"/>
-      </w:pPr>
-      <w:rPr>
-        <w:rFonts w:hint="default" w:ascii="Wingdings" w:hAnsi="Wingdings"/>
+        <w:ind w:left="3960" w:hanging="360"/>
+      </w:pPr>
+      <w:rPr>
+        <w:rFonts w:ascii="Wingdings" w:hAnsi="Wingdings" w:hint="default"/>
       </w:rPr>
     </w:lvl>
     <w:lvl w:ilvl="6" w:tplc="23303CDC">
@@ -4885,10 +4520,10 @@
       <w:lvlText w:val=""/>
       <w:lvlJc w:val="left"/>
       <w:pPr>
-        <w:ind w:left="5040" w:hanging="360"/>
-      </w:pPr>
-      <w:rPr>
-        <w:rFonts w:hint="default" w:ascii="Symbol" w:hAnsi="Symbol"/>
+        <w:ind w:left="4680" w:hanging="360"/>
+      </w:pPr>
+      <w:rPr>
+        <w:rFonts w:ascii="Symbol" w:hAnsi="Symbol" w:hint="default"/>
       </w:rPr>
     </w:lvl>
     <w:lvl w:ilvl="7" w:tplc="190670C6">
@@ -4897,10 +4532,10 @@
       <w:lvlText w:val="o"/>
       <w:lvlJc w:val="left"/>
       <w:pPr>
-        <w:ind w:left="5760" w:hanging="360"/>
-      </w:pPr>
-      <w:rPr>
-        <w:rFonts w:hint="default" w:ascii="Courier New" w:hAnsi="Courier New"/>
+        <w:ind w:left="5400" w:hanging="360"/>
+      </w:pPr>
+      <w:rPr>
+        <w:rFonts w:ascii="Courier New" w:hAnsi="Courier New" w:hint="default"/>
       </w:rPr>
     </w:lvl>
     <w:lvl w:ilvl="8" w:tplc="BCFE1748">
@@ -4909,14 +4544,14 @@
       <w:lvlText w:val=""/>
       <w:lvlJc w:val="left"/>
       <w:pPr>
-        <w:ind w:left="6480" w:hanging="360"/>
-      </w:pPr>
-      <w:rPr>
-        <w:rFonts w:hint="default" w:ascii="Wingdings" w:hAnsi="Wingdings"/>
+        <w:ind w:left="6120" w:hanging="360"/>
+      </w:pPr>
+      <w:rPr>
+        <w:rFonts w:ascii="Wingdings" w:hAnsi="Wingdings" w:hint="default"/>
       </w:rPr>
     </w:lvl>
   </w:abstractNum>
-  <w:abstractNum w:abstractNumId="12" w15:restartNumberingAfterBreak="0">
+  <w:abstractNum w:abstractNumId="13" w15:restartNumberingAfterBreak="0">
     <w:nsid w:val="48052793"/>
     <w:multiLevelType w:val="hybridMultilevel"/>
     <w:tmpl w:val="4F5029F8"/>
@@ -4926,10 +4561,10 @@
       <w:lvlText w:val="·"/>
       <w:lvlJc w:val="left"/>
       <w:pPr>
-        <w:ind w:left="720" w:hanging="360"/>
-      </w:pPr>
-      <w:rPr>
-        <w:rFonts w:hint="default" w:ascii="Symbol" w:hAnsi="Symbol"/>
+        <w:ind w:left="360" w:hanging="360"/>
+      </w:pPr>
+      <w:rPr>
+        <w:rFonts w:ascii="Symbol" w:hAnsi="Symbol" w:hint="default"/>
       </w:rPr>
     </w:lvl>
     <w:lvl w:ilvl="1" w:tplc="AB6A86A4">
@@ -4938,10 +4573,10 @@
       <w:lvlText w:val="o"/>
       <w:lvlJc w:val="left"/>
       <w:pPr>
-        <w:ind w:left="1440" w:hanging="360"/>
-      </w:pPr>
-      <w:rPr>
-        <w:rFonts w:hint="default" w:ascii="Courier New" w:hAnsi="Courier New"/>
+        <w:ind w:left="1080" w:hanging="360"/>
+      </w:pPr>
+      <w:rPr>
+        <w:rFonts w:ascii="Courier New" w:hAnsi="Courier New" w:hint="default"/>
       </w:rPr>
     </w:lvl>
     <w:lvl w:ilvl="2" w:tplc="B66E15B0">
@@ -4950,10 +4585,10 @@
       <w:lvlText w:val=""/>
       <w:lvlJc w:val="left"/>
       <w:pPr>
-        <w:ind w:left="2160" w:hanging="360"/>
-      </w:pPr>
-      <w:rPr>
-        <w:rFonts w:hint="default" w:ascii="Wingdings" w:hAnsi="Wingdings"/>
+        <w:ind w:left="1800" w:hanging="360"/>
+      </w:pPr>
+      <w:rPr>
+        <w:rFonts w:ascii="Wingdings" w:hAnsi="Wingdings" w:hint="default"/>
       </w:rPr>
     </w:lvl>
     <w:lvl w:ilvl="3" w:tplc="786AE612">
@@ -4962,10 +4597,10 @@
       <w:lvlText w:val=""/>
       <w:lvlJc w:val="left"/>
       <w:pPr>
-        <w:ind w:left="2880" w:hanging="360"/>
-      </w:pPr>
-      <w:rPr>
-        <w:rFonts w:hint="default" w:ascii="Symbol" w:hAnsi="Symbol"/>
+        <w:ind w:left="2520" w:hanging="360"/>
+      </w:pPr>
+      <w:rPr>
+        <w:rFonts w:ascii="Symbol" w:hAnsi="Symbol" w:hint="default"/>
       </w:rPr>
     </w:lvl>
     <w:lvl w:ilvl="4" w:tplc="C5C23754">
@@ -4974,10 +4609,10 @@
       <w:lvlText w:val="o"/>
       <w:lvlJc w:val="left"/>
       <w:pPr>
-        <w:ind w:left="3600" w:hanging="360"/>
-      </w:pPr>
-      <w:rPr>
-        <w:rFonts w:hint="default" w:ascii="Courier New" w:hAnsi="Courier New"/>
+        <w:ind w:left="3240" w:hanging="360"/>
+      </w:pPr>
+      <w:rPr>
+        <w:rFonts w:ascii="Courier New" w:hAnsi="Courier New" w:hint="default"/>
       </w:rPr>
     </w:lvl>
     <w:lvl w:ilvl="5" w:tplc="08CCBFC4">
@@ -4986,10 +4621,10 @@
       <w:lvlText w:val=""/>
       <w:lvlJc w:val="left"/>
       <w:pPr>
-        <w:ind w:left="4320" w:hanging="360"/>
-      </w:pPr>
-      <w:rPr>
-        <w:rFonts w:hint="default" w:ascii="Wingdings" w:hAnsi="Wingdings"/>
+        <w:ind w:left="3960" w:hanging="360"/>
+      </w:pPr>
+      <w:rPr>
+        <w:rFonts w:ascii="Wingdings" w:hAnsi="Wingdings" w:hint="default"/>
       </w:rPr>
     </w:lvl>
     <w:lvl w:ilvl="6" w:tplc="3E0A559E">
@@ -4998,10 +4633,10 @@
       <w:lvlText w:val=""/>
       <w:lvlJc w:val="left"/>
       <w:pPr>
-        <w:ind w:left="5040" w:hanging="360"/>
-      </w:pPr>
-      <w:rPr>
-        <w:rFonts w:hint="default" w:ascii="Symbol" w:hAnsi="Symbol"/>
+        <w:ind w:left="4680" w:hanging="360"/>
+      </w:pPr>
+      <w:rPr>
+        <w:rFonts w:ascii="Symbol" w:hAnsi="Symbol" w:hint="default"/>
       </w:rPr>
     </w:lvl>
     <w:lvl w:ilvl="7" w:tplc="1E5C282E">
@@ -5010,10 +4645,10 @@
       <w:lvlText w:val="o"/>
       <w:lvlJc w:val="left"/>
       <w:pPr>
-        <w:ind w:left="5760" w:hanging="360"/>
-      </w:pPr>
-      <w:rPr>
-        <w:rFonts w:hint="default" w:ascii="Courier New" w:hAnsi="Courier New"/>
+        <w:ind w:left="5400" w:hanging="360"/>
+      </w:pPr>
+      <w:rPr>
+        <w:rFonts w:ascii="Courier New" w:hAnsi="Courier New" w:hint="default"/>
       </w:rPr>
     </w:lvl>
     <w:lvl w:ilvl="8" w:tplc="E3443B76">
@@ -5022,14 +4657,14 @@
       <w:lvlText w:val=""/>
       <w:lvlJc w:val="left"/>
       <w:pPr>
-        <w:ind w:left="6480" w:hanging="360"/>
-      </w:pPr>
-      <w:rPr>
-        <w:rFonts w:hint="default" w:ascii="Wingdings" w:hAnsi="Wingdings"/>
+        <w:ind w:left="6120" w:hanging="360"/>
+      </w:pPr>
+      <w:rPr>
+        <w:rFonts w:ascii="Wingdings" w:hAnsi="Wingdings" w:hint="default"/>
       </w:rPr>
     </w:lvl>
   </w:abstractNum>
-  <w:abstractNum w:abstractNumId="13" w15:restartNumberingAfterBreak="0">
+  <w:abstractNum w:abstractNumId="14" w15:restartNumberingAfterBreak="0">
     <w:nsid w:val="4C662CDA"/>
     <w:multiLevelType w:val="hybridMultilevel"/>
     <w:tmpl w:val="06789EBA"/>
@@ -5042,7 +4677,7 @@
         <w:ind w:left="720" w:hanging="360"/>
       </w:pPr>
       <w:rPr>
-        <w:rFonts w:hint="default" w:ascii="Symbol" w:hAnsi="Symbol"/>
+        <w:rFonts w:ascii="Symbol" w:hAnsi="Symbol" w:hint="default"/>
       </w:rPr>
     </w:lvl>
     <w:lvl w:ilvl="1" w:tplc="83F0F038">
@@ -5054,7 +4689,7 @@
         <w:ind w:left="1440" w:hanging="360"/>
       </w:pPr>
       <w:rPr>
-        <w:rFonts w:hint="default" w:ascii="Courier New" w:hAnsi="Courier New"/>
+        <w:rFonts w:ascii="Courier New" w:hAnsi="Courier New" w:hint="default"/>
       </w:rPr>
     </w:lvl>
     <w:lvl w:ilvl="2" w:tplc="2176FF66">
@@ -5066,7 +4701,7 @@
         <w:ind w:left="2160" w:hanging="360"/>
       </w:pPr>
       <w:rPr>
-        <w:rFonts w:hint="default" w:ascii="Wingdings" w:hAnsi="Wingdings"/>
+        <w:rFonts w:ascii="Wingdings" w:hAnsi="Wingdings" w:hint="default"/>
       </w:rPr>
     </w:lvl>
     <w:lvl w:ilvl="3" w:tplc="90AA3D6C">
@@ -5078,7 +4713,7 @@
         <w:ind w:left="2880" w:hanging="360"/>
       </w:pPr>
       <w:rPr>
-        <w:rFonts w:hint="default" w:ascii="Symbol" w:hAnsi="Symbol"/>
+        <w:rFonts w:ascii="Symbol" w:hAnsi="Symbol" w:hint="default"/>
       </w:rPr>
     </w:lvl>
     <w:lvl w:ilvl="4" w:tplc="E688AE7E">
@@ -5090,7 +4725,7 @@
         <w:ind w:left="3600" w:hanging="360"/>
       </w:pPr>
       <w:rPr>
-        <w:rFonts w:hint="default" w:ascii="Courier New" w:hAnsi="Courier New"/>
+        <w:rFonts w:ascii="Courier New" w:hAnsi="Courier New" w:hint="default"/>
       </w:rPr>
     </w:lvl>
     <w:lvl w:ilvl="5" w:tplc="B8E6ED80">
@@ -5102,7 +4737,7 @@
         <w:ind w:left="4320" w:hanging="360"/>
       </w:pPr>
       <w:rPr>
-        <w:rFonts w:hint="default" w:ascii="Wingdings" w:hAnsi="Wingdings"/>
+        <w:rFonts w:ascii="Wingdings" w:hAnsi="Wingdings" w:hint="default"/>
       </w:rPr>
     </w:lvl>
     <w:lvl w:ilvl="6" w:tplc="D348245A">
@@ -5114,7 +4749,7 @@
         <w:ind w:left="5040" w:hanging="360"/>
       </w:pPr>
       <w:rPr>
-        <w:rFonts w:hint="default" w:ascii="Symbol" w:hAnsi="Symbol"/>
+        <w:rFonts w:ascii="Symbol" w:hAnsi="Symbol" w:hint="default"/>
       </w:rPr>
     </w:lvl>
     <w:lvl w:ilvl="7" w:tplc="04D22892">
@@ -5126,7 +4761,7 @@
         <w:ind w:left="5760" w:hanging="360"/>
       </w:pPr>
       <w:rPr>
-        <w:rFonts w:hint="default" w:ascii="Courier New" w:hAnsi="Courier New"/>
+        <w:rFonts w:ascii="Courier New" w:hAnsi="Courier New" w:hint="default"/>
       </w:rPr>
     </w:lvl>
     <w:lvl w:ilvl="8" w:tplc="E5DEF930">
@@ -5138,11 +4773,11 @@
         <w:ind w:left="6480" w:hanging="360"/>
       </w:pPr>
       <w:rPr>
-        <w:rFonts w:hint="default" w:ascii="Wingdings" w:hAnsi="Wingdings"/>
+        <w:rFonts w:ascii="Wingdings" w:hAnsi="Wingdings" w:hint="default"/>
       </w:rPr>
     </w:lvl>
   </w:abstractNum>
-  <w:abstractNum w:abstractNumId="14" w15:restartNumberingAfterBreak="0">
+  <w:abstractNum w:abstractNumId="15" w15:restartNumberingAfterBreak="0">
     <w:nsid w:val="4C6B7DA1"/>
     <w:multiLevelType w:val="hybridMultilevel"/>
     <w:tmpl w:val="362EDBBA"/>
@@ -5152,10 +4787,10 @@
       <w:lvlText w:val="·"/>
       <w:lvlJc w:val="left"/>
       <w:pPr>
-        <w:ind w:left="720" w:hanging="360"/>
-      </w:pPr>
-      <w:rPr>
-        <w:rFonts w:hint="default" w:ascii="Symbol" w:hAnsi="Symbol"/>
+        <w:ind w:left="360" w:hanging="360"/>
+      </w:pPr>
+      <w:rPr>
+        <w:rFonts w:ascii="Symbol" w:hAnsi="Symbol" w:hint="default"/>
       </w:rPr>
     </w:lvl>
     <w:lvl w:ilvl="1" w:tplc="9488C056">
@@ -5164,10 +4799,10 @@
       <w:lvlText w:val="o"/>
       <w:lvlJc w:val="left"/>
       <w:pPr>
-        <w:ind w:left="1440" w:hanging="360"/>
-      </w:pPr>
-      <w:rPr>
-        <w:rFonts w:hint="default" w:ascii="Courier New" w:hAnsi="Courier New"/>
+        <w:ind w:left="1080" w:hanging="360"/>
+      </w:pPr>
+      <w:rPr>
+        <w:rFonts w:ascii="Courier New" w:hAnsi="Courier New" w:hint="default"/>
       </w:rPr>
     </w:lvl>
     <w:lvl w:ilvl="2" w:tplc="48D455B4">
@@ -5176,10 +4811,10 @@
       <w:lvlText w:val=""/>
       <w:lvlJc w:val="left"/>
       <w:pPr>
-        <w:ind w:left="2160" w:hanging="360"/>
-      </w:pPr>
-      <w:rPr>
-        <w:rFonts w:hint="default" w:ascii="Wingdings" w:hAnsi="Wingdings"/>
+        <w:ind w:left="1800" w:hanging="360"/>
+      </w:pPr>
+      <w:rPr>
+        <w:rFonts w:ascii="Wingdings" w:hAnsi="Wingdings" w:hint="default"/>
       </w:rPr>
     </w:lvl>
     <w:lvl w:ilvl="3" w:tplc="2EEC9EE0">
@@ -5188,10 +4823,10 @@
       <w:lvlText w:val=""/>
       <w:lvlJc w:val="left"/>
       <w:pPr>
-        <w:ind w:left="2880" w:hanging="360"/>
-      </w:pPr>
-      <w:rPr>
-        <w:rFonts w:hint="default" w:ascii="Symbol" w:hAnsi="Symbol"/>
+        <w:ind w:left="2520" w:hanging="360"/>
+      </w:pPr>
+      <w:rPr>
+        <w:rFonts w:ascii="Symbol" w:hAnsi="Symbol" w:hint="default"/>
       </w:rPr>
     </w:lvl>
     <w:lvl w:ilvl="4" w:tplc="A6269122">
@@ -5200,10 +4835,10 @@
       <w:lvlText w:val="o"/>
       <w:lvlJc w:val="left"/>
       <w:pPr>
-        <w:ind w:left="3600" w:hanging="360"/>
-      </w:pPr>
-      <w:rPr>
-        <w:rFonts w:hint="default" w:ascii="Courier New" w:hAnsi="Courier New"/>
+        <w:ind w:left="3240" w:hanging="360"/>
+      </w:pPr>
+      <w:rPr>
+        <w:rFonts w:ascii="Courier New" w:hAnsi="Courier New" w:hint="default"/>
       </w:rPr>
     </w:lvl>
     <w:lvl w:ilvl="5" w:tplc="586ED616">
@@ -5212,10 +4847,10 @@
       <w:lvlText w:val=""/>
       <w:lvlJc w:val="left"/>
       <w:pPr>
-        <w:ind w:left="4320" w:hanging="360"/>
-      </w:pPr>
-      <w:rPr>
-        <w:rFonts w:hint="default" w:ascii="Wingdings" w:hAnsi="Wingdings"/>
+        <w:ind w:left="3960" w:hanging="360"/>
+      </w:pPr>
+      <w:rPr>
+        <w:rFonts w:ascii="Wingdings" w:hAnsi="Wingdings" w:hint="default"/>
       </w:rPr>
     </w:lvl>
     <w:lvl w:ilvl="6" w:tplc="C0C25422">
@@ -5224,10 +4859,10 @@
       <w:lvlText w:val=""/>
       <w:lvlJc w:val="left"/>
       <w:pPr>
-        <w:ind w:left="5040" w:hanging="360"/>
-      </w:pPr>
-      <w:rPr>
-        <w:rFonts w:hint="default" w:ascii="Symbol" w:hAnsi="Symbol"/>
+        <w:ind w:left="4680" w:hanging="360"/>
+      </w:pPr>
+      <w:rPr>
+        <w:rFonts w:ascii="Symbol" w:hAnsi="Symbol" w:hint="default"/>
       </w:rPr>
     </w:lvl>
     <w:lvl w:ilvl="7" w:tplc="EEEEE620">
@@ -5236,10 +4871,10 @@
       <w:lvlText w:val="o"/>
       <w:lvlJc w:val="left"/>
       <w:pPr>
-        <w:ind w:left="5760" w:hanging="360"/>
-      </w:pPr>
-      <w:rPr>
-        <w:rFonts w:hint="default" w:ascii="Courier New" w:hAnsi="Courier New"/>
+        <w:ind w:left="5400" w:hanging="360"/>
+      </w:pPr>
+      <w:rPr>
+        <w:rFonts w:ascii="Courier New" w:hAnsi="Courier New" w:hint="default"/>
       </w:rPr>
     </w:lvl>
     <w:lvl w:ilvl="8" w:tplc="1664527A">
@@ -5248,14 +4883,14 @@
       <w:lvlText w:val=""/>
       <w:lvlJc w:val="left"/>
       <w:pPr>
-        <w:ind w:left="6480" w:hanging="360"/>
-      </w:pPr>
-      <w:rPr>
-        <w:rFonts w:hint="default" w:ascii="Wingdings" w:hAnsi="Wingdings"/>
+        <w:ind w:left="6120" w:hanging="360"/>
+      </w:pPr>
+      <w:rPr>
+        <w:rFonts w:ascii="Wingdings" w:hAnsi="Wingdings" w:hint="default"/>
       </w:rPr>
     </w:lvl>
   </w:abstractNum>
-  <w:abstractNum w:abstractNumId="15" w15:restartNumberingAfterBreak="0">
+  <w:abstractNum w:abstractNumId="16" w15:restartNumberingAfterBreak="0">
     <w:nsid w:val="4CC158B7"/>
     <w:multiLevelType w:val="hybridMultilevel"/>
     <w:tmpl w:val="E528C1B4"/>
@@ -5265,10 +4900,10 @@
       <w:lvlText w:val="·"/>
       <w:lvlJc w:val="left"/>
       <w:pPr>
-        <w:ind w:left="720" w:hanging="360"/>
-      </w:pPr>
-      <w:rPr>
-        <w:rFonts w:hint="default" w:ascii="Symbol" w:hAnsi="Symbol"/>
+        <w:ind w:left="360" w:hanging="360"/>
+      </w:pPr>
+      <w:rPr>
+        <w:rFonts w:ascii="Symbol" w:hAnsi="Symbol" w:hint="default"/>
       </w:rPr>
     </w:lvl>
     <w:lvl w:ilvl="1" w:tplc="EF60DDA8">
@@ -5277,10 +4912,10 @@
       <w:lvlText w:val="o"/>
       <w:lvlJc w:val="left"/>
       <w:pPr>
-        <w:ind w:left="1440" w:hanging="360"/>
-      </w:pPr>
-      <w:rPr>
-        <w:rFonts w:hint="default" w:ascii="Courier New" w:hAnsi="Courier New"/>
+        <w:ind w:left="1080" w:hanging="360"/>
+      </w:pPr>
+      <w:rPr>
+        <w:rFonts w:ascii="Courier New" w:hAnsi="Courier New" w:hint="default"/>
       </w:rPr>
     </w:lvl>
     <w:lvl w:ilvl="2" w:tplc="37A29602">
@@ -5289,10 +4924,10 @@
       <w:lvlText w:val=""/>
       <w:lvlJc w:val="left"/>
       <w:pPr>
-        <w:ind w:left="2160" w:hanging="360"/>
-      </w:pPr>
-      <w:rPr>
-        <w:rFonts w:hint="default" w:ascii="Wingdings" w:hAnsi="Wingdings"/>
+        <w:ind w:left="1800" w:hanging="360"/>
+      </w:pPr>
+      <w:rPr>
+        <w:rFonts w:ascii="Wingdings" w:hAnsi="Wingdings" w:hint="default"/>
       </w:rPr>
     </w:lvl>
     <w:lvl w:ilvl="3" w:tplc="78DCED0A">
@@ -5301,10 +4936,10 @@
       <w:lvlText w:val=""/>
       <w:lvlJc w:val="left"/>
       <w:pPr>
-        <w:ind w:left="2880" w:hanging="360"/>
-      </w:pPr>
-      <w:rPr>
-        <w:rFonts w:hint="default" w:ascii="Symbol" w:hAnsi="Symbol"/>
+        <w:ind w:left="2520" w:hanging="360"/>
+      </w:pPr>
+      <w:rPr>
+        <w:rFonts w:ascii="Symbol" w:hAnsi="Symbol" w:hint="default"/>
       </w:rPr>
     </w:lvl>
     <w:lvl w:ilvl="4" w:tplc="4EB4A160">
@@ -5313,10 +4948,10 @@
       <w:lvlText w:val="o"/>
       <w:lvlJc w:val="left"/>
       <w:pPr>
-        <w:ind w:left="3600" w:hanging="360"/>
-      </w:pPr>
-      <w:rPr>
-        <w:rFonts w:hint="default" w:ascii="Courier New" w:hAnsi="Courier New"/>
+        <w:ind w:left="3240" w:hanging="360"/>
+      </w:pPr>
+      <w:rPr>
+        <w:rFonts w:ascii="Courier New" w:hAnsi="Courier New" w:hint="default"/>
       </w:rPr>
     </w:lvl>
     <w:lvl w:ilvl="5" w:tplc="671623A2">
@@ -5325,10 +4960,10 @@
       <w:lvlText w:val=""/>
       <w:lvlJc w:val="left"/>
       <w:pPr>
-        <w:ind w:left="4320" w:hanging="360"/>
-      </w:pPr>
-      <w:rPr>
-        <w:rFonts w:hint="default" w:ascii="Wingdings" w:hAnsi="Wingdings"/>
+        <w:ind w:left="3960" w:hanging="360"/>
+      </w:pPr>
+      <w:rPr>
+        <w:rFonts w:ascii="Wingdings" w:hAnsi="Wingdings" w:hint="default"/>
       </w:rPr>
     </w:lvl>
     <w:lvl w:ilvl="6" w:tplc="6BC4BBF4">
@@ -5337,10 +4972,10 @@
       <w:lvlText w:val=""/>
       <w:lvlJc w:val="left"/>
       <w:pPr>
-        <w:ind w:left="5040" w:hanging="360"/>
-      </w:pPr>
-      <w:rPr>
-        <w:rFonts w:hint="default" w:ascii="Symbol" w:hAnsi="Symbol"/>
+        <w:ind w:left="4680" w:hanging="360"/>
+      </w:pPr>
+      <w:rPr>
+        <w:rFonts w:ascii="Symbol" w:hAnsi="Symbol" w:hint="default"/>
       </w:rPr>
     </w:lvl>
     <w:lvl w:ilvl="7" w:tplc="F822DAC4">
@@ -5349,10 +4984,10 @@
       <w:lvlText w:val="o"/>
       <w:lvlJc w:val="left"/>
       <w:pPr>
-        <w:ind w:left="5760" w:hanging="360"/>
-      </w:pPr>
-      <w:rPr>
-        <w:rFonts w:hint="default" w:ascii="Courier New" w:hAnsi="Courier New"/>
+        <w:ind w:left="5400" w:hanging="360"/>
+      </w:pPr>
+      <w:rPr>
+        <w:rFonts w:ascii="Courier New" w:hAnsi="Courier New" w:hint="default"/>
       </w:rPr>
     </w:lvl>
     <w:lvl w:ilvl="8" w:tplc="430EC98E">
@@ -5361,14 +4996,14 @@
       <w:lvlText w:val=""/>
       <w:lvlJc w:val="left"/>
       <w:pPr>
-        <w:ind w:left="6480" w:hanging="360"/>
-      </w:pPr>
-      <w:rPr>
-        <w:rFonts w:hint="default" w:ascii="Wingdings" w:hAnsi="Wingdings"/>
+        <w:ind w:left="6120" w:hanging="360"/>
+      </w:pPr>
+      <w:rPr>
+        <w:rFonts w:ascii="Wingdings" w:hAnsi="Wingdings" w:hint="default"/>
       </w:rPr>
     </w:lvl>
   </w:abstractNum>
-  <w:abstractNum w:abstractNumId="16" w15:restartNumberingAfterBreak="0">
+  <w:abstractNum w:abstractNumId="17" w15:restartNumberingAfterBreak="0">
     <w:nsid w:val="50870748"/>
     <w:multiLevelType w:val="hybridMultilevel"/>
     <w:tmpl w:val="D65AD948"/>
@@ -5378,10 +5013,10 @@
       <w:lvlText w:val="·"/>
       <w:lvlJc w:val="left"/>
       <w:pPr>
-        <w:ind w:left="720" w:hanging="360"/>
-      </w:pPr>
-      <w:rPr>
-        <w:rFonts w:hint="default" w:ascii="Symbol" w:hAnsi="Symbol"/>
+        <w:ind w:left="360" w:hanging="360"/>
+      </w:pPr>
+      <w:rPr>
+        <w:rFonts w:ascii="Symbol" w:hAnsi="Symbol" w:hint="default"/>
       </w:rPr>
     </w:lvl>
     <w:lvl w:ilvl="1" w:tplc="A6D48ECE">
@@ -5390,10 +5025,10 @@
       <w:lvlText w:val="o"/>
       <w:lvlJc w:val="left"/>
       <w:pPr>
-        <w:ind w:left="1440" w:hanging="360"/>
-      </w:pPr>
-      <w:rPr>
-        <w:rFonts w:hint="default" w:ascii="Courier New" w:hAnsi="Courier New"/>
+        <w:ind w:left="1080" w:hanging="360"/>
+      </w:pPr>
+      <w:rPr>
+        <w:rFonts w:ascii="Courier New" w:hAnsi="Courier New" w:hint="default"/>
       </w:rPr>
     </w:lvl>
     <w:lvl w:ilvl="2" w:tplc="03F2A2D6">
@@ -5402,10 +5037,10 @@
       <w:lvlText w:val=""/>
       <w:lvlJc w:val="left"/>
       <w:pPr>
-        <w:ind w:left="2160" w:hanging="360"/>
-      </w:pPr>
-      <w:rPr>
-        <w:rFonts w:hint="default" w:ascii="Wingdings" w:hAnsi="Wingdings"/>
+        <w:ind w:left="1800" w:hanging="360"/>
+      </w:pPr>
+      <w:rPr>
+        <w:rFonts w:ascii="Wingdings" w:hAnsi="Wingdings" w:hint="default"/>
       </w:rPr>
     </w:lvl>
     <w:lvl w:ilvl="3" w:tplc="741A8D92">
@@ -5414,10 +5049,10 @@
       <w:lvlText w:val=""/>
       <w:lvlJc w:val="left"/>
       <w:pPr>
-        <w:ind w:left="2880" w:hanging="360"/>
-      </w:pPr>
-      <w:rPr>
-        <w:rFonts w:hint="default" w:ascii="Symbol" w:hAnsi="Symbol"/>
+        <w:ind w:left="2520" w:hanging="360"/>
+      </w:pPr>
+      <w:rPr>
+        <w:rFonts w:ascii="Symbol" w:hAnsi="Symbol" w:hint="default"/>
       </w:rPr>
     </w:lvl>
     <w:lvl w:ilvl="4" w:tplc="8EE0C212">
@@ -5426,10 +5061,10 @@
       <w:lvlText w:val="o"/>
       <w:lvlJc w:val="left"/>
       <w:pPr>
-        <w:ind w:left="3600" w:hanging="360"/>
-      </w:pPr>
-      <w:rPr>
-        <w:rFonts w:hint="default" w:ascii="Courier New" w:hAnsi="Courier New"/>
+        <w:ind w:left="3240" w:hanging="360"/>
+      </w:pPr>
+      <w:rPr>
+        <w:rFonts w:ascii="Courier New" w:hAnsi="Courier New" w:hint="default"/>
       </w:rPr>
     </w:lvl>
     <w:lvl w:ilvl="5" w:tplc="CAC6C8B6">
@@ -5438,10 +5073,10 @@
       <w:lvlText w:val=""/>
       <w:lvlJc w:val="left"/>
       <w:pPr>
-        <w:ind w:left="4320" w:hanging="360"/>
-      </w:pPr>
-      <w:rPr>
-        <w:rFonts w:hint="default" w:ascii="Wingdings" w:hAnsi="Wingdings"/>
+        <w:ind w:left="3960" w:hanging="360"/>
+      </w:pPr>
+      <w:rPr>
+        <w:rFonts w:ascii="Wingdings" w:hAnsi="Wingdings" w:hint="default"/>
       </w:rPr>
     </w:lvl>
     <w:lvl w:ilvl="6" w:tplc="8AC05F48">
@@ -5450,10 +5085,10 @@
       <w:lvlText w:val=""/>
       <w:lvlJc w:val="left"/>
       <w:pPr>
-        <w:ind w:left="5040" w:hanging="360"/>
-      </w:pPr>
-      <w:rPr>
-        <w:rFonts w:hint="default" w:ascii="Symbol" w:hAnsi="Symbol"/>
+        <w:ind w:left="4680" w:hanging="360"/>
+      </w:pPr>
+      <w:rPr>
+        <w:rFonts w:ascii="Symbol" w:hAnsi="Symbol" w:hint="default"/>
       </w:rPr>
     </w:lvl>
     <w:lvl w:ilvl="7" w:tplc="A41EBEF8">
@@ -5462,10 +5097,10 @@
       <w:lvlText w:val="o"/>
       <w:lvlJc w:val="left"/>
       <w:pPr>
-        <w:ind w:left="5760" w:hanging="360"/>
-      </w:pPr>
-      <w:rPr>
-        <w:rFonts w:hint="default" w:ascii="Courier New" w:hAnsi="Courier New"/>
+        <w:ind w:left="5400" w:hanging="360"/>
+      </w:pPr>
+      <w:rPr>
+        <w:rFonts w:ascii="Courier New" w:hAnsi="Courier New" w:hint="default"/>
       </w:rPr>
     </w:lvl>
     <w:lvl w:ilvl="8" w:tplc="D356207E">
@@ -5474,14 +5109,14 @@
       <w:lvlText w:val=""/>
       <w:lvlJc w:val="left"/>
       <w:pPr>
-        <w:ind w:left="6480" w:hanging="360"/>
-      </w:pPr>
-      <w:rPr>
-        <w:rFonts w:hint="default" w:ascii="Wingdings" w:hAnsi="Wingdings"/>
+        <w:ind w:left="6120" w:hanging="360"/>
+      </w:pPr>
+      <w:rPr>
+        <w:rFonts w:ascii="Wingdings" w:hAnsi="Wingdings" w:hint="default"/>
       </w:rPr>
     </w:lvl>
   </w:abstractNum>
-  <w:abstractNum w:abstractNumId="17" w15:restartNumberingAfterBreak="0">
+  <w:abstractNum w:abstractNumId="18" w15:restartNumberingAfterBreak="0">
     <w:nsid w:val="6777373B"/>
     <w:multiLevelType w:val="hybridMultilevel"/>
     <w:tmpl w:val="C952E97E"/>
@@ -5491,10 +5126,10 @@
       <w:lvlText w:val="·"/>
       <w:lvlJc w:val="left"/>
       <w:pPr>
-        <w:ind w:left="720" w:hanging="360"/>
-      </w:pPr>
-      <w:rPr>
-        <w:rFonts w:hint="default" w:ascii="Symbol" w:hAnsi="Symbol"/>
+        <w:ind w:left="360" w:hanging="360"/>
+      </w:pPr>
+      <w:rPr>
+        <w:rFonts w:ascii="Symbol" w:hAnsi="Symbol" w:hint="default"/>
       </w:rPr>
     </w:lvl>
     <w:lvl w:ilvl="1" w:tplc="E4CCE17A">
@@ -5503,10 +5138,10 @@
       <w:lvlText w:val="o"/>
       <w:lvlJc w:val="left"/>
       <w:pPr>
-        <w:ind w:left="1440" w:hanging="360"/>
-      </w:pPr>
-      <w:rPr>
-        <w:rFonts w:hint="default" w:ascii="Courier New" w:hAnsi="Courier New"/>
+        <w:ind w:left="1080" w:hanging="360"/>
+      </w:pPr>
+      <w:rPr>
+        <w:rFonts w:ascii="Courier New" w:hAnsi="Courier New" w:hint="default"/>
       </w:rPr>
     </w:lvl>
     <w:lvl w:ilvl="2" w:tplc="95823EA8">
@@ -5515,10 +5150,10 @@
       <w:lvlText w:val=""/>
       <w:lvlJc w:val="left"/>
       <w:pPr>
-        <w:ind w:left="2160" w:hanging="360"/>
-      </w:pPr>
-      <w:rPr>
-        <w:rFonts w:hint="default" w:ascii="Wingdings" w:hAnsi="Wingdings"/>
+        <w:ind w:left="1800" w:hanging="360"/>
+      </w:pPr>
+      <w:rPr>
+        <w:rFonts w:ascii="Wingdings" w:hAnsi="Wingdings" w:hint="default"/>
       </w:rPr>
     </w:lvl>
     <w:lvl w:ilvl="3" w:tplc="20B29304">
@@ -5527,10 +5162,10 @@
       <w:lvlText w:val=""/>
       <w:lvlJc w:val="left"/>
       <w:pPr>
-        <w:ind w:left="2880" w:hanging="360"/>
-      </w:pPr>
-      <w:rPr>
-        <w:rFonts w:hint="default" w:ascii="Symbol" w:hAnsi="Symbol"/>
+        <w:ind w:left="2520" w:hanging="360"/>
+      </w:pPr>
+      <w:rPr>
+        <w:rFonts w:ascii="Symbol" w:hAnsi="Symbol" w:hint="default"/>
       </w:rPr>
     </w:lvl>
     <w:lvl w:ilvl="4" w:tplc="8A72B2F8">
@@ -5539,10 +5174,10 @@
       <w:lvlText w:val="o"/>
       <w:lvlJc w:val="left"/>
       <w:pPr>
-        <w:ind w:left="3600" w:hanging="360"/>
-      </w:pPr>
-      <w:rPr>
-        <w:rFonts w:hint="default" w:ascii="Courier New" w:hAnsi="Courier New"/>
+        <w:ind w:left="3240" w:hanging="360"/>
+      </w:pPr>
+      <w:rPr>
+        <w:rFonts w:ascii="Courier New" w:hAnsi="Courier New" w:hint="default"/>
       </w:rPr>
     </w:lvl>
     <w:lvl w:ilvl="5" w:tplc="655007D2">
@@ -5551,10 +5186,10 @@
       <w:lvlText w:val=""/>
       <w:lvlJc w:val="left"/>
       <w:pPr>
-        <w:ind w:left="4320" w:hanging="360"/>
-      </w:pPr>
-      <w:rPr>
-        <w:rFonts w:hint="default" w:ascii="Wingdings" w:hAnsi="Wingdings"/>
+        <w:ind w:left="3960" w:hanging="360"/>
+      </w:pPr>
+      <w:rPr>
+        <w:rFonts w:ascii="Wingdings" w:hAnsi="Wingdings" w:hint="default"/>
       </w:rPr>
     </w:lvl>
     <w:lvl w:ilvl="6" w:tplc="451478CA">
@@ -5563,10 +5198,10 @@
       <w:lvlText w:val=""/>
       <w:lvlJc w:val="left"/>
       <w:pPr>
-        <w:ind w:left="5040" w:hanging="360"/>
-      </w:pPr>
-      <w:rPr>
-        <w:rFonts w:hint="default" w:ascii="Symbol" w:hAnsi="Symbol"/>
+        <w:ind w:left="4680" w:hanging="360"/>
+      </w:pPr>
+      <w:rPr>
+        <w:rFonts w:ascii="Symbol" w:hAnsi="Symbol" w:hint="default"/>
       </w:rPr>
     </w:lvl>
     <w:lvl w:ilvl="7" w:tplc="4E220206">
@@ -5575,10 +5210,10 @@
       <w:lvlText w:val="o"/>
       <w:lvlJc w:val="left"/>
       <w:pPr>
-        <w:ind w:left="5760" w:hanging="360"/>
-      </w:pPr>
-      <w:rPr>
-        <w:rFonts w:hint="default" w:ascii="Courier New" w:hAnsi="Courier New"/>
+        <w:ind w:left="5400" w:hanging="360"/>
+      </w:pPr>
+      <w:rPr>
+        <w:rFonts w:ascii="Courier New" w:hAnsi="Courier New" w:hint="default"/>
       </w:rPr>
     </w:lvl>
     <w:lvl w:ilvl="8" w:tplc="033EC612">
@@ -5587,14 +5222,14 @@
       <w:lvlText w:val=""/>
       <w:lvlJc w:val="left"/>
       <w:pPr>
-        <w:ind w:left="6480" w:hanging="360"/>
-      </w:pPr>
-      <w:rPr>
-        <w:rFonts w:hint="default" w:ascii="Wingdings" w:hAnsi="Wingdings"/>
+        <w:ind w:left="6120" w:hanging="360"/>
+      </w:pPr>
+      <w:rPr>
+        <w:rFonts w:ascii="Wingdings" w:hAnsi="Wingdings" w:hint="default"/>
       </w:rPr>
     </w:lvl>
   </w:abstractNum>
-  <w:abstractNum w:abstractNumId="18" w15:restartNumberingAfterBreak="0">
+  <w:abstractNum w:abstractNumId="19" w15:restartNumberingAfterBreak="0">
     <w:nsid w:val="6E2FB23D"/>
     <w:multiLevelType w:val="hybridMultilevel"/>
     <w:tmpl w:val="164E310E"/>
@@ -5680,7 +5315,7 @@
       </w:pPr>
     </w:lvl>
   </w:abstractNum>
-  <w:abstractNum w:abstractNumId="19" w15:restartNumberingAfterBreak="0">
+  <w:abstractNum w:abstractNumId="20" w15:restartNumberingAfterBreak="0">
     <w:nsid w:val="73F218D6"/>
     <w:multiLevelType w:val="hybridMultilevel"/>
     <w:tmpl w:val="61FEBA30"/>
@@ -5690,10 +5325,10 @@
       <w:lvlText w:val="·"/>
       <w:lvlJc w:val="left"/>
       <w:pPr>
-        <w:ind w:left="720" w:hanging="360"/>
-      </w:pPr>
-      <w:rPr>
-        <w:rFonts w:hint="default" w:ascii="Symbol" w:hAnsi="Symbol"/>
+        <w:ind w:left="360" w:hanging="360"/>
+      </w:pPr>
+      <w:rPr>
+        <w:rFonts w:ascii="Symbol" w:hAnsi="Symbol" w:hint="default"/>
       </w:rPr>
     </w:lvl>
     <w:lvl w:ilvl="1" w:tplc="E898C14A">
@@ -5702,10 +5337,10 @@
       <w:lvlText w:val="o"/>
       <w:lvlJc w:val="left"/>
       <w:pPr>
-        <w:ind w:left="1440" w:hanging="360"/>
-      </w:pPr>
-      <w:rPr>
-        <w:rFonts w:hint="default" w:ascii="Courier New" w:hAnsi="Courier New"/>
+        <w:ind w:left="1080" w:hanging="360"/>
+      </w:pPr>
+      <w:rPr>
+        <w:rFonts w:ascii="Courier New" w:hAnsi="Courier New" w:hint="default"/>
       </w:rPr>
     </w:lvl>
     <w:lvl w:ilvl="2" w:tplc="D884D878">
@@ -5714,10 +5349,10 @@
       <w:lvlText w:val=""/>
       <w:lvlJc w:val="left"/>
       <w:pPr>
-        <w:ind w:left="2160" w:hanging="360"/>
-      </w:pPr>
-      <w:rPr>
-        <w:rFonts w:hint="default" w:ascii="Wingdings" w:hAnsi="Wingdings"/>
+        <w:ind w:left="1800" w:hanging="360"/>
+      </w:pPr>
+      <w:rPr>
+        <w:rFonts w:ascii="Wingdings" w:hAnsi="Wingdings" w:hint="default"/>
       </w:rPr>
     </w:lvl>
     <w:lvl w:ilvl="3" w:tplc="31445FEC">
@@ -5726,10 +5361,10 @@
       <w:lvlText w:val=""/>
       <w:lvlJc w:val="left"/>
       <w:pPr>
-        <w:ind w:left="2880" w:hanging="360"/>
-      </w:pPr>
-      <w:rPr>
-        <w:rFonts w:hint="default" w:ascii="Symbol" w:hAnsi="Symbol"/>
+        <w:ind w:left="2520" w:hanging="360"/>
+      </w:pPr>
+      <w:rPr>
+        <w:rFonts w:ascii="Symbol" w:hAnsi="Symbol" w:hint="default"/>
       </w:rPr>
     </w:lvl>
     <w:lvl w:ilvl="4" w:tplc="5DB6AAB4">
@@ -5738,10 +5373,10 @@
       <w:lvlText w:val="o"/>
       <w:lvlJc w:val="left"/>
       <w:pPr>
-        <w:ind w:left="3600" w:hanging="360"/>
-      </w:pPr>
-      <w:rPr>
-        <w:rFonts w:hint="default" w:ascii="Courier New" w:hAnsi="Courier New"/>
+        <w:ind w:left="3240" w:hanging="360"/>
+      </w:pPr>
+      <w:rPr>
+        <w:rFonts w:ascii="Courier New" w:hAnsi="Courier New" w:hint="default"/>
       </w:rPr>
     </w:lvl>
     <w:lvl w:ilvl="5" w:tplc="2924A14E">
@@ -5750,10 +5385,10 @@
       <w:lvlText w:val=""/>
       <w:lvlJc w:val="left"/>
       <w:pPr>
-        <w:ind w:left="4320" w:hanging="360"/>
-      </w:pPr>
-      <w:rPr>
-        <w:rFonts w:hint="default" w:ascii="Wingdings" w:hAnsi="Wingdings"/>
+        <w:ind w:left="3960" w:hanging="360"/>
+      </w:pPr>
+      <w:rPr>
+        <w:rFonts w:ascii="Wingdings" w:hAnsi="Wingdings" w:hint="default"/>
       </w:rPr>
     </w:lvl>
     <w:lvl w:ilvl="6" w:tplc="AE767768">
@@ -5762,10 +5397,10 @@
       <w:lvlText w:val=""/>
       <w:lvlJc w:val="left"/>
       <w:pPr>
-        <w:ind w:left="5040" w:hanging="360"/>
-      </w:pPr>
-      <w:rPr>
-        <w:rFonts w:hint="default" w:ascii="Symbol" w:hAnsi="Symbol"/>
+        <w:ind w:left="4680" w:hanging="360"/>
+      </w:pPr>
+      <w:rPr>
+        <w:rFonts w:ascii="Symbol" w:hAnsi="Symbol" w:hint="default"/>
       </w:rPr>
     </w:lvl>
     <w:lvl w:ilvl="7" w:tplc="4DDED6AA">
@@ -5774,10 +5409,10 @@
       <w:lvlText w:val="o"/>
       <w:lvlJc w:val="left"/>
       <w:pPr>
-        <w:ind w:left="5760" w:hanging="360"/>
-      </w:pPr>
-      <w:rPr>
-        <w:rFonts w:hint="default" w:ascii="Courier New" w:hAnsi="Courier New"/>
+        <w:ind w:left="5400" w:hanging="360"/>
+      </w:pPr>
+      <w:rPr>
+        <w:rFonts w:ascii="Courier New" w:hAnsi="Courier New" w:hint="default"/>
       </w:rPr>
     </w:lvl>
     <w:lvl w:ilvl="8" w:tplc="B08A36E6">
@@ -5786,75 +5421,75 @@
       <w:lvlText w:val=""/>
       <w:lvlJc w:val="left"/>
       <w:pPr>
-        <w:ind w:left="6480" w:hanging="360"/>
-      </w:pPr>
-      <w:rPr>
-        <w:rFonts w:hint="default" w:ascii="Wingdings" w:hAnsi="Wingdings"/>
+        <w:ind w:left="6120" w:hanging="360"/>
+      </w:pPr>
+      <w:rPr>
+        <w:rFonts w:ascii="Wingdings" w:hAnsi="Wingdings" w:hint="default"/>
       </w:rPr>
     </w:lvl>
   </w:abstractNum>
-  <w:num w:numId="21">
+  <w:num w:numId="1" w16cid:durableId="1023365877">
+    <w:abstractNumId w:val="11"/>
+  </w:num>
+  <w:num w:numId="2" w16cid:durableId="1024788018">
+    <w:abstractNumId w:val="10"/>
+  </w:num>
+  <w:num w:numId="3" w16cid:durableId="1117214218">
+    <w:abstractNumId w:val="9"/>
+  </w:num>
+  <w:num w:numId="4" w16cid:durableId="1307314648">
+    <w:abstractNumId w:val="14"/>
+  </w:num>
+  <w:num w:numId="5" w16cid:durableId="1418207813">
+    <w:abstractNumId w:val="1"/>
+  </w:num>
+  <w:num w:numId="6" w16cid:durableId="1436435715">
     <w:abstractNumId w:val="20"/>
   </w:num>
-  <w:num w:numId="1" w16cid:durableId="1024788018">
-    <w:abstractNumId w:val="10"/>
+  <w:num w:numId="7" w16cid:durableId="1450857944">
+    <w:abstractNumId w:val="2"/>
   </w:num>
-  <w:num w:numId="2" w16cid:durableId="1117214218">
-    <w:abstractNumId w:val="9"/>
+  <w:num w:numId="8" w16cid:durableId="1492677893">
+    <w:abstractNumId w:val="5"/>
   </w:num>
-  <w:num w:numId="3" w16cid:durableId="1307314648">
-    <w:abstractNumId w:val="13"/>
+  <w:num w:numId="9" w16cid:durableId="1659266685">
+    <w:abstractNumId w:val="6"/>
   </w:num>
-  <w:num w:numId="4" w16cid:durableId="1418207813">
-    <w:abstractNumId w:val="1"/>
+  <w:num w:numId="10" w16cid:durableId="183714967">
+    <w:abstractNumId w:val="0"/>
   </w:num>
-  <w:num w:numId="5" w16cid:durableId="1436435715">
+  <w:num w:numId="11" w16cid:durableId="193540888">
     <w:abstractNumId w:val="19"/>
   </w:num>
-  <w:num w:numId="6" w16cid:durableId="1450857944">
-    <w:abstractNumId w:val="2"/>
+  <w:num w:numId="12" w16cid:durableId="2011832616">
+    <w:abstractNumId w:val="3"/>
   </w:num>
-  <w:num w:numId="7" w16cid:durableId="1492677893">
-    <w:abstractNumId w:val="5"/>
+  <w:num w:numId="13" w16cid:durableId="2104183423">
+    <w:abstractNumId w:val="4"/>
   </w:num>
-  <w:num w:numId="8" w16cid:durableId="1659266685">
-    <w:abstractNumId w:val="6"/>
+  <w:num w:numId="14" w16cid:durableId="275869169">
+    <w:abstractNumId w:val="17"/>
   </w:num>
-  <w:num w:numId="9" w16cid:durableId="183714967">
-    <w:abstractNumId w:val="0"/>
+  <w:num w:numId="15" w16cid:durableId="336886830">
+    <w:abstractNumId w:val="12"/>
   </w:num>
-  <w:num w:numId="10" w16cid:durableId="193540888">
+  <w:num w:numId="16" w16cid:durableId="363021416">
+    <w:abstractNumId w:val="15"/>
+  </w:num>
+  <w:num w:numId="17" w16cid:durableId="385833374">
+    <w:abstractNumId w:val="7"/>
+  </w:num>
+  <w:num w:numId="18" w16cid:durableId="747775417">
+    <w:abstractNumId w:val="16"/>
+  </w:num>
+  <w:num w:numId="19" w16cid:durableId="777020146">
+    <w:abstractNumId w:val="8"/>
+  </w:num>
+  <w:num w:numId="20" w16cid:durableId="790368652">
     <w:abstractNumId w:val="18"/>
   </w:num>
-  <w:num w:numId="11" w16cid:durableId="2011832616">
-    <w:abstractNumId w:val="3"/>
-  </w:num>
-  <w:num w:numId="12" w16cid:durableId="2104183423">
-    <w:abstractNumId w:val="4"/>
-  </w:num>
-  <w:num w:numId="13" w16cid:durableId="275869169">
-    <w:abstractNumId w:val="16"/>
-  </w:num>
-  <w:num w:numId="14" w16cid:durableId="336886830">
-    <w:abstractNumId w:val="11"/>
-  </w:num>
-  <w:num w:numId="15" w16cid:durableId="363021416">
-    <w:abstractNumId w:val="14"/>
-  </w:num>
-  <w:num w:numId="16" w16cid:durableId="385833374">
-    <w:abstractNumId w:val="7"/>
-  </w:num>
-  <w:num w:numId="17" w16cid:durableId="747775417">
-    <w:abstractNumId w:val="15"/>
-  </w:num>
-  <w:num w:numId="18" w16cid:durableId="777020146">
-    <w:abstractNumId w:val="8"/>
-  </w:num>
-  <w:num w:numId="19" w16cid:durableId="790368652">
-    <w:abstractNumId w:val="17"/>
-  </w:num>
-  <w:num w:numId="20" w16cid:durableId="807167774">
-    <w:abstractNumId w:val="12"/>
+  <w:num w:numId="21" w16cid:durableId="807167774">
+    <w:abstractNumId w:val="13"/>
   </w:num>
 </w:numbering>
 </file>
@@ -5864,7 +5499,7 @@
   <w:docDefaults>
     <w:rPrDefault>
       <w:rPr>
-        <w:rFonts w:asciiTheme="minorHAnsi" w:hAnsiTheme="minorHAnsi" w:eastAsiaTheme="minorEastAsia" w:cstheme="minorBidi"/>
+        <w:rFonts w:asciiTheme="minorHAnsi" w:eastAsiaTheme="minorEastAsia" w:hAnsiTheme="minorHAnsi" w:cstheme="minorBidi"/>
         <w:sz w:val="24"/>
         <w:szCs w:val="24"/>
         <w:lang w:val="en-US" w:eastAsia="ja-JP" w:bidi="ar-SA"/>
@@ -5879,14 +5514,14 @@
   <w:latentStyles w:defLockedState="0" w:defUIPriority="99" w:defSemiHidden="0" w:defUnhideWhenUsed="0" w:defQFormat="0" w:count="376">
     <w:lsdException w:name="Normal" w:uiPriority="0" w:qFormat="1"/>
     <w:lsdException w:name="heading 1" w:uiPriority="9" w:qFormat="1"/>
-    <w:lsdException w:name="heading 2" w:uiPriority="9" w:semiHidden="1" w:unhideWhenUsed="1" w:qFormat="1"/>
-    <w:lsdException w:name="heading 3" w:uiPriority="9" w:semiHidden="1" w:unhideWhenUsed="1" w:qFormat="1"/>
-    <w:lsdException w:name="heading 4" w:uiPriority="9" w:semiHidden="1" w:unhideWhenUsed="1" w:qFormat="1"/>
-    <w:lsdException w:name="heading 5" w:uiPriority="9" w:semiHidden="1" w:unhideWhenUsed="1" w:qFormat="1"/>
-    <w:lsdException w:name="heading 6" w:uiPriority="9" w:semiHidden="1" w:unhideWhenUsed="1" w:qFormat="1"/>
-    <w:lsdException w:name="heading 7" w:uiPriority="9" w:semiHidden="1" w:unhideWhenUsed="1" w:qFormat="1"/>
-    <w:lsdException w:name="heading 8" w:uiPriority="9" w:semiHidden="1" w:unhideWhenUsed="1" w:qFormat="1"/>
-    <w:lsdException w:name="heading 9" w:uiPriority="9" w:semiHidden="1" w:unhideWhenUsed="1" w:qFormat="1"/>
+    <w:lsdException w:name="heading 2" w:semiHidden="1" w:uiPriority="9" w:unhideWhenUsed="1" w:qFormat="1"/>
+    <w:lsdException w:name="heading 3" w:semiHidden="1" w:uiPriority="9" w:unhideWhenUsed="1" w:qFormat="1"/>
+    <w:lsdException w:name="heading 4" w:semiHidden="1" w:uiPriority="9" w:unhideWhenUsed="1" w:qFormat="1"/>
+    <w:lsdException w:name="heading 5" w:semiHidden="1" w:uiPriority="9" w:unhideWhenUsed="1" w:qFormat="1"/>
+    <w:lsdException w:name="heading 6" w:semiHidden="1" w:uiPriority="9" w:unhideWhenUsed="1" w:qFormat="1"/>
+    <w:lsdException w:name="heading 7" w:semiHidden="1" w:uiPriority="9" w:unhideWhenUsed="1" w:qFormat="1"/>
+    <w:lsdException w:name="heading 8" w:semiHidden="1" w:uiPriority="9" w:unhideWhenUsed="1" w:qFormat="1"/>
+    <w:lsdException w:name="heading 9" w:semiHidden="1" w:uiPriority="9" w:unhideWhenUsed="1" w:qFormat="1"/>
     <w:lsdException w:name="index 1" w:semiHidden="1" w:unhideWhenUsed="1"/>
     <w:lsdException w:name="index 2" w:semiHidden="1" w:unhideWhenUsed="1"/>
     <w:lsdException w:name="index 3" w:semiHidden="1" w:unhideWhenUsed="1"/>
@@ -5896,22 +5531,22 @@
     <w:lsdException w:name="index 7" w:semiHidden="1" w:unhideWhenUsed="1"/>
     <w:lsdException w:name="index 8" w:semiHidden="1" w:unhideWhenUsed="1"/>
     <w:lsdException w:name="index 9" w:semiHidden="1" w:unhideWhenUsed="1"/>
-    <w:lsdException w:name="toc 1" w:uiPriority="39" w:semiHidden="1" w:unhideWhenUsed="1"/>
-    <w:lsdException w:name="toc 2" w:uiPriority="39" w:semiHidden="1" w:unhideWhenUsed="1"/>
-    <w:lsdException w:name="toc 3" w:uiPriority="39" w:semiHidden="1" w:unhideWhenUsed="1"/>
-    <w:lsdException w:name="toc 4" w:uiPriority="39" w:semiHidden="1" w:unhideWhenUsed="1"/>
-    <w:lsdException w:name="toc 5" w:uiPriority="39" w:semiHidden="1" w:unhideWhenUsed="1"/>
-    <w:lsdException w:name="toc 6" w:uiPriority="39" w:semiHidden="1" w:unhideWhenUsed="1"/>
-    <w:lsdException w:name="toc 7" w:uiPriority="39" w:semiHidden="1" w:unhideWhenUsed="1"/>
-    <w:lsdException w:name="toc 8" w:uiPriority="39" w:semiHidden="1" w:unhideWhenUsed="1"/>
-    <w:lsdException w:name="toc 9" w:uiPriority="39" w:semiHidden="1" w:unhideWhenUsed="1"/>
+    <w:lsdException w:name="toc 1" w:semiHidden="1" w:uiPriority="39" w:unhideWhenUsed="1"/>
+    <w:lsdException w:name="toc 2" w:semiHidden="1" w:uiPriority="39" w:unhideWhenUsed="1"/>
+    <w:lsdException w:name="toc 3" w:semiHidden="1" w:uiPriority="39" w:unhideWhenUsed="1"/>
+    <w:lsdException w:name="toc 4" w:semiHidden="1" w:uiPriority="39" w:unhideWhenUsed="1"/>
+    <w:lsdException w:name="toc 5" w:semiHidden="1" w:uiPriority="39" w:unhideWhenUsed="1"/>
+    <w:lsdException w:name="toc 6" w:semiHidden="1" w:uiPriority="39" w:unhideWhenUsed="1"/>
+    <w:lsdException w:name="toc 7" w:semiHidden="1" w:uiPriority="39" w:unhideWhenUsed="1"/>
+    <w:lsdException w:name="toc 8" w:semiHidden="1" w:uiPriority="39" w:unhideWhenUsed="1"/>
+    <w:lsdException w:name="toc 9" w:semiHidden="1" w:uiPriority="39" w:unhideWhenUsed="1"/>
     <w:lsdException w:name="Normal Indent" w:semiHidden="1" w:unhideWhenUsed="1"/>
     <w:lsdException w:name="footnote text" w:semiHidden="1" w:unhideWhenUsed="1"/>
     <w:lsdException w:name="annotation text" w:semiHidden="1" w:unhideWhenUsed="1"/>
     <w:lsdException w:name="header" w:semiHidden="1" w:unhideWhenUsed="1"/>
     <w:lsdException w:name="footer" w:semiHidden="1" w:unhideWhenUsed="1"/>
     <w:lsdException w:name="index heading" w:semiHidden="1" w:unhideWhenUsed="1"/>
-    <w:lsdException w:name="caption" w:uiPriority="35" w:semiHidden="1" w:unhideWhenUsed="1" w:qFormat="1"/>
+    <w:lsdException w:name="caption" w:semiHidden="1" w:uiPriority="35" w:unhideWhenUsed="1" w:qFormat="1"/>
     <w:lsdException w:name="table of figures" w:semiHidden="1" w:unhideWhenUsed="1"/>
     <w:lsdException w:name="envelope address" w:semiHidden="1" w:unhideWhenUsed="1"/>
     <w:lsdException w:name="envelope return" w:semiHidden="1" w:unhideWhenUsed="1"/>
@@ -5942,7 +5577,7 @@
     <w:lsdException w:name="Title" w:uiPriority="10" w:qFormat="1"/>
     <w:lsdException w:name="Closing" w:semiHidden="1" w:unhideWhenUsed="1"/>
     <w:lsdException w:name="Signature" w:semiHidden="1" w:unhideWhenUsed="1"/>
-    <w:lsdException w:name="Default Paragraph Font" w:uiPriority="1" w:semiHidden="1" w:unhideWhenUsed="1"/>
+    <w:lsdException w:name="Default Paragraph Font" w:semiHidden="1" w:uiPriority="1" w:unhideWhenUsed="1"/>
     <w:lsdException w:name="Body Text" w:semiHidden="1" w:unhideWhenUsed="1"/>
     <w:lsdException w:name="Body Text Indent" w:semiHidden="1" w:unhideWhenUsed="1"/>
     <w:lsdException w:name="List Continue" w:semiHidden="1" w:unhideWhenUsed="1"/>
@@ -6142,8 +5777,8 @@
     <w:lsdException w:name="Subtle Reference" w:uiPriority="31" w:qFormat="1"/>
     <w:lsdException w:name="Intense Reference" w:uiPriority="32" w:qFormat="1"/>
     <w:lsdException w:name="Book Title" w:uiPriority="33" w:qFormat="1"/>
-    <w:lsdException w:name="Bibliography" w:uiPriority="37" w:semiHidden="1" w:unhideWhenUsed="1"/>
-    <w:lsdException w:name="TOC Heading" w:uiPriority="39" w:semiHidden="1" w:unhideWhenUsed="1" w:qFormat="1"/>
+    <w:lsdException w:name="Bibliography" w:semiHidden="1" w:uiPriority="37" w:unhideWhenUsed="1"/>
+    <w:lsdException w:name="TOC Heading" w:semiHidden="1" w:uiPriority="39" w:unhideWhenUsed="1" w:qFormat="1"/>
     <w:lsdException w:name="Plain Table 1" w:uiPriority="41"/>
     <w:lsdException w:name="Plain Table 2" w:uiPriority="42"/>
     <w:lsdException w:name="Plain Table 3" w:uiPriority="43"/>
@@ -6254,7 +5889,7 @@
     <w:lsdException w:name="Unresolved Mention" w:semiHidden="1" w:unhideWhenUsed="1"/>
     <w:lsdException w:name="Smart Link" w:semiHidden="1" w:unhideWhenUsed="1"/>
   </w:latentStyles>
-  <w:style w:type="paragraph" w:styleId="Normal" w:default="1">
+  <w:style w:type="paragraph" w:default="1" w:styleId="Normal">
     <w:name w:val="Normal"/>
     <w:qFormat/>
   </w:style>
@@ -6279,13 +5914,13 @@
       <w:szCs w:val="28"/>
     </w:rPr>
   </w:style>
-  <w:style w:type="character" w:styleId="DefaultParagraphFont" w:default="1">
+  <w:style w:type="character" w:default="1" w:styleId="DefaultParagraphFont">
     <w:name w:val="Default Paragraph Font"/>
     <w:uiPriority w:val="1"/>
     <w:semiHidden/>
     <w:unhideWhenUsed/>
   </w:style>
-  <w:style w:type="table" w:styleId="TableNormal" w:default="1">
+  <w:style w:type="table" w:default="1" w:styleId="TableNormal">
     <w:name w:val="Normal Table"/>
     <w:uiPriority w:val="99"/>
     <w:semiHidden/>
@@ -6300,7 +5935,7 @@
       </w:tblCellMar>
     </w:tblPr>
   </w:style>
-  <w:style w:type="numbering" w:styleId="NoList" w:default="1">
+  <w:style w:type="numbering" w:default="1" w:styleId="NoList">
     <w:name w:val="No List"/>
     <w:uiPriority w:val="99"/>
     <w:semiHidden/>
@@ -6366,12 +6001,12 @@
     </w:pPr>
     <w:tblPr>
       <w:tblBorders>
-        <w:top w:val="single" w:color="000000" w:themeColor="text1" w:sz="4" w:space="0"/>
-        <w:left w:val="single" w:color="000000" w:themeColor="text1" w:sz="4" w:space="0"/>
-        <w:bottom w:val="single" w:color="000000" w:themeColor="text1" w:sz="4" w:space="0"/>
-        <w:right w:val="single" w:color="000000" w:themeColor="text1" w:sz="4" w:space="0"/>
-        <w:insideH w:val="single" w:color="000000" w:themeColor="text1" w:sz="4" w:space="0"/>
-        <w:insideV w:val="single" w:color="000000" w:themeColor="text1" w:sz="4" w:space="0"/>
+        <w:top w:val="single" w:sz="4" w:space="0" w:color="000000" w:themeColor="text1"/>
+        <w:left w:val="single" w:sz="4" w:space="0" w:color="000000" w:themeColor="text1"/>
+        <w:bottom w:val="single" w:sz="4" w:space="0" w:color="000000" w:themeColor="text1"/>
+        <w:right w:val="single" w:sz="4" w:space="0" w:color="000000" w:themeColor="text1"/>
+        <w:insideH w:val="single" w:sz="4" w:space="0" w:color="000000" w:themeColor="text1"/>
+        <w:insideV w:val="single" w:sz="4" w:space="0" w:color="000000" w:themeColor="text1"/>
       </w:tblBorders>
     </w:tblPr>
   </w:style>
@@ -6379,7 +6014,7 @@
 </file>
 
 <file path=word/theme/theme1.xml><?xml version="1.0" encoding="utf-8"?>
-<a:theme xmlns:a="http://schemas.openxmlformats.org/drawingml/2006/main" xmlns:thm15="http://schemas.microsoft.com/office/thememl/2012/main" name="Office Theme">
+<a:theme xmlns:a="http://schemas.openxmlformats.org/drawingml/2006/main" name="Office Theme">
   <a:themeElements>
     <a:clrScheme name="Office">
       <a:dk1>

--- a/public/Appendices List.docx
+++ b/public/Appendices List.docx
@@ -72,9 +72,9 @@
         <w:tblLook w:val="04A0" w:firstRow="1" w:lastRow="0" w:firstColumn="1" w:lastColumn="0" w:noHBand="0" w:noVBand="1"/>
       </w:tblPr>
       <w:tblGrid>
-        <w:gridCol w:w="2102"/>
-        <w:gridCol w:w="3334"/>
-        <w:gridCol w:w="3904"/>
+        <w:gridCol w:w="1988"/>
+        <w:gridCol w:w="3402"/>
+        <w:gridCol w:w="3780"/>
       </w:tblGrid>
       <w:tr>
         <w:trPr>
@@ -82,7 +82,7 @@
         </w:trPr>
         <w:tc>
           <w:tcPr>
-            <w:tcW w:w="1950" w:type="dxa"/>
+            <w:tcW w:w="1988" w:type="dxa"/>
             <w:tcBorders>
               <w:top w:val="single" w:sz="8" w:space="0" w:color="auto"/>
               <w:left w:val="single" w:sz="8" w:space="0" w:color="auto"/>
@@ -115,7 +115,7 @@
         </w:tc>
         <w:tc>
           <w:tcPr>
-            <w:tcW w:w="4350" w:type="dxa"/>
+            <w:tcW w:w="3402" w:type="dxa"/>
             <w:tcBorders>
               <w:top w:val="single" w:sz="8" w:space="0" w:color="auto"/>
               <w:left w:val="single" w:sz="8" w:space="0" w:color="auto"/>
@@ -148,7 +148,7 @@
         </w:tc>
         <w:tc>
           <w:tcPr>
-            <w:tcW w:w="4320" w:type="dxa"/>
+            <w:tcW w:w="3780" w:type="dxa"/>
             <w:tcBorders>
               <w:top w:val="single" w:sz="8" w:space="0" w:color="auto"/>
               <w:left w:val="single" w:sz="8" w:space="0" w:color="auto"/>
@@ -187,7 +187,7 @@
         </w:trPr>
         <w:tc>
           <w:tcPr>
-            <w:tcW w:w="1950" w:type="dxa"/>
+            <w:tcW w:w="1988" w:type="dxa"/>
             <w:tcBorders>
               <w:top w:val="single" w:sz="8" w:space="0" w:color="auto"/>
               <w:left w:val="single" w:sz="8" w:space="0" w:color="auto"/>
@@ -220,7 +220,7 @@
         </w:tc>
         <w:tc>
           <w:tcPr>
-            <w:tcW w:w="4350" w:type="dxa"/>
+            <w:tcW w:w="3402" w:type="dxa"/>
             <w:tcBorders>
               <w:top w:val="single" w:sz="8" w:space="0" w:color="auto"/>
               <w:left w:val="single" w:sz="8" w:space="0" w:color="auto"/>
@@ -261,7 +261,7 @@
         </w:tc>
         <w:tc>
           <w:tcPr>
-            <w:tcW w:w="4320" w:type="dxa"/>
+            <w:tcW w:w="3780" w:type="dxa"/>
             <w:tcBorders>
               <w:top w:val="single" w:sz="8" w:space="0" w:color="auto"/>
               <w:left w:val="single" w:sz="8" w:space="0" w:color="auto"/>
@@ -434,7 +434,7 @@
         </w:trPr>
         <w:tc>
           <w:tcPr>
-            <w:tcW w:w="1950" w:type="dxa"/>
+            <w:tcW w:w="1988" w:type="dxa"/>
             <w:tcBorders>
               <w:top w:val="single" w:sz="8" w:space="0" w:color="auto"/>
               <w:left w:val="single" w:sz="8" w:space="0" w:color="auto"/>
@@ -467,7 +467,7 @@
         </w:tc>
         <w:tc>
           <w:tcPr>
-            <w:tcW w:w="4350" w:type="dxa"/>
+            <w:tcW w:w="3402" w:type="dxa"/>
             <w:tcBorders>
               <w:top w:val="single" w:sz="8" w:space="0" w:color="auto"/>
               <w:left w:val="single" w:sz="8" w:space="0" w:color="auto"/>
@@ -500,7 +500,7 @@
         </w:tc>
         <w:tc>
           <w:tcPr>
-            <w:tcW w:w="4320" w:type="dxa"/>
+            <w:tcW w:w="3780" w:type="dxa"/>
             <w:tcBorders>
               <w:top w:val="single" w:sz="8" w:space="0" w:color="auto"/>
               <w:left w:val="single" w:sz="8" w:space="0" w:color="auto"/>
@@ -589,7 +589,7 @@
         </w:trPr>
         <w:tc>
           <w:tcPr>
-            <w:tcW w:w="1950" w:type="dxa"/>
+            <w:tcW w:w="1988" w:type="dxa"/>
             <w:tcBorders>
               <w:top w:val="single" w:sz="8" w:space="0" w:color="auto"/>
               <w:left w:val="single" w:sz="8" w:space="0" w:color="auto"/>
@@ -622,7 +622,7 @@
         </w:tc>
         <w:tc>
           <w:tcPr>
-            <w:tcW w:w="4350" w:type="dxa"/>
+            <w:tcW w:w="3402" w:type="dxa"/>
             <w:tcBorders>
               <w:top w:val="single" w:sz="8" w:space="0" w:color="auto"/>
               <w:left w:val="single" w:sz="8" w:space="0" w:color="auto"/>
@@ -655,7 +655,7 @@
         </w:tc>
         <w:tc>
           <w:tcPr>
-            <w:tcW w:w="4320" w:type="dxa"/>
+            <w:tcW w:w="3780" w:type="dxa"/>
             <w:tcBorders>
               <w:top w:val="single" w:sz="8" w:space="0" w:color="auto"/>
               <w:left w:val="single" w:sz="8" w:space="0" w:color="auto"/>
@@ -698,7 +698,7 @@
         </w:trPr>
         <w:tc>
           <w:tcPr>
-            <w:tcW w:w="1950" w:type="dxa"/>
+            <w:tcW w:w="1988" w:type="dxa"/>
             <w:tcBorders>
               <w:top w:val="single" w:sz="8" w:space="0" w:color="auto"/>
               <w:left w:val="single" w:sz="8" w:space="0" w:color="auto"/>
@@ -731,7 +731,7 @@
         </w:tc>
         <w:tc>
           <w:tcPr>
-            <w:tcW w:w="4350" w:type="dxa"/>
+            <w:tcW w:w="3402" w:type="dxa"/>
             <w:tcBorders>
               <w:top w:val="single" w:sz="8" w:space="0" w:color="auto"/>
               <w:left w:val="single" w:sz="8" w:space="0" w:color="auto"/>
@@ -764,7 +764,7 @@
         </w:tc>
         <w:tc>
           <w:tcPr>
-            <w:tcW w:w="4320" w:type="dxa"/>
+            <w:tcW w:w="3780" w:type="dxa"/>
             <w:tcBorders>
               <w:top w:val="single" w:sz="8" w:space="0" w:color="auto"/>
               <w:left w:val="single" w:sz="8" w:space="0" w:color="auto"/>
@@ -874,7 +874,7 @@
         </w:trPr>
         <w:tc>
           <w:tcPr>
-            <w:tcW w:w="1950" w:type="dxa"/>
+            <w:tcW w:w="1988" w:type="dxa"/>
             <w:tcBorders>
               <w:top w:val="single" w:sz="8" w:space="0" w:color="auto"/>
               <w:left w:val="single" w:sz="8" w:space="0" w:color="auto"/>
@@ -907,7 +907,7 @@
         </w:tc>
         <w:tc>
           <w:tcPr>
-            <w:tcW w:w="4350" w:type="dxa"/>
+            <w:tcW w:w="3402" w:type="dxa"/>
             <w:tcBorders>
               <w:top w:val="single" w:sz="8" w:space="0" w:color="auto"/>
               <w:left w:val="single" w:sz="8" w:space="0" w:color="auto"/>
@@ -940,7 +940,7 @@
         </w:tc>
         <w:tc>
           <w:tcPr>
-            <w:tcW w:w="4320" w:type="dxa"/>
+            <w:tcW w:w="3780" w:type="dxa"/>
             <w:tcBorders>
               <w:top w:val="single" w:sz="8" w:space="0" w:color="auto"/>
               <w:left w:val="single" w:sz="8" w:space="0" w:color="auto"/>
@@ -1006,7 +1006,7 @@
         </w:trPr>
         <w:tc>
           <w:tcPr>
-            <w:tcW w:w="1950" w:type="dxa"/>
+            <w:tcW w:w="1988" w:type="dxa"/>
             <w:tcBorders>
               <w:top w:val="single" w:sz="8" w:space="0" w:color="auto"/>
               <w:left w:val="single" w:sz="8" w:space="0" w:color="auto"/>
@@ -1039,7 +1039,7 @@
         </w:tc>
         <w:tc>
           <w:tcPr>
-            <w:tcW w:w="4350" w:type="dxa"/>
+            <w:tcW w:w="3402" w:type="dxa"/>
             <w:tcBorders>
               <w:top w:val="single" w:sz="8" w:space="0" w:color="auto"/>
               <w:left w:val="single" w:sz="8" w:space="0" w:color="auto"/>
@@ -1072,7 +1072,7 @@
         </w:tc>
         <w:tc>
           <w:tcPr>
-            <w:tcW w:w="4320" w:type="dxa"/>
+            <w:tcW w:w="3780" w:type="dxa"/>
             <w:tcBorders>
               <w:top w:val="single" w:sz="8" w:space="0" w:color="auto"/>
               <w:left w:val="single" w:sz="8" w:space="0" w:color="auto"/>
@@ -1138,7 +1138,7 @@
         </w:trPr>
         <w:tc>
           <w:tcPr>
-            <w:tcW w:w="1950" w:type="dxa"/>
+            <w:tcW w:w="1988" w:type="dxa"/>
             <w:tcBorders>
               <w:top w:val="single" w:sz="8" w:space="0" w:color="auto"/>
               <w:left w:val="single" w:sz="8" w:space="0" w:color="auto"/>
@@ -1171,7 +1171,7 @@
         </w:tc>
         <w:tc>
           <w:tcPr>
-            <w:tcW w:w="4350" w:type="dxa"/>
+            <w:tcW w:w="3402" w:type="dxa"/>
             <w:tcBorders>
               <w:top w:val="single" w:sz="8" w:space="0" w:color="auto"/>
               <w:left w:val="single" w:sz="8" w:space="0" w:color="auto"/>
@@ -1204,7 +1204,7 @@
         </w:tc>
         <w:tc>
           <w:tcPr>
-            <w:tcW w:w="4320" w:type="dxa"/>
+            <w:tcW w:w="3780" w:type="dxa"/>
             <w:tcBorders>
               <w:top w:val="single" w:sz="8" w:space="0" w:color="auto"/>
               <w:left w:val="single" w:sz="8" w:space="0" w:color="auto"/>
@@ -1279,7 +1279,7 @@
         </w:trPr>
         <w:tc>
           <w:tcPr>
-            <w:tcW w:w="1950" w:type="dxa"/>
+            <w:tcW w:w="1988" w:type="dxa"/>
             <w:tcBorders>
               <w:top w:val="single" w:sz="8" w:space="0" w:color="auto"/>
               <w:left w:val="single" w:sz="8" w:space="0" w:color="auto"/>
@@ -1313,7 +1313,7 @@
         </w:tc>
         <w:tc>
           <w:tcPr>
-            <w:tcW w:w="4350" w:type="dxa"/>
+            <w:tcW w:w="3402" w:type="dxa"/>
             <w:tcBorders>
               <w:top w:val="single" w:sz="8" w:space="0" w:color="auto"/>
               <w:left w:val="single" w:sz="8" w:space="0" w:color="auto"/>
@@ -1346,7 +1346,7 @@
         </w:tc>
         <w:tc>
           <w:tcPr>
-            <w:tcW w:w="4320" w:type="dxa"/>
+            <w:tcW w:w="3780" w:type="dxa"/>
             <w:tcBorders>
               <w:top w:val="single" w:sz="8" w:space="0" w:color="auto"/>
               <w:left w:val="single" w:sz="8" w:space="0" w:color="auto"/>
@@ -1412,7 +1412,7 @@
         </w:trPr>
         <w:tc>
           <w:tcPr>
-            <w:tcW w:w="1950" w:type="dxa"/>
+            <w:tcW w:w="1988" w:type="dxa"/>
             <w:tcBorders>
               <w:top w:val="single" w:sz="8" w:space="0" w:color="auto"/>
               <w:left w:val="single" w:sz="8" w:space="0" w:color="auto"/>
@@ -1445,7 +1445,7 @@
         </w:tc>
         <w:tc>
           <w:tcPr>
-            <w:tcW w:w="4350" w:type="dxa"/>
+            <w:tcW w:w="3402" w:type="dxa"/>
             <w:tcBorders>
               <w:top w:val="single" w:sz="8" w:space="0" w:color="auto"/>
               <w:left w:val="single" w:sz="8" w:space="0" w:color="auto"/>
@@ -1476,7 +1476,7 @@
         </w:tc>
         <w:tc>
           <w:tcPr>
-            <w:tcW w:w="4320" w:type="dxa"/>
+            <w:tcW w:w="3780" w:type="dxa"/>
             <w:tcBorders>
               <w:top w:val="single" w:sz="8" w:space="0" w:color="auto"/>
               <w:left w:val="single" w:sz="8" w:space="0" w:color="auto"/>
@@ -1542,7 +1542,7 @@
         </w:trPr>
         <w:tc>
           <w:tcPr>
-            <w:tcW w:w="1950" w:type="dxa"/>
+            <w:tcW w:w="1988" w:type="dxa"/>
             <w:tcBorders>
               <w:top w:val="single" w:sz="8" w:space="0" w:color="auto"/>
               <w:left w:val="single" w:sz="8" w:space="0" w:color="auto"/>
@@ -1575,7 +1575,7 @@
         </w:tc>
         <w:tc>
           <w:tcPr>
-            <w:tcW w:w="4350" w:type="dxa"/>
+            <w:tcW w:w="3402" w:type="dxa"/>
             <w:tcBorders>
               <w:top w:val="single" w:sz="8" w:space="0" w:color="auto"/>
               <w:left w:val="single" w:sz="8" w:space="0" w:color="auto"/>
@@ -1608,7 +1608,7 @@
         </w:tc>
         <w:tc>
           <w:tcPr>
-            <w:tcW w:w="4320" w:type="dxa"/>
+            <w:tcW w:w="3780" w:type="dxa"/>
             <w:tcBorders>
               <w:top w:val="single" w:sz="8" w:space="0" w:color="auto"/>
               <w:left w:val="single" w:sz="8" w:space="0" w:color="auto"/>
@@ -1720,7 +1720,7 @@
         </w:trPr>
         <w:tc>
           <w:tcPr>
-            <w:tcW w:w="1950" w:type="dxa"/>
+            <w:tcW w:w="1988" w:type="dxa"/>
             <w:tcBorders>
               <w:top w:val="single" w:sz="8" w:space="0" w:color="auto"/>
               <w:left w:val="single" w:sz="8" w:space="0" w:color="auto"/>
@@ -1753,7 +1753,7 @@
         </w:tc>
         <w:tc>
           <w:tcPr>
-            <w:tcW w:w="4350" w:type="dxa"/>
+            <w:tcW w:w="3402" w:type="dxa"/>
             <w:tcBorders>
               <w:top w:val="single" w:sz="8" w:space="0" w:color="auto"/>
               <w:left w:val="single" w:sz="8" w:space="0" w:color="auto"/>
@@ -1786,7 +1786,7 @@
         </w:tc>
         <w:tc>
           <w:tcPr>
-            <w:tcW w:w="4320" w:type="dxa"/>
+            <w:tcW w:w="3780" w:type="dxa"/>
             <w:tcBorders>
               <w:top w:val="single" w:sz="8" w:space="0" w:color="auto"/>
               <w:left w:val="single" w:sz="8" w:space="0" w:color="auto"/>
@@ -1852,7 +1852,7 @@
         </w:trPr>
         <w:tc>
           <w:tcPr>
-            <w:tcW w:w="1950" w:type="dxa"/>
+            <w:tcW w:w="1988" w:type="dxa"/>
             <w:tcBorders>
               <w:top w:val="single" w:sz="8" w:space="0" w:color="auto"/>
               <w:left w:val="single" w:sz="8" w:space="0" w:color="auto"/>
@@ -1885,7 +1885,7 @@
         </w:tc>
         <w:tc>
           <w:tcPr>
-            <w:tcW w:w="4350" w:type="dxa"/>
+            <w:tcW w:w="3402" w:type="dxa"/>
             <w:tcBorders>
               <w:top w:val="single" w:sz="8" w:space="0" w:color="auto"/>
               <w:left w:val="single" w:sz="8" w:space="0" w:color="auto"/>
@@ -1934,7 +1934,7 @@
         </w:tc>
         <w:tc>
           <w:tcPr>
-            <w:tcW w:w="4320" w:type="dxa"/>
+            <w:tcW w:w="3780" w:type="dxa"/>
             <w:tcBorders>
               <w:top w:val="single" w:sz="8" w:space="0" w:color="auto"/>
               <w:left w:val="single" w:sz="8" w:space="0" w:color="auto"/>
@@ -2046,7 +2046,7 @@
         </w:trPr>
         <w:tc>
           <w:tcPr>
-            <w:tcW w:w="1950" w:type="dxa"/>
+            <w:tcW w:w="1988" w:type="dxa"/>
             <w:tcBorders>
               <w:top w:val="single" w:sz="8" w:space="0" w:color="auto"/>
               <w:left w:val="single" w:sz="8" w:space="0" w:color="auto"/>
@@ -2079,7 +2079,7 @@
         </w:tc>
         <w:tc>
           <w:tcPr>
-            <w:tcW w:w="4350" w:type="dxa"/>
+            <w:tcW w:w="3402" w:type="dxa"/>
             <w:tcBorders>
               <w:top w:val="single" w:sz="8" w:space="0" w:color="auto"/>
               <w:left w:val="single" w:sz="8" w:space="0" w:color="auto"/>
@@ -2112,7 +2112,7 @@
         </w:tc>
         <w:tc>
           <w:tcPr>
-            <w:tcW w:w="4320" w:type="dxa"/>
+            <w:tcW w:w="3780" w:type="dxa"/>
             <w:tcBorders>
               <w:top w:val="single" w:sz="8" w:space="0" w:color="auto"/>
               <w:left w:val="single" w:sz="8" w:space="0" w:color="auto"/>
@@ -2155,7 +2155,7 @@
         </w:trPr>
         <w:tc>
           <w:tcPr>
-            <w:tcW w:w="1950" w:type="dxa"/>
+            <w:tcW w:w="1988" w:type="dxa"/>
             <w:tcBorders>
               <w:top w:val="single" w:sz="8" w:space="0" w:color="auto"/>
               <w:left w:val="single" w:sz="8" w:space="0" w:color="auto"/>
@@ -2189,7 +2189,7 @@
         </w:tc>
         <w:tc>
           <w:tcPr>
-            <w:tcW w:w="4350" w:type="dxa"/>
+            <w:tcW w:w="3402" w:type="dxa"/>
             <w:tcBorders>
               <w:top w:val="single" w:sz="8" w:space="0" w:color="auto"/>
               <w:left w:val="single" w:sz="8" w:space="0" w:color="auto"/>
@@ -2238,7 +2238,7 @@
         </w:tc>
         <w:tc>
           <w:tcPr>
-            <w:tcW w:w="4320" w:type="dxa"/>
+            <w:tcW w:w="3780" w:type="dxa"/>
             <w:tcBorders>
               <w:top w:val="single" w:sz="8" w:space="0" w:color="auto"/>
               <w:left w:val="single" w:sz="8" w:space="0" w:color="auto"/>
@@ -2304,7 +2304,7 @@
         </w:trPr>
         <w:tc>
           <w:tcPr>
-            <w:tcW w:w="1950" w:type="dxa"/>
+            <w:tcW w:w="1988" w:type="dxa"/>
             <w:tcBorders>
               <w:top w:val="single" w:sz="8" w:space="0" w:color="auto"/>
               <w:left w:val="single" w:sz="8" w:space="0" w:color="auto"/>
@@ -2345,7 +2345,7 @@
         </w:tc>
         <w:tc>
           <w:tcPr>
-            <w:tcW w:w="4350" w:type="dxa"/>
+            <w:tcW w:w="3402" w:type="dxa"/>
             <w:tcBorders>
               <w:top w:val="single" w:sz="8" w:space="0" w:color="auto"/>
               <w:left w:val="single" w:sz="8" w:space="0" w:color="auto"/>
@@ -2518,7 +2518,7 @@
         </w:tc>
         <w:tc>
           <w:tcPr>
-            <w:tcW w:w="4320" w:type="dxa"/>
+            <w:tcW w:w="3780" w:type="dxa"/>
             <w:tcBorders>
               <w:top w:val="single" w:sz="8" w:space="0" w:color="auto"/>
               <w:left w:val="single" w:sz="8" w:space="0" w:color="auto"/>
@@ -2670,7 +2670,7 @@
         </w:trPr>
         <w:tc>
           <w:tcPr>
-            <w:tcW w:w="1950" w:type="dxa"/>
+            <w:tcW w:w="1988" w:type="dxa"/>
             <w:tcBorders>
               <w:top w:val="single" w:sz="8" w:space="0" w:color="auto"/>
               <w:left w:val="single" w:sz="8" w:space="0" w:color="auto"/>
@@ -2703,7 +2703,7 @@
         </w:tc>
         <w:tc>
           <w:tcPr>
-            <w:tcW w:w="4350" w:type="dxa"/>
+            <w:tcW w:w="3402" w:type="dxa"/>
             <w:tcBorders>
               <w:top w:val="single" w:sz="8" w:space="0" w:color="auto"/>
               <w:left w:val="single" w:sz="8" w:space="0" w:color="auto"/>
@@ -2736,7 +2736,7 @@
         </w:tc>
         <w:tc>
           <w:tcPr>
-            <w:tcW w:w="4320" w:type="dxa"/>
+            <w:tcW w:w="3780" w:type="dxa"/>
             <w:tcBorders>
               <w:top w:val="single" w:sz="8" w:space="0" w:color="auto"/>
               <w:left w:val="single" w:sz="8" w:space="0" w:color="auto"/>
@@ -2848,7 +2848,7 @@
         </w:trPr>
         <w:tc>
           <w:tcPr>
-            <w:tcW w:w="2173" w:type="dxa"/>
+            <w:tcW w:w="1988" w:type="dxa"/>
             <w:tcBorders>
               <w:top w:val="single" w:sz="8" w:space="0" w:color="auto"/>
               <w:left w:val="single" w:sz="8" w:space="0" w:color="auto"/>
@@ -2934,7 +2934,7 @@
         </w:tc>
         <w:tc>
           <w:tcPr>
-            <w:tcW w:w="3260" w:type="dxa"/>
+            <w:tcW w:w="3402" w:type="dxa"/>
             <w:tcBorders>
               <w:top w:val="single" w:sz="8" w:space="0" w:color="auto"/>
               <w:left w:val="single" w:sz="8" w:space="0" w:color="auto"/>
@@ -2983,7 +2983,7 @@
         </w:tc>
         <w:tc>
           <w:tcPr>
-            <w:tcW w:w="3907" w:type="dxa"/>
+            <w:tcW w:w="3780" w:type="dxa"/>
             <w:tcBorders>
               <w:top w:val="single" w:sz="8" w:space="0" w:color="auto"/>
               <w:left w:val="single" w:sz="8" w:space="0" w:color="auto"/>
